--- a/TaskPe-App-Listing.docx
+++ b/TaskPe-App-Listing.docx
@@ -302,7 +302,7 @@
         <w:rPr>
           <w:b/>
           <w:color w:val="0B5C57"/>
-          <w:sz w:val="24"/>
+          <w:sz w:val="26"/>
         </w:rPr>
         <w:t>1. Choose a primary listing language</w:t>
       </w:r>
@@ -709,7 +709,7 @@
         <w:rPr>
           <w:b/>
           <w:color w:val="0B5C57"/>
-          <w:sz w:val="24"/>
+          <w:sz w:val="26"/>
         </w:rPr>
         <w:t>2. Listing copy</w:t>
       </w:r>
@@ -1132,7 +1132,7 @@
         <w:rPr>
           <w:b/>
           <w:color w:val="0B5C57"/>
-          <w:sz w:val="22"/>
+          <w:sz w:val="23"/>
         </w:rPr>
         <w:t>Feature list (≤80 characters each)</w:t>
       </w:r>
@@ -1218,7 +1218,7 @@
         <w:rPr>
           <w:b/>
           <w:color w:val="0B5C57"/>
-          <w:sz w:val="22"/>
+          <w:sz w:val="23"/>
         </w:rPr>
         <w:t>Integrations (≤6 — not Shopify itself, and only real integrations)</w:t>
       </w:r>
@@ -1266,7 +1266,7 @@
         <w:rPr>
           <w:b/>
           <w:color w:val="0B5C57"/>
-          <w:sz w:val="22"/>
+          <w:sz w:val="23"/>
         </w:rPr>
         <w:t>Search terms (≤5, complete words, one idea each)</w:t>
       </w:r>
@@ -1345,7 +1345,7 @@
         <w:rPr>
           <w:b/>
           <w:color w:val="0B5C57"/>
-          <w:sz w:val="22"/>
+          <w:sz w:val="23"/>
         </w:rPr>
         <w:t>Categories and tags</w:t>
       </w:r>
@@ -1645,7 +1645,7 @@
         <w:rPr>
           <w:b/>
           <w:color w:val="0B5C57"/>
-          <w:sz w:val="22"/>
+          <w:sz w:val="23"/>
         </w:rPr>
         <w:t>Pricing section</w:t>
       </w:r>
@@ -2127,7 +2127,7 @@
         <w:rPr>
           <w:b/>
           <w:color w:val="0B5C57"/>
-          <w:sz w:val="22"/>
+          <w:sz w:val="23"/>
         </w:rPr>
         <w:t>Links, support and eligibility</w:t>
       </w:r>
@@ -2617,7 +2617,7 @@
         <w:rPr>
           <w:b/>
           <w:color w:val="0B5C57"/>
-          <w:sz w:val="24"/>
+          <w:sz w:val="26"/>
         </w:rPr>
         <w:t>3. Media: files, spec and alt text</w:t>
       </w:r>
@@ -3256,7 +3256,7 @@
         <w:rPr>
           <w:b/>
           <w:color w:val="0B5C57"/>
-          <w:sz w:val="22"/>
+          <w:sz w:val="23"/>
         </w:rPr>
         <w:t>Alt text — one per image, two lengths</w:t>
       </w:r>
@@ -3816,7 +3816,7 @@
         <w:rPr>
           <w:b/>
           <w:color w:val="0B5C57"/>
-          <w:sz w:val="24"/>
+          <w:sz w:val="26"/>
         </w:rPr>
         <w:t>4. API access requests → Protected customer data</w:t>
       </w:r>
@@ -4139,7 +4139,7 @@
         <w:rPr>
           <w:b/>
           <w:color w:val="0B5C57"/>
-          <w:sz w:val="22"/>
+          <w:sz w:val="23"/>
         </w:rPr>
         <w:t>The one decision to make before you paste</w:t>
       </w:r>
@@ -4647,7 +4647,7 @@
         <w:rPr>
           <w:b/>
           <w:color w:val="0B5C57"/>
-          <w:sz w:val="22"/>
+          <w:sz w:val="23"/>
         </w:rPr>
         <w:t>Reason A — paste into the “Protected customer data” reason box</w:t>
       </w:r>
@@ -4991,7 +4991,7 @@
         <w:rPr>
           <w:b/>
           <w:color w:val="0B5C57"/>
-          <w:sz w:val="22"/>
+          <w:sz w:val="23"/>
         </w:rPr>
         <w:t>Reason B — only if you keep the customer tab (Name field)</w:t>
       </w:r>
@@ -5031,7 +5031,7 @@
         <w:rPr>
           <w:b/>
           <w:color w:val="0B5C57"/>
-          <w:sz w:val="22"/>
+          <w:sz w:val="23"/>
         </w:rPr>
         <w:t>Scope-by-scope justification (same facts, per scope — some forms ask for one reason per scope)</w:t>
       </w:r>
@@ -5352,7 +5352,7 @@
         <w:rPr>
           <w:b/>
           <w:color w:val="0B5C57"/>
-          <w:sz w:val="24"/>
+          <w:sz w:val="26"/>
         </w:rPr>
         <w:t>5. Data protection details — answer per requirement</w:t>
       </w:r>
@@ -5745,7 +5745,7 @@
         <w:rPr>
           <w:b/>
           <w:color w:val="0B5C57"/>
-          <w:sz w:val="24"/>
+          <w:sz w:val="26"/>
         </w:rPr>
         <w:t xml:space="preserve">6. </w:t>
       </w:r>
@@ -5754,7 +5754,7 @@
           <w:rFonts w:ascii="Consolas" w:hAnsi="Consolas"/>
           <w:b/>
           <w:color w:val="0B5C57"/>
-          <w:sz w:val="23"/>
+          <w:sz w:val="25"/>
         </w:rPr>
         <w:t>read_all_orders</w:t>
       </w:r>
@@ -5762,7 +5762,7 @@
         <w:rPr>
           <w:b/>
           <w:color w:val="0B5C57"/>
-          <w:sz w:val="24"/>
+          <w:sz w:val="26"/>
         </w:rPr>
         <w:t xml:space="preserve"> — “describe your app and why you're applying for access”</w:t>
       </w:r>
@@ -5944,7 +5944,7 @@
         <w:rPr>
           <w:b/>
           <w:color w:val="0B5C57"/>
-          <w:sz w:val="24"/>
+          <w:sz w:val="26"/>
         </w:rPr>
         <w:t>7. App review instructions (4.5) — paste as-is</w:t>
       </w:r>
@@ -6204,7 +6204,7 @@
         <w:rPr>
           <w:b/>
           <w:color w:val="0B5C57"/>
-          <w:sz w:val="24"/>
+          <w:sz w:val="26"/>
         </w:rPr>
         <w:t>8. Rejection radar (read this before you press submit)</w:t>
       </w:r>
@@ -6719,7 +6719,7 @@
         <w:rPr>
           <w:b/>
           <w:color w:val="0B5C57"/>
-          <w:sz w:val="24"/>
+          <w:sz w:val="26"/>
         </w:rPr>
         <w:t>9. Field-length report (generated — regenerate after any copy edit)</w:t>
       </w:r>
@@ -8346,7 +8346,7 @@
         <w:rPr>
           <w:b/>
           <w:color w:val="0B5C57"/>
-          <w:sz w:val="22"/>
+          <w:sz w:val="23"/>
         </w:rPr>
         <w:t>Still to fill before submitting</w:t>
       </w:r>

--- a/TaskPe-App-Listing.docx
+++ b/TaskPe-App-Listing.docx
@@ -5954,7 +5954,20 @@
         <w:rPr>
           <w:sz w:val="21"/>
         </w:rPr>
-        <w:t>Shopify wants step-by-step instructions a reviewer can follow, and any screenshot that shows behaviour</w:t>
+        <w:t xml:space="preserve">This is </w:t>
+      </w:r>
+      <w:r>
+        <w:rPr>
+          <w:b/>
+          <w:sz w:val="21"/>
+        </w:rPr>
+        <w:t>`shopify-test-instructions.txt`, verbatim</w:t>
+      </w:r>
+      <w:r>
+        <w:rPr>
+          <w:sz w:val="21"/>
+        </w:rPr>
+        <w:t xml:space="preserve"> — that file is what you paste into the *App review</w:t>
       </w:r>
     </w:p>
     <w:p>
@@ -5962,192 +5975,1624 @@
         <w:rPr>
           <w:sz w:val="21"/>
         </w:rPr>
-        <w:t>needs the click path that produces it. Screencast in English; third-party test credentials must be real.</w:t>
+        <w:t>instructions* box, and it is the source of this section: edit the text file, then run</w:t>
       </w:r>
     </w:p>
     <w:p>
-      <w:pPr>
-        <w:pStyle w:val="ListNumber"/>
-        <w:spacing w:after="60"/>
-      </w:pPr>
+      <w:r>
+        <w:rPr>
+          <w:rFonts w:ascii="Consolas" w:hAnsi="Consolas"/>
+          <w:sz w:val="20"/>
+        </w:rPr>
+        <w:t>python3 tools/listing-copy.py &amp;&amp; python3 tools/make-docx.py</w:t>
+      </w:r>
       <w:r>
         <w:rPr>
           <w:sz w:val="21"/>
         </w:rPr>
-        <w:t>Install on a development store, then open the app from Shopify admin (Apps -&gt; TaskPe). The board loads with four seeded columns.</w:t>
+        <w:t xml:space="preserve"> and both documents follow. Every step states</w:t>
       </w:r>
     </w:p>
     <w:p>
-      <w:pPr>
-        <w:pStyle w:val="ListNumber"/>
-        <w:spacing w:after="60"/>
-      </w:pPr>
       <w:r>
         <w:rPr>
           <w:sz w:val="21"/>
         </w:rPr>
-        <w:t xml:space="preserve">Run </w:t>
+        <w:t xml:space="preserve">what to click </w:t>
+      </w:r>
+      <w:r>
+        <w:rPr>
+          <w:b/>
+          <w:sz w:val="21"/>
+        </w:rPr>
+        <w:t>and</w:t>
+      </w:r>
+      <w:r>
+        <w:rPr>
+          <w:sz w:val="21"/>
+        </w:rPr>
+        <w:t xml:space="preserve"> what to expect, because a reviewer who has to guess the expected result writes a</w:t>
+      </w:r>
+    </w:p>
+    <w:p>
+      <w:r>
+        <w:rPr>
+          <w:sz w:val="21"/>
+        </w:rPr>
+        <w:t xml:space="preserve">question instead of an approval; the bracketed </w:t>
       </w:r>
       <w:r>
         <w:rPr>
           <w:rFonts w:ascii="Consolas" w:hAnsi="Consolas"/>
           <w:sz w:val="20"/>
         </w:rPr>
-        <w:t>php artisan taskpe:demo-store</w:t>
+        <w:t>[ ... ]</w:t>
       </w:r>
       <w:r>
         <w:rPr>
           <w:sz w:val="21"/>
         </w:rPr>
-        <w:t xml:space="preserve"> on the dev store's app server (or use the seeded store we provide) so the cards below have data. Demo data is fabricated by us; no real customer exists behind it.</w:t>
+        <w:t xml:space="preserve"> bits are the credentials only you can fill.</w:t>
       </w:r>
     </w:p>
+    <w:tbl>
+      <w:tblPr>
+        <w:tblStyle w:val="TableGrid"/>
+        <w:tblW w:type="auto" w:w="0"/>
+        <w:jc w:val="center"/>
+        <w:tblLook w:firstColumn="1" w:firstRow="1" w:lastColumn="0" w:lastRow="0" w:noHBand="0" w:noVBand="1" w:val="04A0"/>
+      </w:tblPr>
+      <w:tblGrid>
+        <w:gridCol w:w="10224"/>
+      </w:tblGrid>
+      <w:tr>
+        <w:tc>
+          <w:tcPr>
+            <w:tcW w:type="dxa" w:w="10224"/>
+            <w:shd w:val="clear" w:color="auto" w:fill="F2F4F5"/>
+          </w:tcPr>
+          <w:p>
+            <w:pPr>
+              <w:spacing w:before="0" w:after="0"/>
+            </w:pPr>
+            <w:r/>
+            <w:r>
+              <w:rPr>
+                <w:rFonts w:ascii="Consolas" w:hAnsi="Consolas"/>
+                <w:color w:val="202428"/>
+                <w:sz w:val="18"/>
+              </w:rPr>
+              <w:t>TASKPE — APP REVIEW INSTRUCTIONS</w:t>
+            </w:r>
+          </w:p>
+          <w:p>
+            <w:pPr>
+              <w:spacing w:before="0" w:after="0"/>
+            </w:pPr>
+            <w:r>
+              <w:rPr>
+                <w:rFonts w:ascii="Consolas" w:hAnsi="Consolas"/>
+                <w:color w:val="202428"/>
+                <w:sz w:val="18"/>
+              </w:rPr>
+              <w:t>================================</w:t>
+            </w:r>
+          </w:p>
+          <w:p>
+            <w:pPr>
+              <w:spacing w:before="0" w:after="0"/>
+            </w:pPr>
+            <w:r>
+              <w:rPr>
+                <w:rFonts w:ascii="Consolas" w:hAnsi="Consolas"/>
+                <w:color w:val="202428"/>
+                <w:sz w:val="18"/>
+              </w:rPr>
+              <w:t xml:space="preserve"> </w:t>
+            </w:r>
+          </w:p>
+          <w:p>
+            <w:pPr>
+              <w:spacing w:before="0" w:after="0"/>
+            </w:pPr>
+            <w:r>
+              <w:rPr>
+                <w:rFonts w:ascii="Consolas" w:hAnsi="Consolas"/>
+                <w:color w:val="202428"/>
+                <w:sz w:val="18"/>
+              </w:rPr>
+              <w:t>WHAT THE APP IS</w:t>
+            </w:r>
+          </w:p>
+          <w:p>
+            <w:pPr>
+              <w:spacing w:before="0" w:after="0"/>
+            </w:pPr>
+            <w:r>
+              <w:rPr>
+                <w:rFonts w:ascii="Consolas" w:hAnsi="Consolas"/>
+                <w:color w:val="202428"/>
+                <w:sz w:val="18"/>
+              </w:rPr>
+              <w:t>TaskPe is an embedded Shopify admin app: the task board for the follow-ups a cash-on-delivery</w:t>
+            </w:r>
+          </w:p>
+          <w:p>
+            <w:pPr>
+              <w:spacing w:before="0" w:after="0"/>
+            </w:pPr>
+            <w:r>
+              <w:rPr>
+                <w:rFonts w:ascii="Consolas" w:hAnsi="Consolas"/>
+                <w:color w:val="202428"/>
+                <w:sz w:val="18"/>
+              </w:rPr>
+              <w:t>(COD) store has to do by hand — confirm a COD order before it ships, rescue a failed delivery</w:t>
+            </w:r>
+          </w:p>
+          <w:p>
+            <w:pPr>
+              <w:spacing w:before="0" w:after="0"/>
+            </w:pPr>
+            <w:r>
+              <w:rPr>
+                <w:rFonts w:ascii="Consolas" w:hAnsi="Consolas"/>
+                <w:color w:val="202428"/>
+                <w:sz w:val="18"/>
+              </w:rPr>
+              <w:t>(NDR), reconcile the COD remittance, fix an address. Tasks link to the Shopify order itself.</w:t>
+            </w:r>
+          </w:p>
+          <w:p>
+            <w:pPr>
+              <w:spacing w:before="0" w:after="0"/>
+            </w:pPr>
+            <w:r>
+              <w:rPr>
+                <w:rFonts w:ascii="Consolas" w:hAnsi="Consolas"/>
+                <w:color w:val="202428"/>
+                <w:sz w:val="18"/>
+              </w:rPr>
+              <w:t>Staff without a Shopify seat use the same board on a phone. Nothing is added to the storefront:</w:t>
+            </w:r>
+          </w:p>
+          <w:p>
+            <w:pPr>
+              <w:spacing w:before="0" w:after="0"/>
+            </w:pPr>
+            <w:r>
+              <w:rPr>
+                <w:rFonts w:ascii="Consolas" w:hAnsi="Consolas"/>
+                <w:color w:val="202428"/>
+                <w:sz w:val="18"/>
+              </w:rPr>
+              <w:t>no scripts, no theme files, no theme app embed, so storefront performance is unchanged.</w:t>
+            </w:r>
+          </w:p>
+          <w:p>
+            <w:pPr>
+              <w:spacing w:before="0" w:after="0"/>
+            </w:pPr>
+            <w:r>
+              <w:rPr>
+                <w:rFonts w:ascii="Consolas" w:hAnsi="Consolas"/>
+                <w:color w:val="202428"/>
+                <w:sz w:val="18"/>
+              </w:rPr>
+              <w:t xml:space="preserve"> </w:t>
+            </w:r>
+          </w:p>
+          <w:p>
+            <w:pPr>
+              <w:spacing w:before="0" w:after="0"/>
+            </w:pPr>
+            <w:r>
+              <w:rPr>
+                <w:rFonts w:ascii="Consolas" w:hAnsi="Consolas"/>
+                <w:color w:val="202428"/>
+                <w:sz w:val="18"/>
+              </w:rPr>
+              <w:t>REVIEW STORE (provided for testing)</w:t>
+            </w:r>
+          </w:p>
+          <w:p>
+            <w:pPr>
+              <w:spacing w:before="0" w:after="0"/>
+            </w:pPr>
+            <w:r>
+              <w:rPr>
+                <w:rFonts w:ascii="Consolas" w:hAnsi="Consolas"/>
+                <w:color w:val="202428"/>
+                <w:sz w:val="18"/>
+              </w:rPr>
+              <w:t xml:space="preserve">  Store:       [DEV STORE].myshopify.com    collaborator/store password: [ ... ]</w:t>
+            </w:r>
+          </w:p>
+          <w:p>
+            <w:pPr>
+              <w:spacing w:before="0" w:after="0"/>
+            </w:pPr>
+            <w:r>
+              <w:rPr>
+                <w:rFonts w:ascii="Consolas" w:hAnsi="Consolas"/>
+                <w:color w:val="202428"/>
+                <w:sz w:val="18"/>
+              </w:rPr>
+              <w:t xml:space="preserve">  Staff portal: TaskPe in admin -&gt; Team tab -&gt; "Portal link" -&gt; copy that personal link. Opening</w:t>
+            </w:r>
+          </w:p>
+          <w:p>
+            <w:pPr>
+              <w:spacing w:before="0" w:after="0"/>
+            </w:pPr>
+            <w:r>
+              <w:rPr>
+                <w:rFonts w:ascii="Consolas" w:hAnsi="Consolas"/>
+                <w:color w:val="202428"/>
+                <w:sz w:val="18"/>
+              </w:rPr>
+              <w:t xml:space="preserve">                it signs the member in, with no Shopify login.</w:t>
+            </w:r>
+          </w:p>
+          <w:p>
+            <w:pPr>
+              <w:spacing w:before="0" w:after="0"/>
+            </w:pPr>
+            <w:r>
+              <w:rPr>
+                <w:rFonts w:ascii="Consolas" w:hAnsi="Consolas"/>
+                <w:color w:val="202428"/>
+                <w:sz w:val="18"/>
+              </w:rPr>
+              <w:t xml:space="preserve">  WhatsApp step: needs a Whatify key connected in Settings (a test key is fine); skip step 8 if</w:t>
+            </w:r>
+          </w:p>
+          <w:p>
+            <w:pPr>
+              <w:spacing w:before="0" w:after="0"/>
+            </w:pPr>
+            <w:r>
+              <w:rPr>
+                <w:rFonts w:ascii="Consolas" w:hAnsi="Consolas"/>
+                <w:color w:val="202428"/>
+                <w:sz w:val="18"/>
+              </w:rPr>
+              <w:t xml:space="preserve">                you do not want to exercise delivery.</w:t>
+            </w:r>
+          </w:p>
+          <w:p>
+            <w:pPr>
+              <w:spacing w:before="0" w:after="0"/>
+            </w:pPr>
+            <w:r>
+              <w:rPr>
+                <w:rFonts w:ascii="Consolas" w:hAnsi="Consolas"/>
+                <w:color w:val="202428"/>
+                <w:sz w:val="18"/>
+              </w:rPr>
+              <w:t xml:space="preserve">  The store is pre-seeded so the board is not empty: columns, about ten tasks with checklists and</w:t>
+            </w:r>
+          </w:p>
+          <w:p>
+            <w:pPr>
+              <w:spacing w:before="0" w:after="0"/>
+            </w:pPr>
+            <w:r>
+              <w:rPr>
+                <w:rFonts w:ascii="Consolas" w:hAnsi="Consolas"/>
+                <w:color w:val="202428"/>
+                <w:sz w:val="18"/>
+              </w:rPr>
+              <w:t xml:space="preserve">  orders spread across several months. [adjust this line to whatever you seed] A brand-new install</w:t>
+            </w:r>
+          </w:p>
+          <w:p>
+            <w:pPr>
+              <w:spacing w:before="0" w:after="0"/>
+            </w:pPr>
+            <w:r>
+              <w:rPr>
+                <w:rFonts w:ascii="Consolas" w:hAnsi="Consolas"/>
+                <w:color w:val="202428"/>
+                <w:sz w:val="18"/>
+              </w:rPr>
+              <w:t xml:space="preserve">  instead shows one empty board with "+ Add column" — that is the intended empty state, not a bug.</w:t>
+            </w:r>
+          </w:p>
+          <w:p>
+            <w:pPr>
+              <w:spacing w:before="0" w:after="0"/>
+            </w:pPr>
+            <w:r>
+              <w:rPr>
+                <w:rFonts w:ascii="Consolas" w:hAnsi="Consolas"/>
+                <w:color w:val="202428"/>
+                <w:sz w:val="18"/>
+              </w:rPr>
+              <w:t xml:space="preserve"> </w:t>
+            </w:r>
+          </w:p>
+          <w:p>
+            <w:pPr>
+              <w:spacing w:before="0" w:after="0"/>
+            </w:pPr>
+            <w:r>
+              <w:rPr>
+                <w:rFonts w:ascii="Consolas" w:hAnsi="Consolas"/>
+                <w:color w:val="202428"/>
+                <w:sz w:val="18"/>
+              </w:rPr>
+              <w:t>1. INSTALL AND SCOPES</w:t>
+            </w:r>
+          </w:p>
+          <w:p>
+            <w:pPr>
+              <w:spacing w:before="0" w:after="0"/>
+            </w:pPr>
+            <w:r>
+              <w:rPr>
+                <w:rFonts w:ascii="Consolas" w:hAnsi="Consolas"/>
+                <w:color w:val="202428"/>
+                <w:sz w:val="18"/>
+              </w:rPr>
+              <w:t xml:space="preserve">   Install from the listing and approve the permission screen.</w:t>
+            </w:r>
+          </w:p>
+          <w:p>
+            <w:pPr>
+              <w:spacing w:before="0" w:after="0"/>
+            </w:pPr>
+            <w:r>
+              <w:rPr>
+                <w:rFonts w:ascii="Consolas" w:hAnsi="Consolas"/>
+                <w:color w:val="202428"/>
+                <w:sz w:val="18"/>
+              </w:rPr>
+              <w:t xml:space="preserve">   Expected: the scopes offered are read_orders, read_products, read_content (plus read_customers</w:t>
+            </w:r>
+          </w:p>
+          <w:p>
+            <w:pPr>
+              <w:spacing w:before="0" w:after="0"/>
+            </w:pPr>
+            <w:r>
+              <w:rPr>
+                <w:rFonts w:ascii="Consolas" w:hAnsi="Consolas"/>
+                <w:color w:val="202428"/>
+                <w:sz w:val="18"/>
+              </w:rPr>
+              <w:t xml:space="preserve">   while the picker still has a Customers tab). No write scope, no read_all_orders (see step 4).</w:t>
+            </w:r>
+          </w:p>
+          <w:p>
+            <w:pPr>
+              <w:spacing w:before="0" w:after="0"/>
+            </w:pPr>
+            <w:r>
+              <w:rPr>
+                <w:rFonts w:ascii="Consolas" w:hAnsi="Consolas"/>
+                <w:color w:val="202428"/>
+                <w:sz w:val="18"/>
+              </w:rPr>
+              <w:t xml:space="preserve">   After the redirect the board loads inside the admin from a single /api/board request, and</w:t>
+            </w:r>
+          </w:p>
+          <w:p>
+            <w:pPr>
+              <w:spacing w:before="0" w:after="0"/>
+            </w:pPr>
+            <w:r>
+              <w:rPr>
+                <w:rFonts w:ascii="Consolas" w:hAnsi="Consolas"/>
+                <w:color w:val="202428"/>
+                <w:sz w:val="18"/>
+              </w:rPr>
+              <w:t xml:space="preserve">   https://[HOST]/privacy is readable without a login.</w:t>
+            </w:r>
+          </w:p>
+          <w:p>
+            <w:pPr>
+              <w:spacing w:before="0" w:after="0"/>
+            </w:pPr>
+            <w:r>
+              <w:rPr>
+                <w:rFonts w:ascii="Consolas" w:hAnsi="Consolas"/>
+                <w:color w:val="202428"/>
+                <w:sz w:val="18"/>
+              </w:rPr>
+              <w:t xml:space="preserve"> </w:t>
+            </w:r>
+          </w:p>
+          <w:p>
+            <w:pPr>
+              <w:spacing w:before="0" w:after="0"/>
+            </w:pPr>
+            <w:r>
+              <w:rPr>
+                <w:rFonts w:ascii="Consolas" w:hAnsi="Consolas"/>
+                <w:color w:val="202428"/>
+                <w:sz w:val="18"/>
+              </w:rPr>
+              <w:t>2. CREATE A TASK FROM A TEMPLATE</w:t>
+            </w:r>
+          </w:p>
+          <w:p>
+            <w:pPr>
+              <w:spacing w:before="0" w:after="0"/>
+            </w:pPr>
+            <w:r>
+              <w:rPr>
+                <w:rFonts w:ascii="Consolas" w:hAnsi="Consolas"/>
+                <w:color w:val="202428"/>
+                <w:sz w:val="18"/>
+              </w:rPr>
+              <w:t xml:space="preserve">   Press "t" (or the "COD / NDR task templates" button at the top of the board) -&gt; "COD</w:t>
+            </w:r>
+          </w:p>
+          <w:p>
+            <w:pPr>
+              <w:spacing w:before="0" w:after="0"/>
+            </w:pPr>
+            <w:r>
+              <w:rPr>
+                <w:rFonts w:ascii="Consolas" w:hAnsi="Consolas"/>
+                <w:color w:val="202428"/>
+                <w:sz w:val="18"/>
+              </w:rPr>
+              <w:t xml:space="preserve">   confirmation" -&gt; search an order number that exists in this store -&gt; pick the result -&gt; Create</w:t>
+            </w:r>
+          </w:p>
+          <w:p>
+            <w:pPr>
+              <w:spacing w:before="0" w:after="0"/>
+            </w:pPr>
+            <w:r>
+              <w:rPr>
+                <w:rFonts w:ascii="Consolas" w:hAnsi="Consolas"/>
+                <w:color w:val="202428"/>
+                <w:sz w:val="18"/>
+              </w:rPr>
+              <w:t xml:space="preserve">   task. Expected: a task titled "Confirm COD order #&lt;number&gt;" in the first column, showing 0/6</w:t>
+            </w:r>
+          </w:p>
+          <w:p>
+            <w:pPr>
+              <w:spacing w:before="0" w:after="0"/>
+            </w:pPr>
+            <w:r>
+              <w:rPr>
+                <w:rFonts w:ascii="Consolas" w:hAnsi="Consolas"/>
+                <w:color w:val="202428"/>
+                <w:sz w:val="18"/>
+              </w:rPr>
+              <w:t xml:space="preserve">   checklist steps, linked to that order; the card links straight to the order in admin; the</w:t>
+            </w:r>
+          </w:p>
+          <w:p>
+            <w:pPr>
+              <w:spacing w:before="0" w:after="0"/>
+            </w:pPr>
+            <w:r>
+              <w:rPr>
+                <w:rFonts w:ascii="Consolas" w:hAnsi="Consolas"/>
+                <w:color w:val="202428"/>
+                <w:sz w:val="18"/>
+              </w:rPr>
+              <w:t xml:space="preserve">   activity timeline records who created it.</w:t>
+            </w:r>
+          </w:p>
+          <w:p>
+            <w:pPr>
+              <w:spacing w:before="0" w:after="0"/>
+            </w:pPr>
+            <w:r>
+              <w:rPr>
+                <w:rFonts w:ascii="Consolas" w:hAnsi="Consolas"/>
+                <w:color w:val="202428"/>
+                <w:sz w:val="18"/>
+              </w:rPr>
+              <w:t xml:space="preserve"> </w:t>
+            </w:r>
+          </w:p>
+          <w:p>
+            <w:pPr>
+              <w:spacing w:before="0" w:after="0"/>
+            </w:pPr>
+            <w:r>
+              <w:rPr>
+                <w:rFonts w:ascii="Consolas" w:hAnsi="Consolas"/>
+                <w:color w:val="202428"/>
+                <w:sz w:val="18"/>
+              </w:rPr>
+              <w:t>3. WORK THE TASK</w:t>
+            </w:r>
+          </w:p>
+          <w:p>
+            <w:pPr>
+              <w:spacing w:before="0" w:after="0"/>
+            </w:pPr>
+            <w:r>
+              <w:rPr>
+                <w:rFonts w:ascii="Consolas" w:hAnsi="Consolas"/>
+                <w:color w:val="202428"/>
+                <w:sz w:val="18"/>
+              </w:rPr>
+              <w:t xml:space="preserve">   Open the card, tick two checklist items, change priority and assignee, set a due date, drag the</w:t>
+            </w:r>
+          </w:p>
+          <w:p>
+            <w:pPr>
+              <w:spacing w:before="0" w:after="0"/>
+            </w:pPr>
+            <w:r>
+              <w:rPr>
+                <w:rFonts w:ascii="Consolas" w:hAnsi="Consolas"/>
+                <w:color w:val="202428"/>
+                <w:sz w:val="18"/>
+              </w:rPr>
+              <w:t xml:space="preserve">   card to "In Progress", then drag it to the column marked as the done stage.</w:t>
+            </w:r>
+          </w:p>
+          <w:p>
+            <w:pPr>
+              <w:spacing w:before="0" w:after="0"/>
+            </w:pPr>
+            <w:r>
+              <w:rPr>
+                <w:rFonts w:ascii="Consolas" w:hAnsi="Consolas"/>
+                <w:color w:val="202428"/>
+                <w:sz w:val="18"/>
+              </w:rPr>
+              <w:t xml:space="preserve">   Expected: the card shows 2/6 and the completion is timestamped (the card is struck through in the</w:t>
+            </w:r>
+          </w:p>
+          <w:p>
+            <w:pPr>
+              <w:spacing w:before="0" w:after="0"/>
+            </w:pPr>
+            <w:r>
+              <w:rPr>
+                <w:rFonts w:ascii="Consolas" w:hAnsi="Consolas"/>
+                <w:color w:val="202428"/>
+                <w:sz w:val="18"/>
+              </w:rPr>
+              <w:t xml:space="preserve">   done column); each action adds an activity row naming the person; ticking a checklist item from</w:t>
+            </w:r>
+          </w:p>
+          <w:p>
+            <w:pPr>
+              <w:spacing w:before="0" w:after="0"/>
+            </w:pPr>
+            <w:r>
+              <w:rPr>
+                <w:rFonts w:ascii="Consolas" w:hAnsi="Consolas"/>
+                <w:color w:val="202428"/>
+                <w:sz w:val="18"/>
+              </w:rPr>
+              <w:t xml:space="preserve">   the card does the same.</w:t>
+            </w:r>
+          </w:p>
+          <w:p>
+            <w:pPr>
+              <w:spacing w:before="0" w:after="0"/>
+            </w:pPr>
+            <w:r>
+              <w:rPr>
+                <w:rFonts w:ascii="Consolas" w:hAnsi="Consolas"/>
+                <w:color w:val="202428"/>
+                <w:sz w:val="18"/>
+              </w:rPr>
+              <w:t xml:space="preserve"> </w:t>
+            </w:r>
+          </w:p>
+          <w:p>
+            <w:pPr>
+              <w:spacing w:before="0" w:after="0"/>
+            </w:pPr>
+            <w:r>
+              <w:rPr>
+                <w:rFonts w:ascii="Consolas" w:hAnsi="Consolas"/>
+                <w:color w:val="202428"/>
+                <w:sz w:val="18"/>
+              </w:rPr>
+              <w:t>4. LINKING AN ORDER OLDER THAN THE INSTALL (documented limit — please review this behaviour)</w:t>
+            </w:r>
+          </w:p>
+          <w:p>
+            <w:pPr>
+              <w:spacing w:before="0" w:after="0"/>
+            </w:pPr>
+            <w:r>
+              <w:rPr>
+                <w:rFonts w:ascii="Consolas" w:hAnsi="Consolas"/>
+                <w:color w:val="202428"/>
+                <w:sz w:val="18"/>
+              </w:rPr>
+              <w:t xml:space="preserve">   Search an order created before the app was installed. The picker states that this app may only</w:t>
+            </w:r>
+          </w:p>
+          <w:p>
+            <w:pPr>
+              <w:spacing w:before="0" w:after="0"/>
+            </w:pPr>
+            <w:r>
+              <w:rPr>
+                <w:rFonts w:ascii="Consolas" w:hAnsi="Consolas"/>
+                <w:color w:val="202428"/>
+                <w:sz w:val="18"/>
+              </w:rPr>
+              <w:t xml:space="preserve">   read orders created since the install (read_all_orders is not yet approved) and offers</w:t>
+            </w:r>
+          </w:p>
+          <w:p>
+            <w:pPr>
+              <w:spacing w:before="0" w:after="0"/>
+            </w:pPr>
+            <w:r>
+              <w:rPr>
+                <w:rFonts w:ascii="Consolas" w:hAnsi="Consolas"/>
+                <w:color w:val="202428"/>
+                <w:sz w:val="18"/>
+              </w:rPr>
+              <w:t xml:space="preserve">   "Link an older order by number". Type that order number and save.</w:t>
+            </w:r>
+          </w:p>
+          <w:p>
+            <w:pPr>
+              <w:spacing w:before="0" w:after="0"/>
+            </w:pPr>
+            <w:r>
+              <w:rPr>
+                <w:rFonts w:ascii="Consolas" w:hAnsi="Consolas"/>
+                <w:color w:val="202428"/>
+                <w:sz w:val="18"/>
+              </w:rPr>
+              <w:t xml:space="preserve">   Expected: the task is created with the number as its title, a small "not checked" pill on the</w:t>
+            </w:r>
+          </w:p>
+          <w:p>
+            <w:pPr>
+              <w:spacing w:before="0" w:after="0"/>
+            </w:pPr>
+            <w:r>
+              <w:rPr>
+                <w:rFonts w:ascii="Consolas" w:hAnsi="Consolas"/>
+                <w:color w:val="202428"/>
+                <w:sz w:val="18"/>
+              </w:rPr>
+              <w:t xml:space="preserve">   card, and an activity line saying the order was linked by hand and not verified against Shopify.</w:t>
+            </w:r>
+          </w:p>
+          <w:p>
+            <w:pPr>
+              <w:spacing w:before="0" w:after="0"/>
+            </w:pPr>
+            <w:r>
+              <w:rPr>
+                <w:rFonts w:ascii="Consolas" w:hAnsi="Consolas"/>
+                <w:color w:val="202428"/>
+                <w:sz w:val="18"/>
+              </w:rPr>
+              <w:t xml:space="preserve">   Nothing is invented: no status, total or customer detail is shown for an order we cannot read.</w:t>
+            </w:r>
+          </w:p>
+          <w:p>
+            <w:pPr>
+              <w:spacing w:before="0" w:after="0"/>
+            </w:pPr>
+            <w:r>
+              <w:rPr>
+                <w:rFonts w:ascii="Consolas" w:hAnsi="Consolas"/>
+                <w:color w:val="202428"/>
+                <w:sz w:val="18"/>
+              </w:rPr>
+              <w:t xml:space="preserve">   Pasting a full admin URL like /admin/orders/6123456789 instead links it verified, with no pill.</w:t>
+            </w:r>
+          </w:p>
+          <w:p>
+            <w:pPr>
+              <w:spacing w:before="0" w:after="0"/>
+            </w:pPr>
+            <w:r>
+              <w:rPr>
+                <w:rFonts w:ascii="Consolas" w:hAnsi="Consolas"/>
+                <w:color w:val="202428"/>
+                <w:sz w:val="18"/>
+              </w:rPr>
+              <w:t xml:space="preserve"> </w:t>
+            </w:r>
+          </w:p>
+          <w:p>
+            <w:pPr>
+              <w:spacing w:before="0" w:after="0"/>
+            </w:pPr>
+            <w:r>
+              <w:rPr>
+                <w:rFonts w:ascii="Consolas" w:hAnsi="Consolas"/>
+                <w:color w:val="202428"/>
+                <w:sz w:val="18"/>
+              </w:rPr>
+              <w:t>5. ADMIN EXTENSIONS (three surfaces, all shipped)</w:t>
+            </w:r>
+          </w:p>
+          <w:p>
+            <w:pPr>
+              <w:spacing w:before="0" w:after="0"/>
+            </w:pPr>
+            <w:r>
+              <w:rPr>
+                <w:rFonts w:ascii="Consolas" w:hAnsi="Consolas"/>
+                <w:color w:val="202428"/>
+                <w:sz w:val="18"/>
+              </w:rPr>
+              <w:t xml:space="preserve">   a) Order detail page -&gt; "More actions" -&gt; "Create task". Fill only the title.</w:t>
+            </w:r>
+          </w:p>
+          <w:p>
+            <w:pPr>
+              <w:spacing w:before="0" w:after="0"/>
+            </w:pPr>
+            <w:r>
+              <w:rPr>
+                <w:rFonts w:ascii="Consolas" w:hAnsi="Consolas"/>
+                <w:color w:val="202428"/>
+                <w:sz w:val="18"/>
+              </w:rPr>
+              <w:t xml:space="preserve">      Expected: the task is created and pre-linked to that order with no order read; it appears on</w:t>
+            </w:r>
+          </w:p>
+          <w:p>
+            <w:pPr>
+              <w:spacing w:before="0" w:after="0"/>
+            </w:pPr>
+            <w:r>
+              <w:rPr>
+                <w:rFonts w:ascii="Consolas" w:hAnsi="Consolas"/>
+                <w:color w:val="202428"/>
+                <w:sz w:val="18"/>
+              </w:rPr>
+              <w:t xml:space="preserve">      the board with the order number. Same flow on the draft order, product and customer pages.</w:t>
+            </w:r>
+          </w:p>
+          <w:p>
+            <w:pPr>
+              <w:spacing w:before="0" w:after="0"/>
+            </w:pPr>
+            <w:r>
+              <w:rPr>
+                <w:rFonts w:ascii="Consolas" w:hAnsi="Consolas"/>
+                <w:color w:val="202428"/>
+                <w:sz w:val="18"/>
+              </w:rPr>
+              <w:t xml:space="preserve">   b) Orders list -&gt; select three orders -&gt; "Create TaskPe tasks" -&gt; choose a template.</w:t>
+            </w:r>
+          </w:p>
+          <w:p>
+            <w:pPr>
+              <w:spacing w:before="0" w:after="0"/>
+            </w:pPr>
+            <w:r>
+              <w:rPr>
+                <w:rFonts w:ascii="Consolas" w:hAnsi="Consolas"/>
+                <w:color w:val="202428"/>
+                <w:sz w:val="18"/>
+              </w:rPr>
+              <w:t xml:space="preserve">      Expected: three tasks, one per selected order, each linked.</w:t>
+            </w:r>
+          </w:p>
+          <w:p>
+            <w:pPr>
+              <w:spacing w:before="0" w:after="0"/>
+            </w:pPr>
+            <w:r>
+              <w:rPr>
+                <w:rFonts w:ascii="Consolas" w:hAnsi="Consolas"/>
+                <w:color w:val="202428"/>
+                <w:sz w:val="18"/>
+              </w:rPr>
+              <w:t xml:space="preserve">   c) Order detail page -&gt; the "TaskPe — this order" block. Per Shopify's block rules the merchant</w:t>
+            </w:r>
+          </w:p>
+          <w:p>
+            <w:pPr>
+              <w:spacing w:before="0" w:after="0"/>
+            </w:pPr>
+            <w:r>
+              <w:rPr>
+                <w:rFonts w:ascii="Consolas" w:hAnsi="Consolas"/>
+                <w:color w:val="202428"/>
+                <w:sz w:val="18"/>
+              </w:rPr>
+              <w:t xml:space="preserve">      must add and pin it once (Extensions -&gt; pin); before that the page shows nothing, which is</w:t>
+            </w:r>
+          </w:p>
+          <w:p>
+            <w:pPr>
+              <w:spacing w:before="0" w:after="0"/>
+            </w:pPr>
+            <w:r>
+              <w:rPr>
+                <w:rFonts w:ascii="Consolas" w:hAnsi="Consolas"/>
+                <w:color w:val="202428"/>
+                <w:sz w:val="18"/>
+              </w:rPr>
+              <w:t xml:space="preserve">      expected. Once pinned: the open tasks for that order, tickable inline, plus "Mark done".</w:t>
+            </w:r>
+          </w:p>
+          <w:p>
+            <w:pPr>
+              <w:spacing w:before="0" w:after="0"/>
+            </w:pPr>
+            <w:r>
+              <w:rPr>
+                <w:rFonts w:ascii="Consolas" w:hAnsi="Consolas"/>
+                <w:color w:val="202428"/>
+                <w:sz w:val="18"/>
+              </w:rPr>
+              <w:t xml:space="preserve"> </w:t>
+            </w:r>
+          </w:p>
+          <w:p>
+            <w:pPr>
+              <w:spacing w:before="0" w:after="0"/>
+            </w:pPr>
+            <w:r>
+              <w:rPr>
+                <w:rFonts w:ascii="Consolas" w:hAnsi="Consolas"/>
+                <w:color w:val="202428"/>
+                <w:sz w:val="18"/>
+              </w:rPr>
+              <w:t>6. WEBHOOKS: THE COD AUTO-TASK (off until the merchant turns it on)</w:t>
+            </w:r>
+          </w:p>
+          <w:p>
+            <w:pPr>
+              <w:spacing w:before="0" w:after="0"/>
+            </w:pPr>
+            <w:r>
+              <w:rPr>
+                <w:rFonts w:ascii="Consolas" w:hAnsi="Consolas"/>
+                <w:color w:val="202428"/>
+                <w:sz w:val="18"/>
+              </w:rPr>
+              <w:t xml:space="preserve">   Settings -&gt; "COD / NDR automation" -&gt; tick "Auto-create a confirmation task for every new COD</w:t>
+            </w:r>
+          </w:p>
+          <w:p>
+            <w:pPr>
+              <w:spacing w:before="0" w:after="0"/>
+            </w:pPr>
+            <w:r>
+              <w:rPr>
+                <w:rFonts w:ascii="Consolas" w:hAnsi="Consolas"/>
+                <w:color w:val="202428"/>
+                <w:sz w:val="18"/>
+              </w:rPr>
+              <w:t xml:space="preserve">   order" -&gt; save. Then create a COD order in the admin (Orders -&gt; Create order, payment method</w:t>
+            </w:r>
+          </w:p>
+          <w:p>
+            <w:pPr>
+              <w:spacing w:before="0" w:after="0"/>
+            </w:pPr>
+            <w:r>
+              <w:rPr>
+                <w:rFonts w:ascii="Consolas" w:hAnsi="Consolas"/>
+                <w:color w:val="202428"/>
+                <w:sz w:val="18"/>
+              </w:rPr>
+              <w:t xml:space="preserve">   Cash on Delivery) and save it.</w:t>
+            </w:r>
+          </w:p>
+          <w:p>
+            <w:pPr>
+              <w:spacing w:before="0" w:after="0"/>
+            </w:pPr>
+            <w:r>
+              <w:rPr>
+                <w:rFonts w:ascii="Consolas" w:hAnsi="Consolas"/>
+                <w:color w:val="202428"/>
+                <w:sz w:val="18"/>
+              </w:rPr>
+              <w:t xml:space="preserve">   Expected: within a few seconds a "Confirm COD order #&lt;number&gt;" task is on the board, created by</w:t>
+            </w:r>
+          </w:p>
+          <w:p>
+            <w:pPr>
+              <w:spacing w:before="0" w:after="0"/>
+            </w:pPr>
+            <w:r>
+              <w:rPr>
+                <w:rFonts w:ascii="Consolas" w:hAnsi="Consolas"/>
+                <w:color w:val="202428"/>
+                <w:sz w:val="18"/>
+              </w:rPr>
+              <w:t xml:space="preserve">   the orders/create webhook, with nobody having opened the app. Untick the box and create a second</w:t>
+            </w:r>
+          </w:p>
+          <w:p>
+            <w:pPr>
+              <w:spacing w:before="0" w:after="0"/>
+            </w:pPr>
+            <w:r>
+              <w:rPr>
+                <w:rFonts w:ascii="Consolas" w:hAnsi="Consolas"/>
+                <w:color w:val="202428"/>
+                <w:sz w:val="18"/>
+              </w:rPr>
+              <w:t xml:space="preserve">   COD order: no task appears, because the automation is off by design. Deliveries run through an</w:t>
+            </w:r>
+          </w:p>
+          <w:p>
+            <w:pPr>
+              <w:spacing w:before="0" w:after="0"/>
+            </w:pPr>
+            <w:r>
+              <w:rPr>
+                <w:rFonts w:ascii="Consolas" w:hAnsi="Consolas"/>
+                <w:color w:val="202428"/>
+                <w:sz w:val="18"/>
+              </w:rPr>
+              <w:t xml:space="preserve">   idempotency ledger keyed on the webhook id, so a duplicate retry from Shopify creates one task,</w:t>
+            </w:r>
+          </w:p>
+          <w:p>
+            <w:pPr>
+              <w:spacing w:before="0" w:after="0"/>
+            </w:pPr>
+            <w:r>
+              <w:rPr>
+                <w:rFonts w:ascii="Consolas" w:hAnsi="Consolas"/>
+                <w:color w:val="202428"/>
+                <w:sz w:val="18"/>
+              </w:rPr>
+              <w:t xml:space="preserve">   not two, and the endpoint answers 2xx fast with the work done in a queued job.</w:t>
+            </w:r>
+          </w:p>
+          <w:p>
+            <w:pPr>
+              <w:spacing w:before="0" w:after="0"/>
+            </w:pPr>
+            <w:r>
+              <w:rPr>
+                <w:rFonts w:ascii="Consolas" w:hAnsi="Consolas"/>
+                <w:color w:val="202428"/>
+                <w:sz w:val="18"/>
+              </w:rPr>
+              <w:t xml:space="preserve"> </w:t>
+            </w:r>
+          </w:p>
+          <w:p>
+            <w:pPr>
+              <w:spacing w:before="0" w:after="0"/>
+            </w:pPr>
+            <w:r>
+              <w:rPr>
+                <w:rFonts w:ascii="Consolas" w:hAnsi="Consolas"/>
+                <w:color w:val="202428"/>
+                <w:sz w:val="18"/>
+              </w:rPr>
+              <w:t>7. TEAM AND THE STAFF PORTAL</w:t>
+            </w:r>
+          </w:p>
+          <w:p>
+            <w:pPr>
+              <w:spacing w:before="0" w:after="0"/>
+            </w:pPr>
+            <w:r>
+              <w:rPr>
+                <w:rFonts w:ascii="Consolas" w:hAnsi="Consolas"/>
+                <w:color w:val="202428"/>
+                <w:sz w:val="18"/>
+              </w:rPr>
+              <w:t xml:space="preserve">   Team tab -&gt; add a member (name + phone) -&gt; "Portal link" -&gt; open the link in a private window.</w:t>
+            </w:r>
+          </w:p>
+          <w:p>
+            <w:pPr>
+              <w:spacing w:before="0" w:after="0"/>
+            </w:pPr>
+            <w:r>
+              <w:rPr>
+                <w:rFonts w:ascii="Consolas" w:hAnsi="Consolas"/>
+                <w:color w:val="202428"/>
+                <w:sz w:val="18"/>
+              </w:rPr>
+              <w:t xml:space="preserve">   Expected: the board for that store only; the member can complete and move tasks and add their</w:t>
+            </w:r>
+          </w:p>
+          <w:p>
+            <w:pPr>
+              <w:spacing w:before="0" w:after="0"/>
+            </w:pPr>
+            <w:r>
+              <w:rPr>
+                <w:rFonts w:ascii="Consolas" w:hAnsi="Consolas"/>
+                <w:color w:val="202428"/>
+                <w:sz w:val="18"/>
+              </w:rPr>
+              <w:t xml:space="preserve">   own; there is no Settings tab, no task delete, no billing and no member management. A task whose</w:t>
+            </w:r>
+          </w:p>
+          <w:p>
+            <w:pPr>
+              <w:spacing w:before="0" w:after="0"/>
+            </w:pPr>
+            <w:r>
+              <w:rPr>
+                <w:rFonts w:ascii="Consolas" w:hAnsi="Consolas"/>
+                <w:color w:val="202428"/>
+                <w:sz w:val="18"/>
+              </w:rPr>
+              <w:t xml:space="preserve">   order was linked by hand shows the number as plain text with no admin link, because that member</w:t>
+            </w:r>
+          </w:p>
+          <w:p>
+            <w:pPr>
+              <w:spacing w:before="0" w:after="0"/>
+            </w:pPr>
+            <w:r>
+              <w:rPr>
+                <w:rFonts w:ascii="Consolas" w:hAnsi="Consolas"/>
+                <w:color w:val="202428"/>
+                <w:sz w:val="18"/>
+              </w:rPr>
+              <w:t xml:space="preserve">   has no Shopify access to open it with. Then test phone sign-in on /staff: number -&gt; 6-digit</w:t>
+            </w:r>
+          </w:p>
+          <w:p>
+            <w:pPr>
+              <w:spacing w:before="0" w:after="0"/>
+            </w:pPr>
+            <w:r>
+              <w:rPr>
+                <w:rFonts w:ascii="Consolas" w:hAnsi="Consolas"/>
+                <w:color w:val="202428"/>
+                <w:sz w:val="18"/>
+              </w:rPr>
+              <w:t xml:space="preserve">   WhatsApp code. Expected rate limiting: a 429 once five code requests are made in a minute.</w:t>
+            </w:r>
+          </w:p>
+          <w:p>
+            <w:pPr>
+              <w:spacing w:before="0" w:after="0"/>
+            </w:pPr>
+            <w:r>
+              <w:rPr>
+                <w:rFonts w:ascii="Consolas" w:hAnsi="Consolas"/>
+                <w:color w:val="202428"/>
+                <w:sz w:val="18"/>
+              </w:rPr>
+              <w:t xml:space="preserve"> </w:t>
+            </w:r>
+          </w:p>
+          <w:p>
+            <w:pPr>
+              <w:spacing w:before="0" w:after="0"/>
+            </w:pPr>
+            <w:r>
+              <w:rPr>
+                <w:rFonts w:ascii="Consolas" w:hAnsi="Consolas"/>
+                <w:color w:val="202428"/>
+                <w:sz w:val="18"/>
+              </w:rPr>
+              <w:t>8. WHATSAPP ALERTS (merchant's own provider)</w:t>
+            </w:r>
+          </w:p>
+          <w:p>
+            <w:pPr>
+              <w:spacing w:before="0" w:after="0"/>
+            </w:pPr>
+            <w:r>
+              <w:rPr>
+                <w:rFonts w:ascii="Consolas" w:hAnsi="Consolas"/>
+                <w:color w:val="202428"/>
+                <w:sz w:val="18"/>
+              </w:rPr>
+              <w:t xml:space="preserve">   Settings -&gt; paste a Whatify API key -&gt; enable alerts -&gt; send a test reminder to a member.</w:t>
+            </w:r>
+          </w:p>
+          <w:p>
+            <w:pPr>
+              <w:spacing w:before="0" w:after="0"/>
+            </w:pPr>
+            <w:r>
+              <w:rPr>
+                <w:rFonts w:ascii="Consolas" w:hAnsi="Consolas"/>
+                <w:color w:val="202428"/>
+                <w:sz w:val="18"/>
+              </w:rPr>
+              <w:t xml:space="preserve">   Expected: a delivery-log row with the status and channel, and a message on the member's WhatsApp.</w:t>
+            </w:r>
+          </w:p>
+          <w:p>
+            <w:pPr>
+              <w:spacing w:before="0" w:after="0"/>
+            </w:pPr>
+            <w:r>
+              <w:rPr>
+                <w:rFonts w:ascii="Consolas" w:hAnsi="Consolas"/>
+                <w:color w:val="202428"/>
+                <w:sz w:val="18"/>
+              </w:rPr>
+              <w:t xml:space="preserve">   With no key or a wrong key the panel states what to fix instead of failing silently. TaskPe</w:t>
+            </w:r>
+          </w:p>
+          <w:p>
+            <w:pPr>
+              <w:spacing w:before="0" w:after="0"/>
+            </w:pPr>
+            <w:r>
+              <w:rPr>
+                <w:rFonts w:ascii="Consolas" w:hAnsi="Consolas"/>
+                <w:color w:val="202428"/>
+                <w:sz w:val="18"/>
+              </w:rPr>
+              <w:t xml:space="preserve">   charges nothing here: messages are billed by the merchant's own Whatify account (about INR 0.12</w:t>
+            </w:r>
+          </w:p>
+          <w:p>
+            <w:pPr>
+              <w:spacing w:before="0" w:after="0"/>
+            </w:pPr>
+            <w:r>
+              <w:rPr>
+                <w:rFonts w:ascii="Consolas" w:hAnsi="Consolas"/>
+                <w:color w:val="202428"/>
+                <w:sz w:val="18"/>
+              </w:rPr>
+              <w:t xml:space="preserve">   per message), which is also disclosed in the pricing section of the listing.</w:t>
+            </w:r>
+          </w:p>
+          <w:p>
+            <w:pPr>
+              <w:spacing w:before="0" w:after="0"/>
+            </w:pPr>
+            <w:r>
+              <w:rPr>
+                <w:rFonts w:ascii="Consolas" w:hAnsi="Consolas"/>
+                <w:color w:val="202428"/>
+                <w:sz w:val="18"/>
+              </w:rPr>
+              <w:t xml:space="preserve"> </w:t>
+            </w:r>
+          </w:p>
+          <w:p>
+            <w:pPr>
+              <w:spacing w:before="0" w:after="0"/>
+            </w:pPr>
+            <w:r>
+              <w:rPr>
+                <w:rFonts w:ascii="Consolas" w:hAnsi="Consolas"/>
+                <w:color w:val="202428"/>
+                <w:sz w:val="18"/>
+              </w:rPr>
+              <w:t>9. BILLING (plans and prices are managed by Shopify)</w:t>
+            </w:r>
+          </w:p>
+          <w:p>
+            <w:pPr>
+              <w:spacing w:before="0" w:after="0"/>
+            </w:pPr>
+            <w:r>
+              <w:rPr>
+                <w:rFonts w:ascii="Consolas" w:hAnsi="Consolas"/>
+                <w:color w:val="202428"/>
+                <w:sz w:val="18"/>
+              </w:rPr>
+              <w:t xml:space="preserve">   Plan tab -&gt; "What Shopify bills you" -&gt; "Check again".</w:t>
+            </w:r>
+          </w:p>
+          <w:p>
+            <w:pPr>
+              <w:spacing w:before="0" w:after="0"/>
+            </w:pPr>
+            <w:r>
+              <w:rPr>
+                <w:rFonts w:ascii="Consolas" w:hAnsi="Consolas"/>
+                <w:color w:val="202428"/>
+                <w:sz w:val="18"/>
+              </w:rPr>
+              <w:t xml:space="preserve">   Expected: plan name, amount, currency, billing interval and renewal date are read from the</w:t>
+            </w:r>
+          </w:p>
+          <w:p>
+            <w:pPr>
+              <w:spacing w:before="0" w:after="0"/>
+            </w:pPr>
+            <w:r>
+              <w:rPr>
+                <w:rFonts w:ascii="Consolas" w:hAnsi="Consolas"/>
+                <w:color w:val="202428"/>
+                <w:sz w:val="18"/>
+              </w:rPr>
+              <w:t xml:space="preserve">   store's live subscription through the Admin API, and it re-reads that subscription on the</w:t>
+            </w:r>
+          </w:p>
+          <w:p>
+            <w:pPr>
+              <w:spacing w:before="0" w:after="0"/>
+            </w:pPr>
+            <w:r>
+              <w:rPr>
+                <w:rFonts w:ascii="Consolas" w:hAnsi="Consolas"/>
+                <w:color w:val="202428"/>
+                <w:sz w:val="18"/>
+              </w:rPr>
+              <w:t xml:space="preserve">   app_subscriptions/update webhook, so a plan change made while the app is closed is picked up</w:t>
+            </w:r>
+          </w:p>
+          <w:p>
+            <w:pPr>
+              <w:spacing w:before="0" w:after="0"/>
+            </w:pPr>
+            <w:r>
+              <w:rPr>
+                <w:rFonts w:ascii="Consolas" w:hAnsi="Consolas"/>
+                <w:color w:val="202428"/>
+                <w:sz w:val="18"/>
+              </w:rPr>
+              <w:t xml:space="preserve">   without anyone reloading the tab. The app shows no price of its own and never</w:t>
+            </w:r>
+          </w:p>
+          <w:p>
+            <w:pPr>
+              <w:spacing w:before="0" w:after="0"/>
+            </w:pPr>
+            <w:r>
+              <w:rPr>
+                <w:rFonts w:ascii="Consolas" w:hAnsi="Consolas"/>
+                <w:color w:val="202428"/>
+                <w:sz w:val="18"/>
+              </w:rPr>
+              <w:t xml:space="preserve">   calls appSubscriptionCreate, because the plans are created in the Partner Dashboard; on a</w:t>
+            </w:r>
+          </w:p>
+          <w:p>
+            <w:pPr>
+              <w:spacing w:before="0" w:after="0"/>
+            </w:pPr>
+            <w:r>
+              <w:rPr>
+                <w:rFonts w:ascii="Consolas" w:hAnsi="Consolas"/>
+                <w:color w:val="202428"/>
+                <w:sz w:val="18"/>
+              </w:rPr>
+              <w:t xml:space="preserve">   development store the subscription is a test charge and the tab labels it "test charge".</w:t>
+            </w:r>
+          </w:p>
+          <w:p>
+            <w:pPr>
+              <w:spacing w:before="0" w:after="0"/>
+            </w:pPr>
+            <w:r>
+              <w:rPr>
+                <w:rFonts w:ascii="Consolas" w:hAnsi="Consolas"/>
+                <w:color w:val="202428"/>
+                <w:sz w:val="18"/>
+              </w:rPr>
+              <w:t xml:space="preserve">   Approving a plan on Shopify's page and returning to the app unlocks WhatsApp alerts and the</w:t>
+            </w:r>
+          </w:p>
+          <w:p>
+            <w:pPr>
+              <w:spacing w:before="0" w:after="0"/>
+            </w:pPr>
+            <w:r>
+              <w:rPr>
+                <w:rFonts w:ascii="Consolas" w:hAnsi="Consolas"/>
+                <w:color w:val="202428"/>
+                <w:sz w:val="18"/>
+              </w:rPr>
+              <w:t xml:space="preserve">   digest and raises the member and task limits; cancelling is done on Shopify's own page and the</w:t>
+            </w:r>
+          </w:p>
+          <w:p>
+            <w:pPr>
+              <w:spacing w:before="0" w:after="0"/>
+            </w:pPr>
+            <w:r>
+              <w:rPr>
+                <w:rFonts w:ascii="Consolas" w:hAnsi="Consolas"/>
+                <w:color w:val="202428"/>
+                <w:sz w:val="18"/>
+              </w:rPr>
+              <w:t xml:space="preserve">   app says where, rather than doing it itself.</w:t>
+            </w:r>
+          </w:p>
+          <w:p>
+            <w:pPr>
+              <w:spacing w:before="0" w:after="0"/>
+            </w:pPr>
+            <w:r>
+              <w:rPr>
+                <w:rFonts w:ascii="Consolas" w:hAnsi="Consolas"/>
+                <w:color w:val="202428"/>
+                <w:sz w:val="18"/>
+              </w:rPr>
+              <w:t xml:space="preserve"> </w:t>
+            </w:r>
+          </w:p>
+          <w:p>
+            <w:pPr>
+              <w:spacing w:before="0" w:after="0"/>
+            </w:pPr>
+            <w:r>
+              <w:rPr>
+                <w:rFonts w:ascii="Consolas" w:hAnsi="Consolas"/>
+                <w:color w:val="202428"/>
+                <w:sz w:val="18"/>
+              </w:rPr>
+              <w:t>10. DATA, UNINSTALL AND GDPR</w:t>
+            </w:r>
+          </w:p>
+          <w:p>
+            <w:pPr>
+              <w:spacing w:before="0" w:after="0"/>
+            </w:pPr>
+            <w:r>
+              <w:rPr>
+                <w:rFonts w:ascii="Consolas" w:hAnsi="Consolas"/>
+                <w:color w:val="202428"/>
+                <w:sz w:val="18"/>
+              </w:rPr>
+              <w:t xml:space="preserve">   What a linked task stores: the order GID, the display label and an admin URL. No line items, no</w:t>
+            </w:r>
+          </w:p>
+          <w:p>
+            <w:pPr>
+              <w:spacing w:before="0" w:after="0"/>
+            </w:pPr>
+            <w:r>
+              <w:rPr>
+                <w:rFonts w:ascii="Consolas" w:hAnsi="Consolas"/>
+                <w:color w:val="202428"/>
+                <w:sz w:val="18"/>
+              </w:rPr>
+              <w:t xml:space="preserve">   customer contact fields, no documents, no analytics export.</w:t>
+            </w:r>
+          </w:p>
+          <w:p>
+            <w:pPr>
+              <w:spacing w:before="0" w:after="0"/>
+            </w:pPr>
+            <w:r>
+              <w:rPr>
+                <w:rFonts w:ascii="Consolas" w:hAnsi="Consolas"/>
+                <w:color w:val="202428"/>
+                <w:sz w:val="18"/>
+              </w:rPr>
+              <w:t xml:space="preserve">   Expected on uninstall: the app/uninstalled webhook clears the access token and the saved</w:t>
+            </w:r>
+          </w:p>
+          <w:p>
+            <w:pPr>
+              <w:spacing w:before="0" w:after="0"/>
+            </w:pPr>
+            <w:r>
+              <w:rPr>
+                <w:rFonts w:ascii="Consolas" w:hAnsi="Consolas"/>
+                <w:color w:val="202428"/>
+                <w:sz w:val="18"/>
+              </w:rPr>
+              <w:t xml:space="preserve">   Whatify key and reverts the store to the Free plan; shop/redact hard-deletes the store row and</w:t>
+            </w:r>
+          </w:p>
+          <w:p>
+            <w:pPr>
+              <w:spacing w:before="0" w:after="0"/>
+            </w:pPr>
+            <w:r>
+              <w:rPr>
+                <w:rFonts w:ascii="Consolas" w:hAnsi="Consolas"/>
+                <w:color w:val="202428"/>
+                <w:sz w:val="18"/>
+              </w:rPr>
+              <w:t xml:space="preserve">   cascades its columns, tasks, activity and links. customers/data_request and customers/redact</w:t>
+            </w:r>
+          </w:p>
+          <w:p>
+            <w:pPr>
+              <w:spacing w:before="0" w:after="0"/>
+            </w:pPr>
+            <w:r>
+              <w:rPr>
+                <w:rFonts w:ascii="Consolas" w:hAnsi="Consolas"/>
+                <w:color w:val="202428"/>
+                <w:sz w:val="18"/>
+              </w:rPr>
+              <w:t xml:space="preserve">   are handled (no customer PII is held, and the reply says so). A scheduled job prunes WhatsApp</w:t>
+            </w:r>
+          </w:p>
+          <w:p>
+            <w:pPr>
+              <w:spacing w:before="0" w:after="0"/>
+            </w:pPr>
+            <w:r>
+              <w:rPr>
+                <w:rFonts w:ascii="Consolas" w:hAnsi="Consolas"/>
+                <w:color w:val="202428"/>
+                <w:sz w:val="18"/>
+              </w:rPr>
+              <w:t xml:space="preserve">   delivery logs after 90 days and the webhook ledger after 7 days.</w:t>
+            </w:r>
+          </w:p>
+          <w:p>
+            <w:pPr>
+              <w:spacing w:before="0" w:after="0"/>
+            </w:pPr>
+            <w:r>
+              <w:rPr>
+                <w:rFonts w:ascii="Consolas" w:hAnsi="Consolas"/>
+                <w:color w:val="202428"/>
+                <w:sz w:val="18"/>
+              </w:rPr>
+              <w:t xml:space="preserve"> </w:t>
+            </w:r>
+          </w:p>
+          <w:p>
+            <w:pPr>
+              <w:spacing w:before="0" w:after="0"/>
+            </w:pPr>
+            <w:r>
+              <w:rPr>
+                <w:rFonts w:ascii="Consolas" w:hAnsi="Consolas"/>
+                <w:color w:val="202428"/>
+                <w:sz w:val="18"/>
+              </w:rPr>
+              <w:t>KNOWN LIMITS, NOT BUGS</w:t>
+            </w:r>
+          </w:p>
+          <w:p>
+            <w:pPr>
+              <w:spacing w:before="0" w:after="0"/>
+            </w:pPr>
+            <w:r>
+              <w:rPr>
+                <w:rFonts w:ascii="Consolas" w:hAnsi="Consolas"/>
+                <w:color w:val="202428"/>
+                <w:sz w:val="18"/>
+              </w:rPr>
+              <w:t xml:space="preserve">  - Order search finds only orders created since the install until read_all_orders is approved;</w:t>
+            </w:r>
+          </w:p>
+          <w:p>
+            <w:pPr>
+              <w:spacing w:before="0" w:after="0"/>
+            </w:pPr>
+            <w:r>
+              <w:rPr>
+                <w:rFonts w:ascii="Consolas" w:hAnsi="Consolas"/>
+                <w:color w:val="202428"/>
+                <w:sz w:val="18"/>
+              </w:rPr>
+              <w:t xml:space="preserve">    step 4 is the honest fallback we built for that window.</w:t>
+            </w:r>
+          </w:p>
+          <w:p>
+            <w:pPr>
+              <w:spacing w:before="0" w:after="0"/>
+            </w:pPr>
+            <w:r>
+              <w:rPr>
+                <w:rFonts w:ascii="Consolas" w:hAnsi="Consolas"/>
+                <w:color w:val="202428"/>
+                <w:sz w:val="18"/>
+              </w:rPr>
+              <w:t xml:space="preserve">  - The order-page block stays invisible until the merchant pins it (Shopify's rule for blocks).</w:t>
+            </w:r>
+          </w:p>
+          <w:p>
+            <w:pPr>
+              <w:spacing w:before="0" w:after="0"/>
+            </w:pPr>
+            <w:r>
+              <w:rPr>
+                <w:rFonts w:ascii="Consolas" w:hAnsi="Consolas"/>
+                <w:color w:val="202428"/>
+                <w:sz w:val="18"/>
+              </w:rPr>
+              <w:t xml:space="preserve">  - WhatsApp needs the merchant's own Whatify account; TaskPe is not a BSP and sells no messages.</w:t>
+            </w:r>
+          </w:p>
+          <w:p>
+            <w:pPr>
+              <w:spacing w:before="0" w:after="0"/>
+            </w:pPr>
+            <w:r>
+              <w:rPr>
+                <w:rFonts w:ascii="Consolas" w:hAnsi="Consolas"/>
+                <w:color w:val="202428"/>
+                <w:sz w:val="18"/>
+              </w:rPr>
+              <w:t xml:space="preserve">  - Courier NDR events arrive on a signed token URL (POST /webhooks/ndr/{token}), so they cannot be</w:t>
+            </w:r>
+          </w:p>
+          <w:p>
+            <w:pPr>
+              <w:spacing w:before="0" w:after="0"/>
+            </w:pPr>
+            <w:r>
+              <w:rPr>
+                <w:rFonts w:ascii="Consolas" w:hAnsi="Consolas"/>
+                <w:color w:val="202428"/>
+                <w:sz w:val="18"/>
+              </w:rPr>
+              <w:t xml:space="preserve">    triggered from a browser; the app's own "create from order" flow covers the same task.</w:t>
+            </w:r>
+          </w:p>
+          <w:p>
+            <w:pPr>
+              <w:spacing w:before="0" w:after="0"/>
+            </w:pPr>
+            <w:r>
+              <w:rPr>
+                <w:rFonts w:ascii="Consolas" w:hAnsi="Consolas"/>
+                <w:color w:val="202428"/>
+                <w:sz w:val="18"/>
+              </w:rPr>
+              <w:t xml:space="preserve"> </w:t>
+            </w:r>
+          </w:p>
+          <w:p>
+            <w:pPr>
+              <w:spacing w:before="0" w:after="0"/>
+            </w:pPr>
+            <w:r>
+              <w:rPr>
+                <w:rFonts w:ascii="Consolas" w:hAnsi="Consolas"/>
+                <w:color w:val="202428"/>
+                <w:sz w:val="18"/>
+              </w:rPr>
+              <w:t>SUPPORT</w:t>
+            </w:r>
+          </w:p>
+          <w:p>
+            <w:pPr>
+              <w:spacing w:before="0" w:after="0"/>
+            </w:pPr>
+            <w:r>
+              <w:rPr>
+                <w:rFonts w:ascii="Consolas" w:hAnsi="Consolas"/>
+                <w:color w:val="202428"/>
+                <w:sz w:val="18"/>
+              </w:rPr>
+              <w:t xml:space="preserve">  [SUPPORT EMAIL] · [HELP / DOCS URL] · emergency developer contact is current in the Partner</w:t>
+            </w:r>
+          </w:p>
+          <w:p>
+            <w:pPr>
+              <w:spacing w:before="0" w:after="0"/>
+            </w:pPr>
+            <w:r>
+              <w:rPr>
+                <w:rFonts w:ascii="Consolas" w:hAnsi="Consolas"/>
+                <w:color w:val="202428"/>
+                <w:sz w:val="18"/>
+              </w:rPr>
+              <w:t xml:space="preserve">  Dashboard. Screencast (2-3 min, English): [URL] — install, template to task, checklist, staff</w:t>
+            </w:r>
+          </w:p>
+          <w:p>
+            <w:pPr>
+              <w:spacing w:before="0" w:after="0"/>
+            </w:pPr>
+            <w:r>
+              <w:rPr>
+                <w:rFonts w:ascii="Consolas" w:hAnsi="Consolas"/>
+                <w:color w:val="202428"/>
+                <w:sz w:val="18"/>
+              </w:rPr>
+              <w:t xml:space="preserve">  portal on a phone, billing read-back.</w:t>
+            </w:r>
+          </w:p>
+        </w:tc>
+      </w:tr>
+    </w:tbl>
     <w:p>
       <w:pPr>
-        <w:pStyle w:val="ListNumber"/>
-        <w:spacing w:after="60"/>
+        <w:spacing w:after="80"/>
       </w:pPr>
-      <w:r>
-        <w:rPr>
-          <w:sz w:val="21"/>
-        </w:rPr>
-        <w:t xml:space="preserve">Template pack: press </w:t>
-      </w:r>
-      <w:r>
-        <w:rPr>
-          <w:rFonts w:ascii="Consolas" w:hAnsi="Consolas"/>
-          <w:sz w:val="20"/>
-        </w:rPr>
-        <w:t>t</w:t>
-      </w:r>
-      <w:r>
-        <w:rPr>
-          <w:sz w:val="21"/>
-        </w:rPr>
-        <w:t xml:space="preserve"> or the 'COD / NDR task templates' button. Click 'COD confirmation' -&gt; pick an order from the search (search a number like 5123) -&gt; Create task. Expect a task in To Do with a 6-item checklist.</w:t>
-      </w:r>
-    </w:p>
-    <w:p>
-      <w:pPr>
-        <w:pStyle w:val="ListNumber"/>
-        <w:spacing w:after="60"/>
-      </w:pPr>
-      <w:r>
-        <w:rPr>
-          <w:sz w:val="21"/>
-        </w:rPr>
-        <w:t>Checklist + assignee: open the task, tick two items, set assignee and due date, drag it to In Progress. The card shows 2/6 and the activity row names who ticked what.</w:t>
-      </w:r>
-    </w:p>
-    <w:p>
-      <w:pPr>
-        <w:pStyle w:val="ListNumber"/>
-        <w:spacing w:after="60"/>
-      </w:pPr>
-      <w:r>
-        <w:rPr>
-          <w:sz w:val="21"/>
-        </w:rPr>
-        <w:t>Link an object: open the task, 'Link' -&gt; tabs for Orders / Draft orders / Products / Customers / Blog posts. Search an order number and pick it; the card now shows the order label and links to the order in Shopify admin.</w:t>
-      </w:r>
-    </w:p>
-    <w:p>
-      <w:pPr>
-        <w:pStyle w:val="ListNumber"/>
-        <w:spacing w:after="60"/>
-      </w:pPr>
-      <w:r>
-        <w:rPr>
-          <w:sz w:val="21"/>
-        </w:rPr>
-        <w:t xml:space="preserve">Older orders (documented limit): search an order created before install. The notice explains that the store's token can read only post-install orders until </w:t>
-      </w:r>
-      <w:r>
-        <w:rPr>
-          <w:rFonts w:ascii="Consolas" w:hAnsi="Consolas"/>
-          <w:sz w:val="20"/>
-        </w:rPr>
-        <w:t>read_all_orders</w:t>
-      </w:r>
-      <w:r>
-        <w:rPr>
-          <w:sz w:val="21"/>
-        </w:rPr>
-        <w:t xml:space="preserve"> is approved, and offers 'Link an older order by number'. Type 101 and save: the task links with a 'not checked' pill - that pill is the point, not a bug.</w:t>
-      </w:r>
-    </w:p>
-    <w:p>
-      <w:pPr>
-        <w:pStyle w:val="ListNumber"/>
-        <w:spacing w:after="60"/>
-      </w:pPr>
-      <w:r>
-        <w:rPr>
-          <w:sz w:val="21"/>
-        </w:rPr>
-        <w:t>Admin extension: open any Shopify order page -&gt; More actions -&gt; 'Create task'. It opens the composer with that order pre-linked (no order read needed).</w:t>
-      </w:r>
-    </w:p>
-    <w:p>
-      <w:pPr>
-        <w:pStyle w:val="ListNumber"/>
-        <w:spacing w:after="60"/>
-      </w:pPr>
-      <w:r>
-        <w:rPr>
-          <w:sz w:val="21"/>
-        </w:rPr>
-        <w:t>Team: create a team, add a member with a phone number, send the portal link. In a private browser window open the link, sign in with the WhatsApp code, and confirm the staff board shows only that store's tasks. (No code arriving = the store has not connected Whatify; that is the plain in-app message.)</w:t>
-      </w:r>
-    </w:p>
-    <w:p>
-      <w:pPr>
-        <w:pStyle w:val="ListNumber"/>
-        <w:spacing w:after="60"/>
-      </w:pPr>
-      <w:r>
-        <w:rPr>
-          <w:sz w:val="21"/>
-        </w:rPr>
-        <w:t>Settings: connect a Whatify key (test key accepted), switch WhatsApp alerts on, send a test reminder, then check the delivery log rows.</w:t>
-      </w:r>
-    </w:p>
-    <w:p>
-      <w:pPr>
-        <w:pStyle w:val="ListNumber"/>
-        <w:spacing w:after="60"/>
-      </w:pPr>
-      <w:r>
-        <w:rPr>
-          <w:sz w:val="21"/>
-        </w:rPr>
-        <w:t>Billing: the Plan tab shows what Shopify bills for this store - it reads the subscription from Shopify and never quotes a price of its own. Choose a plan from Shopify's plan page; approve; return to the app and press 'Check again' - the plan and its limits update.</w:t>
-      </w:r>
-    </w:p>
-    <w:p>
-      <w:pPr>
-        <w:pStyle w:val="ListNumber"/>
-        <w:spacing w:after="60"/>
-      </w:pPr>
-      <w:r>
-        <w:rPr>
-          <w:sz w:val="21"/>
-        </w:rPr>
-        <w:t xml:space="preserve">Uninstall, then reinstall: expect a fresh board (data deleted on uninstall), and </w:t>
-      </w:r>
-      <w:r>
-        <w:rPr>
-          <w:rFonts w:ascii="Consolas" w:hAnsi="Consolas"/>
-          <w:sz w:val="20"/>
-        </w:rPr>
-        <w:t>shop/redact</w:t>
-      </w:r>
-      <w:r>
-        <w:rPr>
-          <w:sz w:val="21"/>
-        </w:rPr>
-        <w:t xml:space="preserve"> hard-deletes the tenant row.</w:t>
-      </w:r>
     </w:p>
     <w:p>
       <w:r>
@@ -6155,13 +7600,13 @@
           <w:b/>
           <w:sz w:val="21"/>
         </w:rPr>
-        <w:t>Third-party credentials to include:</w:t>
+        <w:t>Screenshot → step mapping</w:t>
       </w:r>
       <w:r>
         <w:rPr>
           <w:sz w:val="21"/>
         </w:rPr>
-        <w:t xml:space="preserve"> a Whatify test key (or mark the account as test in your notes) so</w:t>
+        <w:t xml:space="preserve"> (add it under the box if the form has room): shots 2 and 3 = step 2,</w:t>
       </w:r>
     </w:p>
     <w:p>
@@ -6169,22 +7614,7 @@
         <w:rPr>
           <w:sz w:val="21"/>
         </w:rPr>
-        <w:t>the reviewer can exercise the WhatsApp path end-to-end, and the demo store's admin login.</w:t>
-      </w:r>
-    </w:p>
-    <w:p>
-      <w:r>
-        <w:rPr>
-          <w:b/>
-          <w:sz w:val="21"/>
-        </w:rPr>
-        <w:t>Mapping screenshots → steps:</w:t>
-      </w:r>
-      <w:r>
-        <w:rPr>
-          <w:sz w:val="21"/>
-        </w:rPr>
-        <w:t xml:space="preserve"> shot 1 = step 3 (board after seeding), shot 2 = step 3, shot 3 = step 3,</w:t>
+        <w:t>shot 4 = step 3, shot 5 = step 2 and step 4, shot 6 = step 2, mobile shot = step 7.</w:t>
       </w:r>
     </w:p>
     <w:p>
@@ -6192,7 +7622,15 @@
         <w:rPr>
           <w:sz w:val="21"/>
         </w:rPr>
-        <w:t>shot 4 = step 4, shot 5 = step 5, shot 6 = step 3 (composer), mobile = step 8.</w:t>
+        <w:t>If you take option A in section 4 (no customer tab), re-capture shot 5 so the Customers tab is gone —</w:t>
+      </w:r>
+    </w:p>
+    <w:p>
+      <w:r>
+        <w:rPr>
+          <w:sz w:val="21"/>
+        </w:rPr>
+        <w:t>a listing image must not show a picker entry the app no longer has.</w:t>
       </w:r>
     </w:p>
     <w:p>

--- a/TaskPe-App-Listing.docx
+++ b/TaskPe-App-Listing.docx
@@ -2280,29 +2280,55 @@
             <w:r/>
             <w:r>
               <w:rPr>
-                <w:b/>
-                <w:sz w:val="19"/>
-              </w:rPr>
-              <w:t>Missing — add it.</w:t>
-            </w:r>
-            <w:r>
-              <w:rPr>
-                <w:sz w:val="19"/>
-              </w:rPr>
-              <w:t xml:space="preserve"> There is no </w:t>
-            </w:r>
-            <w:r>
-              <w:rPr>
                 <w:rFonts w:ascii="Consolas" w:hAnsi="Consolas"/>
                 <w:sz w:val="18"/>
               </w:rPr>
-              <w:t>/terms</w:t>
-            </w:r>
-            <w:r>
-              <w:rPr>
-                <w:sz w:val="19"/>
-              </w:rPr>
-              <w:t xml:space="preserve"> route or page. Publish one (or your marketing site's ToS) before submitting.</w:t>
+              <w:t>https://[HOST]/terms</w:t>
+            </w:r>
+            <w:r>
+              <w:rPr>
+                <w:sz w:val="19"/>
+              </w:rPr>
+              <w:t xml:space="preserve"> — the app serves it (</w:t>
+            </w:r>
+            <w:r>
+              <w:rPr>
+                <w:rFonts w:ascii="Consolas" w:hAnsi="Consolas"/>
+                <w:sz w:val="18"/>
+              </w:rPr>
+              <w:t>routes/web.php</w:t>
+            </w:r>
+            <w:r>
+              <w:rPr>
+                <w:sz w:val="19"/>
+              </w:rPr>
+              <w:t xml:space="preserve"> → </w:t>
+            </w:r>
+            <w:r>
+              <w:rPr>
+                <w:rFonts w:ascii="Consolas" w:hAnsi="Consolas"/>
+                <w:sz w:val="18"/>
+              </w:rPr>
+              <w:t>AppController::terms</w:t>
+            </w:r>
+            <w:r>
+              <w:rPr>
+                <w:sz w:val="19"/>
+              </w:rPr>
+              <w:t xml:space="preserve">). Replace the two bracketed placeholders in </w:t>
+            </w:r>
+            <w:r>
+              <w:rPr>
+                <w:rFonts w:ascii="Consolas" w:hAnsi="Consolas"/>
+                <w:sz w:val="18"/>
+              </w:rPr>
+              <w:t>resources/views/terms.blade.php</w:t>
+            </w:r>
+            <w:r>
+              <w:rPr>
+                <w:sz w:val="19"/>
+              </w:rPr>
+              <w:t xml:space="preserve"> (operating entity, governing law) before that URL goes in the form.</w:t>
             </w:r>
           </w:p>
         </w:tc>
@@ -5571,7 +5597,20 @@
         <w:rPr>
           <w:sz w:val="21"/>
         </w:rPr>
-        <w:t>: WhatsApp delivery logs 90 days, webhook ledger rows 7 days. Task rows (which carry an order id and a label) live until the merchant deletes the task or the store is redacted. No historical backlog survives uninstall.</w:t>
+        <w:t xml:space="preserve">: WhatsApp delivery logs 90 days, webhook ledger rows 7 days. Task rows (which carry an order id and a label) live until the merchant deletes the task or the store is redacted. The API credentials are dropped on uninstall - access token, refresh token and the merchant's messaging key - and </w:t>
+      </w:r>
+      <w:r>
+        <w:rPr>
+          <w:rFonts w:ascii="Consolas" w:hAnsi="Consolas"/>
+          <w:sz w:val="20"/>
+        </w:rPr>
+        <w:t>shop/redact</w:t>
+      </w:r>
+      <w:r>
+        <w:rPr>
+          <w:sz w:val="21"/>
+        </w:rPr>
+        <w:t xml:space="preserve"> deletes the store's whole row, so no historical backlog survives uninstall.</w:t>
       </w:r>
     </w:p>
     <w:p>
@@ -5588,7 +5627,20 @@
         <w:rPr>
           <w:sz w:val="21"/>
         </w:rPr>
-        <w:t>HTTPS forced for every generated URL (OAuth and webhook callbacks), webhooks verified by HMAC, staff portal cookies httpOnly + SameSite=Lax, Shopify access tokens encrypted in the database with APP_KEY, disk-level encryption at the host [CONFIRM the provider and enable if not already], backups encrypted at the provider [CONFIRM].</w:t>
+        <w:t xml:space="preserve">HTTPS forced for every generated URL (OAuth and webhook callbacks), webhooks verified by HMAC, staff portal cookies httpOnly + SameSite=Lax. Shopify credentials are the </w:t>
+      </w:r>
+      <w:r>
+        <w:rPr>
+          <w:b/>
+          <w:sz w:val="21"/>
+        </w:rPr>
+        <w:t>expiring offline kind Shopify now requires of public apps</w:t>
+      </w:r>
+      <w:r>
+        <w:rPr>
+          <w:sz w:val="21"/>
+        </w:rPr>
+        <w:t>: the access token lives about an hour and is renewed from a refresh token, both encrypted in the database with APP_KEY and neither ever sent to the browser or written to a log (a SHA-256 fingerprint is what appears there), so a leaked row stops working on its own. Disk-level encryption at the host [CONFIRM the provider and enable if not already], backups encrypted at the provider [CONFIRM].</w:t>
       </w:r>
     </w:p>
     <w:p>
@@ -5665,7 +5717,20 @@
         <w:rPr>
           <w:sz w:val="21"/>
         </w:rPr>
-        <w:t>Least-privilege scopes; per-tenant queries always filtered by shop id so one store can never read another; no bulk export endpoint; no order data in logs (we log order ids at most); access to the server is key-only [CONFIRM SSO/MFA on the host panel]; deploy access limited to named people.</w:t>
+        <w:t xml:space="preserve">Least-privilege scopes; per-tenant queries always filtered by shop id so one store can never read another; no bulk export endpoint; no order data in logs (we log order ids at most); no long-lived API credential to exfiltrate (expiring access token + rotating refresh token, both encrypted, </w:t>
+      </w:r>
+      <w:r>
+        <w:rPr>
+          <w:rFonts w:ascii="Consolas" w:hAnsi="Consolas"/>
+          <w:sz w:val="20"/>
+        </w:rPr>
+        <w:t>app/Services/TokenVault.php</w:t>
+      </w:r>
+      <w:r>
+        <w:rPr>
+          <w:sz w:val="21"/>
+        </w:rPr>
+        <w:t>); access to the server is key-only [CONFIRM SSO/MFA on the host panel]; deploy access limited to named people.</w:t>
       </w:r>
     </w:p>
     <w:p>
@@ -6374,7 +6439,7 @@
                 <w:color w:val="202428"/>
                 <w:sz w:val="18"/>
               </w:rPr>
-              <w:t xml:space="preserve">   After the redirect the board loads inside the admin from a single /api/board request, and</w:t>
+              <w:t xml:space="preserve">   After the redirect the board loads inside the admin from a single /api/board request, and both</w:t>
             </w:r>
           </w:p>
           <w:p>
@@ -6387,7 +6452,46 @@
                 <w:color w:val="202428"/>
                 <w:sz w:val="18"/>
               </w:rPr>
-              <w:t xml:space="preserve">   https://[HOST]/privacy is readable without a login.</w:t>
+              <w:t xml:space="preserve">   https://[HOST]/privacy and https://[HOST]/terms are readable without a login. Shopify issues the</w:t>
+            </w:r>
+          </w:p>
+          <w:p>
+            <w:pPr>
+              <w:spacing w:before="0" w:after="0"/>
+            </w:pPr>
+            <w:r>
+              <w:rPr>
+                <w:rFonts w:ascii="Consolas" w:hAnsi="Consolas"/>
+                <w:color w:val="202428"/>
+                <w:sz w:val="18"/>
+              </w:rPr>
+              <w:t xml:space="preserve">   expiring offline token that public apps require; the app keeps it renewed from the refresh token</w:t>
+            </w:r>
+          </w:p>
+          <w:p>
+            <w:pPr>
+              <w:spacing w:before="0" w:after="0"/>
+            </w:pPr>
+            <w:r>
+              <w:rPr>
+                <w:rFonts w:ascii="Consolas" w:hAnsi="Consolas"/>
+                <w:color w:val="202428"/>
+                <w:sz w:val="18"/>
+              </w:rPr>
+              <w:t xml:space="preserve">   in the background, so nothing here depends on a permanent credential (php artisan taskpe:tokens</w:t>
+            </w:r>
+          </w:p>
+          <w:p>
+            <w:pPr>
+              <w:spacing w:before="0" w:after="0"/>
+            </w:pPr>
+            <w:r>
+              <w:rPr>
+                <w:rFonts w:ascii="Consolas" w:hAnsi="Consolas"/>
+                <w:color w:val="202428"/>
+                <w:sz w:val="18"/>
+              </w:rPr>
+              <w:t xml:space="preserve">   --probe prints the state per store).</w:t>
             </w:r>
           </w:p>
           <w:p>
@@ -7656,8 +7760,9 @@
         <w:tblLook w:firstColumn="1" w:firstRow="1" w:lastColumn="0" w:lastRow="0" w:noHBand="0" w:noVBand="1" w:val="04A0"/>
       </w:tblPr>
       <w:tblGrid>
-        <w:gridCol w:w="5112"/>
-        <w:gridCol w:w="5112"/>
+        <w:gridCol w:w="3408"/>
+        <w:gridCol w:w="3408"/>
+        <w:gridCol w:w="3408"/>
       </w:tblGrid>
       <w:tr>
         <w:trPr>
@@ -7665,7 +7770,7 @@
         </w:trPr>
         <w:tc>
           <w:tcPr>
-            <w:tcW w:type="dxa" w:w="5112"/>
+            <w:tcW w:type="dxa" w:w="3408"/>
             <w:shd w:val="clear" w:color="auto" w:fill="E3EDEB"/>
           </w:tcPr>
           <w:p>
@@ -7688,7 +7793,7 @@
         </w:tc>
         <w:tc>
           <w:tcPr>
-            <w:tcW w:type="dxa" w:w="5112"/>
+            <w:tcW w:type="dxa" w:w="3408"/>
             <w:shd w:val="clear" w:color="auto" w:fill="E3EDEB"/>
           </w:tcPr>
           <w:p>
@@ -7706,6 +7811,22 @@
                 <w:sz w:val="19"/>
               </w:rPr>
               <w:t>Fix</w:t>
+            </w:r>
+          </w:p>
+        </w:tc>
+        <w:tc>
+          <w:tcPr>
+            <w:tcW w:type="dxa" w:w="3408"/>
+            <w:shd w:val="clear" w:color="auto" w:fill="E3EDEB"/>
+          </w:tcPr>
+          <w:p>
+            <w:pPr>
+              <w:spacing w:before="40" w:after="40"/>
+            </w:pPr>
+            <w:r>
+              <w:rPr>
+                <w:b/>
+              </w:rPr>
             </w:r>
           </w:p>
         </w:tc>
@@ -7713,7 +7834,7 @@
       <w:tr>
         <w:tc>
           <w:tcPr>
-            <w:tcW w:type="dxa" w:w="5112"/>
+            <w:tcW w:type="dxa" w:w="3408"/>
           </w:tcPr>
           <w:p>
             <w:pPr>
@@ -7722,15 +7843,22 @@
             <w:r/>
             <w:r>
               <w:rPr>
-                <w:sz w:val="19"/>
-              </w:rPr>
-              <w:t>App icon is 1600px or 1024px</w:t>
+                <w:b/>
+                <w:sz w:val="19"/>
+              </w:rPr>
+              <w:t>The Admin API token is the wrong kind for a public app</w:t>
+            </w:r>
+            <w:r>
+              <w:rPr>
+                <w:sz w:val="19"/>
+              </w:rPr>
+              <w:t xml:space="preserve"> (the listing looks fine, then every store starts failing one hour after install)</w:t>
             </w:r>
           </w:p>
         </w:tc>
         <w:tc>
           <w:tcPr>
-            <w:tcW w:type="dxa" w:w="5112"/>
+            <w:tcW w:type="dxa" w:w="3408"/>
           </w:tcPr>
           <w:p>
             <w:pPr>
@@ -7741,28 +7869,117 @@
               <w:rPr>
                 <w:sz w:val="19"/>
               </w:rPr>
-              <w:t xml:space="preserve">Shopify wants exactly 1200x1200. Use </w:t>
+              <w:t xml:space="preserve">Shopify refuses </w:t>
+            </w:r>
+            <w:r>
+              <w:rPr>
+                <w:b/>
+                <w:sz w:val="19"/>
+              </w:rPr>
+              <w:t>non-expiring</w:t>
+            </w:r>
+            <w:r>
+              <w:rPr>
+                <w:sz w:val="19"/>
+              </w:rPr>
+              <w:t xml:space="preserve"> offline tokens for GraphQL Admin API calls from public apps - now for new apps, for all of them after </w:t>
+            </w:r>
+            <w:r>
+              <w:rPr>
+                <w:b/>
+                <w:sz w:val="19"/>
+              </w:rPr>
+              <w:t>1 January 2027</w:t>
+            </w:r>
+            <w:r>
+              <w:rPr>
+                <w:sz w:val="19"/>
+              </w:rPr>
+              <w:t>. The app asks for the expiring pair (</w:t>
             </w:r>
             <w:r>
               <w:rPr>
                 <w:rFonts w:ascii="Consolas" w:hAnsi="Consolas"/>
                 <w:sz w:val="18"/>
               </w:rPr>
-              <w:t>assets/listing/app-icon-1200.png</w:t>
-            </w:r>
-            <w:r>
-              <w:rPr>
-                <w:sz w:val="19"/>
-              </w:rPr>
-              <w:t xml:space="preserve"> (generated from the 1600 master). Corners are pre-rounded in the art; Shopify rounds its own, which is accepted, but if you can supply a full-bleed square that is cleaner.</w:t>
-            </w:r>
+              <w:t>expiring=1</w:t>
+            </w:r>
+            <w:r>
+              <w:rPr>
+                <w:sz w:val="19"/>
+              </w:rPr>
+              <w:t xml:space="preserve"> at the token exchange), stores the refresh token and both expiry dates, and renews them itself (</w:t>
+            </w:r>
+            <w:r>
+              <w:rPr>
+                <w:rFonts w:ascii="Consolas" w:hAnsi="Consolas"/>
+                <w:sz w:val="18"/>
+              </w:rPr>
+              <w:t>app/Services/TokenVault.php</w:t>
+            </w:r>
+            <w:r>
+              <w:rPr>
+                <w:sz w:val="19"/>
+              </w:rPr>
+              <w:t xml:space="preserve">, </w:t>
+            </w:r>
+            <w:r>
+              <w:rPr>
+                <w:rFonts w:ascii="Consolas" w:hAnsi="Consolas"/>
+                <w:sz w:val="18"/>
+              </w:rPr>
+              <w:t>php artisan taskpe:tokens</w:t>
+            </w:r>
+            <w:r>
+              <w:rPr>
+                <w:sz w:val="19"/>
+              </w:rPr>
+              <w:t xml:space="preserve">, DEPLOYMENT.md section 19). Check before submitting: </w:t>
+            </w:r>
+            <w:r>
+              <w:rPr>
+                <w:rFonts w:ascii="Consolas" w:hAnsi="Consolas"/>
+                <w:sz w:val="18"/>
+              </w:rPr>
+              <w:t>php artisan taskpe:tokens --probe</w:t>
+            </w:r>
+            <w:r>
+              <w:rPr>
+                <w:sz w:val="19"/>
+              </w:rPr>
+              <w:t xml:space="preserve"> must print </w:t>
+            </w:r>
+            <w:r>
+              <w:rPr>
+                <w:rFonts w:ascii="Consolas" w:hAnsi="Consolas"/>
+                <w:sz w:val="18"/>
+              </w:rPr>
+              <w:t>expiring</w:t>
+            </w:r>
+            <w:r>
+              <w:rPr>
+                <w:sz w:val="19"/>
+              </w:rPr>
+              <w:t xml:space="preserve"> for every store, and the merchant must never see “re-install the app” for what is only a login problem.</w:t>
+            </w:r>
+          </w:p>
+        </w:tc>
+        <w:tc>
+          <w:tcPr>
+            <w:tcW w:type="dxa" w:w="3408"/>
+          </w:tcPr>
+          <w:p>
+            <w:pPr>
+              <w:spacing w:before="40" w:after="40"/>
+            </w:pPr>
+            <w:r/>
           </w:p>
         </w:tc>
       </w:tr>
       <w:tr>
         <w:tc>
           <w:tcPr>
-            <w:tcW w:type="dxa" w:w="5112"/>
+            <w:tcW w:type="dxa" w:w="3408"/>
           </w:tcPr>
           <w:p>
             <w:pPr>
@@ -7773,13 +7990,13 @@
               <w:rPr>
                 <w:sz w:val="19"/>
               </w:rPr>
-              <w:t>Screenshots contain pricing or a plan card</w:t>
+              <w:t>App icon is 1600px or 1024px</w:t>
             </w:r>
           </w:p>
         </w:tc>
         <w:tc>
           <w:tcPr>
-            <w:tcW w:type="dxa" w:w="5112"/>
+            <w:tcW w:type="dxa" w:w="3408"/>
           </w:tcPr>
           <w:p>
             <w:pPr>
@@ -7790,15 +8007,39 @@
               <w:rPr>
                 <w:sz w:val="19"/>
               </w:rPr>
-              <w:t>Deliberately excluded - listing images must not carry pricing (4.4.x). Keep the Plan tab out of screenshots and let the Pricing section hold the numbers.</w:t>
-            </w:r>
+              <w:t xml:space="preserve">Shopify wants exactly 1200x1200. Use </w:t>
+            </w:r>
+            <w:r>
+              <w:rPr>
+                <w:rFonts w:ascii="Consolas" w:hAnsi="Consolas"/>
+                <w:sz w:val="18"/>
+              </w:rPr>
+              <w:t>assets/listing/app-icon-1200.png</w:t>
+            </w:r>
+            <w:r>
+              <w:rPr>
+                <w:sz w:val="19"/>
+              </w:rPr>
+              <w:t xml:space="preserve"> (generated from the 1600 master). Corners are pre-rounded in the art; Shopify rounds its own, which is accepted, but if you can supply a full-bleed square that is cleaner.</w:t>
+            </w:r>
+          </w:p>
+        </w:tc>
+        <w:tc>
+          <w:tcPr>
+            <w:tcW w:type="dxa" w:w="3408"/>
+          </w:tcPr>
+          <w:p>
+            <w:pPr>
+              <w:spacing w:before="40" w:after="40"/>
+            </w:pPr>
+            <w:r/>
           </w:p>
         </w:tc>
       </w:tr>
       <w:tr>
         <w:tc>
           <w:tcPr>
-            <w:tcW w:type="dxa" w:w="5112"/>
+            <w:tcW w:type="dxa" w:w="3408"/>
           </w:tcPr>
           <w:p>
             <w:pPr>
@@ -7809,13 +8050,13 @@
               <w:rPr>
                 <w:sz w:val="19"/>
               </w:rPr>
-              <w:t>Screenshots look like mockups or show browser chrome</w:t>
+              <w:t>Screenshots contain pricing or a plan card</w:t>
             </w:r>
           </w:p>
         </w:tc>
         <w:tc>
           <w:tcPr>
-            <w:tcW w:type="dxa" w:w="5112"/>
+            <w:tcW w:type="dxa" w:w="3408"/>
           </w:tcPr>
           <w:p>
             <w:pPr>
@@ -7826,15 +8067,26 @@
               <w:rPr>
                 <w:sz w:val="19"/>
               </w:rPr>
-              <w:t>All six are real captures at exactly 1600x900 with no chrome, no overlays, unique content per image (4.4.4/4.4.5 from 26 March 2026).</w:t>
-            </w:r>
+              <w:t>Deliberately excluded - listing images must not carry pricing (4.4.x). Keep the Plan tab out of screenshots and let the Pricing section hold the numbers.</w:t>
+            </w:r>
+          </w:p>
+        </w:tc>
+        <w:tc>
+          <w:tcPr>
+            <w:tcW w:type="dxa" w:w="3408"/>
+          </w:tcPr>
+          <w:p>
+            <w:pPr>
+              <w:spacing w:before="40" w:after="40"/>
+            </w:pPr>
+            <w:r/>
           </w:p>
         </w:tc>
       </w:tr>
       <w:tr>
         <w:tc>
           <w:tcPr>
-            <w:tcW w:type="dxa" w:w="5112"/>
+            <w:tcW w:type="dxa" w:w="3408"/>
           </w:tcPr>
           <w:p>
             <w:pPr>
@@ -7845,13 +8097,13 @@
               <w:rPr>
                 <w:sz w:val="19"/>
               </w:rPr>
-              <w:t>Alt text missing or too long</w:t>
+              <w:t>Screenshots look like mockups or show browser chrome</w:t>
             </w:r>
           </w:p>
         </w:tc>
         <w:tc>
           <w:tcPr>
-            <w:tcW w:type="dxa" w:w="5112"/>
+            <w:tcW w:type="dxa" w:w="3408"/>
           </w:tcPr>
           <w:p>
             <w:pPr>
@@ -7862,15 +8114,26 @@
               <w:rPr>
                 <w:sz w:val="19"/>
               </w:rPr>
-              <w:t>Every image has alt text in two sizes here: &lt;=100 characters for the form, &lt;=64 for fields that cap lower. Automated translation covers alt text for the eight languages, so write plain descriptive English and no keyword lists.</w:t>
-            </w:r>
+              <w:t>All six are real captures at exactly 1600x900 with no chrome, no overlays, unique content per image (4.4.4/4.4.5 from 26 March 2026).</w:t>
+            </w:r>
+          </w:p>
+        </w:tc>
+        <w:tc>
+          <w:tcPr>
+            <w:tcW w:type="dxa" w:w="3408"/>
+          </w:tcPr>
+          <w:p>
+            <w:pPr>
+              <w:spacing w:before="40" w:after="40"/>
+            </w:pPr>
+            <w:r/>
           </w:p>
         </w:tc>
       </w:tr>
       <w:tr>
         <w:tc>
           <w:tcPr>
-            <w:tcW w:type="dxa" w:w="5112"/>
+            <w:tcW w:type="dxa" w:w="3408"/>
           </w:tcPr>
           <w:p>
             <w:pPr>
@@ -7881,13 +8144,13 @@
               <w:rPr>
                 <w:sz w:val="19"/>
               </w:rPr>
-              <w:t>Customer search reads a name field</w:t>
+              <w:t>Alt text missing or too long</w:t>
             </w:r>
           </w:p>
         </w:tc>
         <w:tc>
           <w:tcPr>
-            <w:tcW w:type="dxa" w:w="5112"/>
+            <w:tcW w:type="dxa" w:w="3408"/>
           </w:tcPr>
           <w:p>
             <w:pPr>
@@ -7898,41 +8161,26 @@
               <w:rPr>
                 <w:sz w:val="19"/>
               </w:rPr>
-              <w:t>That is Level 2 (</w:t>
-            </w:r>
-            <w:r>
-              <w:rPr>
-                <w:rFonts w:ascii="Consolas" w:hAnsi="Consolas"/>
-                <w:sz w:val="18"/>
-              </w:rPr>
-              <w:t>displayName</w:t>
-            </w:r>
-            <w:r>
-              <w:rPr>
-                <w:sz w:val="19"/>
-              </w:rPr>
-              <w:t xml:space="preserve"> is derived from first/last name). Either request the Name field with the reason below, or drop the customer tab + </w:t>
-            </w:r>
-            <w:r>
-              <w:rPr>
-                <w:rFonts w:ascii="Consolas" w:hAnsi="Consolas"/>
-                <w:sz w:val="18"/>
-              </w:rPr>
-              <w:t>read_customers</w:t>
-            </w:r>
-            <w:r>
-              <w:rPr>
-                <w:sz w:val="19"/>
-              </w:rPr>
-              <w:t xml:space="preserve"> and keep the request at Level 1 - the fastest approval, and the more defensible answer to 'minimum data required'.</w:t>
-            </w:r>
+              <w:t>Every image has alt text in two sizes here: &lt;=100 characters for the form, &lt;=64 for fields that cap lower. Automated translation covers alt text for the eight languages, so write plain descriptive English and no keyword lists.</w:t>
+            </w:r>
+          </w:p>
+        </w:tc>
+        <w:tc>
+          <w:tcPr>
+            <w:tcW w:type="dxa" w:w="3408"/>
+          </w:tcPr>
+          <w:p>
+            <w:pPr>
+              <w:spacing w:before="40" w:after="40"/>
+            </w:pPr>
+            <w:r/>
           </w:p>
         </w:tc>
       </w:tr>
       <w:tr>
         <w:tc>
           <w:tcPr>
-            <w:tcW w:type="dxa" w:w="5112"/>
+            <w:tcW w:type="dxa" w:w="3408"/>
           </w:tcPr>
           <w:p>
             <w:pPr>
@@ -7941,22 +8189,15 @@
             <w:r/>
             <w:r>
               <w:rPr>
-                <w:rFonts w:ascii="Consolas" w:hAnsi="Consolas"/>
-                <w:sz w:val="18"/>
-              </w:rPr>
-              <w:t>read_all_orders</w:t>
-            </w:r>
-            <w:r>
-              <w:rPr>
-                <w:sz w:val="19"/>
-              </w:rPr>
-              <w:t xml:space="preserve"> not yet approved</w:t>
+                <w:sz w:val="19"/>
+              </w:rPr>
+              <w:t>Customer search reads a name field</w:t>
             </w:r>
           </w:p>
         </w:tc>
         <w:tc>
           <w:tcPr>
-            <w:tcW w:type="dxa" w:w="5112"/>
+            <w:tcW w:type="dxa" w:w="3408"/>
           </w:tcPr>
           <w:p>
             <w:pPr>
@@ -7967,15 +8208,52 @@
               <w:rPr>
                 <w:sz w:val="19"/>
               </w:rPr>
-              <w:t>Order search outside the install window returns nothing. The reason text below is written for that request; the app already explains the limit in-app, so no merchant is misled while the request is open.</w:t>
-            </w:r>
+              <w:t>That is Level 2 (</w:t>
+            </w:r>
+            <w:r>
+              <w:rPr>
+                <w:rFonts w:ascii="Consolas" w:hAnsi="Consolas"/>
+                <w:sz w:val="18"/>
+              </w:rPr>
+              <w:t>displayName</w:t>
+            </w:r>
+            <w:r>
+              <w:rPr>
+                <w:sz w:val="19"/>
+              </w:rPr>
+              <w:t xml:space="preserve"> is derived from first/last name). Either request the Name field with the reason below, or drop the customer tab + </w:t>
+            </w:r>
+            <w:r>
+              <w:rPr>
+                <w:rFonts w:ascii="Consolas" w:hAnsi="Consolas"/>
+                <w:sz w:val="18"/>
+              </w:rPr>
+              <w:t>read_customers</w:t>
+            </w:r>
+            <w:r>
+              <w:rPr>
+                <w:sz w:val="19"/>
+              </w:rPr>
+              <w:t xml:space="preserve"> and keep the request at Level 1 - the fastest approval, and the more defensible answer to 'minimum data required'.</w:t>
+            </w:r>
+          </w:p>
+        </w:tc>
+        <w:tc>
+          <w:tcPr>
+            <w:tcW w:type="dxa" w:w="3408"/>
+          </w:tcPr>
+          <w:p>
+            <w:pPr>
+              <w:spacing w:before="40" w:after="40"/>
+            </w:pPr>
+            <w:r/>
           </w:p>
         </w:tc>
       </w:tr>
       <w:tr>
         <w:tc>
           <w:tcPr>
-            <w:tcW w:type="dxa" w:w="5112"/>
+            <w:tcW w:type="dxa" w:w="3408"/>
           </w:tcPr>
           <w:p>
             <w:pPr>
@@ -7984,15 +8262,22 @@
             <w:r/>
             <w:r>
               <w:rPr>
-                <w:sz w:val="19"/>
-              </w:rPr>
-              <w:t>Trial promised but not delivered</w:t>
+                <w:rFonts w:ascii="Consolas" w:hAnsi="Consolas"/>
+                <w:sz w:val="18"/>
+              </w:rPr>
+              <w:t>read_all_orders</w:t>
+            </w:r>
+            <w:r>
+              <w:rPr>
+                <w:sz w:val="19"/>
+              </w:rPr>
+              <w:t xml:space="preserve"> not yet approved</w:t>
             </w:r>
           </w:p>
         </w:tc>
         <w:tc>
           <w:tcPr>
-            <w:tcW w:type="dxa" w:w="5112"/>
+            <w:tcW w:type="dxa" w:w="3408"/>
           </w:tcPr>
           <w:p>
             <w:pPr>
@@ -8003,15 +8288,26 @@
               <w:rPr>
                 <w:sz w:val="19"/>
               </w:rPr>
-              <w:t>The listing must match what Shopify's plan page offers. Dashboard trial is 7 days; Shopify's guidance recommends 14 - set it in the Dashboard if you want the recommendation, and keep the copy honest either way.</w:t>
-            </w:r>
+              <w:t>Order search outside the install window returns nothing. The reason text below is written for that request; the app already explains the limit in-app, so no merchant is misled while the request is open.</w:t>
+            </w:r>
+          </w:p>
+        </w:tc>
+        <w:tc>
+          <w:tcPr>
+            <w:tcW w:type="dxa" w:w="3408"/>
+          </w:tcPr>
+          <w:p>
+            <w:pPr>
+              <w:spacing w:before="40" w:after="40"/>
+            </w:pPr>
+            <w:r/>
           </w:p>
         </w:tc>
       </w:tr>
       <w:tr>
         <w:tc>
           <w:tcPr>
-            <w:tcW w:type="dxa" w:w="5112"/>
+            <w:tcW w:type="dxa" w:w="3408"/>
           </w:tcPr>
           <w:p>
             <w:pPr>
@@ -8022,13 +8318,13 @@
               <w:rPr>
                 <w:sz w:val="19"/>
               </w:rPr>
-              <w:t>Charges outside Shopify billing hidden</w:t>
+              <w:t>Trial promised but not delivered</w:t>
             </w:r>
           </w:p>
         </w:tc>
         <w:tc>
           <w:tcPr>
-            <w:tcW w:type="dxa" w:w="5112"/>
+            <w:tcW w:type="dxa" w:w="3408"/>
           </w:tcPr>
           <w:p>
             <w:pPr>
@@ -8039,15 +8335,26 @@
               <w:rPr>
                 <w:sz w:val="19"/>
               </w:rPr>
-              <w:t>WhatsApp messages are billed by the merchant's own Whatify account. That belongs in the plan's 'additional charges' line with a link to a page that explains it (4.2).</w:t>
-            </w:r>
+              <w:t>The listing must match what Shopify's plan page offers. Dashboard trial is 7 days; Shopify's guidance recommends 14 - set it in the Dashboard if you want the recommendation, and keep the copy honest either way.</w:t>
+            </w:r>
+          </w:p>
+        </w:tc>
+        <w:tc>
+          <w:tcPr>
+            <w:tcW w:type="dxa" w:w="3408"/>
+          </w:tcPr>
+          <w:p>
+            <w:pPr>
+              <w:spacing w:before="40" w:after="40"/>
+            </w:pPr>
+            <w:r/>
           </w:p>
         </w:tc>
       </w:tr>
       <w:tr>
         <w:tc>
           <w:tcPr>
-            <w:tcW w:type="dxa" w:w="5112"/>
+            <w:tcW w:type="dxa" w:w="3408"/>
           </w:tcPr>
           <w:p>
             <w:pPr>
@@ -8058,13 +8365,13 @@
               <w:rPr>
                 <w:sz w:val="19"/>
               </w:rPr>
-              <w:t>Support and legal links</w:t>
+              <w:t>Charges outside Shopify billing hidden</w:t>
             </w:r>
           </w:p>
         </w:tc>
         <w:tc>
           <w:tcPr>
-            <w:tcW w:type="dxa" w:w="5112"/>
+            <w:tcW w:type="dxa" w:w="3408"/>
           </w:tcPr>
           <w:p>
             <w:pPr>
@@ -8075,41 +8382,26 @@
               <w:rPr>
                 <w:sz w:val="19"/>
               </w:rPr>
-              <w:t xml:space="preserve">Privacy policy URL is required; add Terms of Service and a support/docs URL. </w:t>
-            </w:r>
-            <w:r>
-              <w:rPr>
-                <w:rFonts w:ascii="Consolas" w:hAnsi="Consolas"/>
-                <w:sz w:val="18"/>
-              </w:rPr>
-              <w:t>/privacy</w:t>
-            </w:r>
-            <w:r>
-              <w:rPr>
-                <w:sz w:val="19"/>
-              </w:rPr>
-              <w:t xml:space="preserve"> exists in-app; </w:t>
-            </w:r>
-            <w:r>
-              <w:rPr>
-                <w:rFonts w:ascii="Consolas" w:hAnsi="Consolas"/>
-                <w:sz w:val="18"/>
-              </w:rPr>
-              <w:t>/terms</w:t>
-            </w:r>
-            <w:r>
-              <w:rPr>
-                <w:sz w:val="19"/>
-              </w:rPr>
-              <w:t xml:space="preserve"> does not yet - publish one or link your marketing site's ToS.</w:t>
-            </w:r>
+              <w:t>WhatsApp messages are billed by the merchant's own Whatify account. That belongs in the plan's 'additional charges' line with a link to a page that explains it (4.2).</w:t>
+            </w:r>
+          </w:p>
+        </w:tc>
+        <w:tc>
+          <w:tcPr>
+            <w:tcW w:type="dxa" w:w="3408"/>
+          </w:tcPr>
+          <w:p>
+            <w:pPr>
+              <w:spacing w:before="40" w:after="40"/>
+            </w:pPr>
+            <w:r/>
           </w:p>
         </w:tc>
       </w:tr>
       <w:tr>
         <w:tc>
           <w:tcPr>
-            <w:tcW w:type="dxa" w:w="5112"/>
+            <w:tcW w:type="dxa" w:w="3408"/>
           </w:tcPr>
           <w:p>
             <w:pPr>
@@ -8120,13 +8412,13 @@
               <w:rPr>
                 <w:sz w:val="19"/>
               </w:rPr>
-              <w:t>Storefront performance</w:t>
+              <w:t>Support and legal links</w:t>
             </w:r>
           </w:p>
         </w:tc>
         <w:tc>
           <w:tcPr>
-            <w:tcW w:type="dxa" w:w="5112"/>
+            <w:tcW w:type="dxa" w:w="3408"/>
           </w:tcPr>
           <w:p>
             <w:pPr>
@@ -8137,8 +8429,124 @@
               <w:rPr>
                 <w:sz w:val="19"/>
               </w:rPr>
+              <w:t xml:space="preserve">Privacy policy URL is required; add Terms of Service and a support/docs URL. </w:t>
+            </w:r>
+            <w:r>
+              <w:rPr>
+                <w:rFonts w:ascii="Consolas" w:hAnsi="Consolas"/>
+                <w:sz w:val="18"/>
+              </w:rPr>
+              <w:t>/privacy</w:t>
+            </w:r>
+            <w:r>
+              <w:rPr>
+                <w:sz w:val="19"/>
+              </w:rPr>
+              <w:t xml:space="preserve"> and </w:t>
+            </w:r>
+            <w:r>
+              <w:rPr>
+                <w:rFonts w:ascii="Consolas" w:hAnsi="Consolas"/>
+                <w:sz w:val="18"/>
+              </w:rPr>
+              <w:t>/terms</w:t>
+            </w:r>
+            <w:r>
+              <w:rPr>
+                <w:sz w:val="19"/>
+              </w:rPr>
+              <w:t xml:space="preserve"> are both served by the app (`AppController::privacy</w:t>
+            </w:r>
+          </w:p>
+        </w:tc>
+        <w:tc>
+          <w:tcPr>
+            <w:tcW w:type="dxa" w:w="3408"/>
+          </w:tcPr>
+          <w:p>
+            <w:pPr>
+              <w:spacing w:before="40" w:after="40"/>
+            </w:pPr>
+            <w:r/>
+            <w:r>
+              <w:rPr>
+                <w:sz w:val="19"/>
+              </w:rPr>
+              <w:t>terms</w:t>
+            </w:r>
+            <w:r>
+              <w:rPr>
+                <w:rFonts w:ascii="Consolas" w:hAnsi="Consolas"/>
+                <w:sz w:val="18"/>
+              </w:rPr>
+              <w:t xml:space="preserve">, public, no login). Two things still have to go into </w:t>
+            </w:r>
+            <w:r>
+              <w:rPr>
+                <w:sz w:val="19"/>
+              </w:rPr>
+              <w:t>resources/views/terms.blade.php</w:t>
+            </w:r>
+            <w:r>
+              <w:rPr>
+                <w:rFonts w:ascii="Consolas" w:hAnsi="Consolas"/>
+                <w:sz w:val="18"/>
+              </w:rPr>
+              <w:t xml:space="preserve"> before that link is quoted anywhere: the legal entity and the governing law - both are marked with </w:t>
+            </w:r>
+            <w:r>
+              <w:rPr>
+                <w:sz w:val="19"/>
+              </w:rPr>
+              <w:t>[` on the page, and the page prints a note telling you to delete it afterwards.</w:t>
+            </w:r>
+          </w:p>
+        </w:tc>
+      </w:tr>
+      <w:tr>
+        <w:tc>
+          <w:tcPr>
+            <w:tcW w:type="dxa" w:w="3408"/>
+          </w:tcPr>
+          <w:p>
+            <w:pPr>
+              <w:spacing w:before="40" w:after="40"/>
+            </w:pPr>
+            <w:r/>
+            <w:r>
+              <w:rPr>
+                <w:sz w:val="19"/>
+              </w:rPr>
+              <w:t>Storefront performance</w:t>
+            </w:r>
+          </w:p>
+        </w:tc>
+        <w:tc>
+          <w:tcPr>
+            <w:tcW w:type="dxa" w:w="3408"/>
+          </w:tcPr>
+          <w:p>
+            <w:pPr>
+              <w:spacing w:before="40" w:after="40"/>
+            </w:pPr>
+            <w:r/>
+            <w:r>
+              <w:rPr>
+                <w:sz w:val="19"/>
+              </w:rPr>
               <w:t>Nothing is injected into the storefront (no scripts, no theme edits), so the Lighthouse delta is zero. Say so in the review instructions; it removes a whole class of questions.</w:t>
             </w:r>
+          </w:p>
+        </w:tc>
+        <w:tc>
+          <w:tcPr>
+            <w:tcW w:type="dxa" w:w="3408"/>
+          </w:tcPr>
+          <w:p>
+            <w:pPr>
+              <w:spacing w:before="40" w:after="40"/>
+            </w:pPr>
+            <w:r/>
           </w:p>
         </w:tc>
       </w:tr>
@@ -9798,7 +10206,7 @@
         <w:rPr>
           <w:sz w:val="21"/>
         </w:rPr>
-        <w:t xml:space="preserve">Privacy policy is live at </w:t>
+        <w:t xml:space="preserve">Both legal pages exist — </w:t>
       </w:r>
       <w:r>
         <w:rPr>
@@ -9811,20 +10219,54 @@
         <w:rPr>
           <w:sz w:val="21"/>
         </w:rPr>
-        <w:t xml:space="preserve">; </w:t>
+        <w:t xml:space="preserve"> and </w:t>
       </w:r>
       <w:r>
         <w:rPr>
-          <w:b/>
-          <w:sz w:val="21"/>
+          <w:rFonts w:ascii="Consolas" w:hAnsi="Consolas"/>
+          <w:sz w:val="20"/>
         </w:rPr>
-        <w:t>publish a Terms of Service page</w:t>
+        <w:t>https://&lt;host&gt;/terms</w:t>
       </w:r>
       <w:r>
         <w:rPr>
           <w:sz w:val="21"/>
         </w:rPr>
-        <w:t xml:space="preserve"> and link both.</w:t>
+        <w:t xml:space="preserve">. Fill the two placeholders in </w:t>
+      </w:r>
+      <w:r>
+        <w:rPr>
+          <w:rFonts w:ascii="Consolas" w:hAnsi="Consolas"/>
+          <w:sz w:val="20"/>
+        </w:rPr>
+        <w:t>resources/views/terms.blade.php</w:t>
+      </w:r>
+      <w:r>
+        <w:rPr>
+          <w:sz w:val="21"/>
+        </w:rPr>
+        <w:t xml:space="preserve"> (operating entity, governing law), then link both.</w:t>
+      </w:r>
+    </w:p>
+    <w:p>
+      <w:r>
+        <w:rPr>
+          <w:sz w:val="21"/>
+        </w:rPr>
+        <w:t xml:space="preserve">placeholders in </w:t>
+      </w:r>
+      <w:r>
+        <w:rPr>
+          <w:rFonts w:ascii="Consolas" w:hAnsi="Consolas"/>
+          <w:sz w:val="20"/>
+        </w:rPr>
+        <w:t>resources/views/terms.blade.php</w:t>
+      </w:r>
+      <w:r>
+        <w:rPr>
+          <w:sz w:val="21"/>
+        </w:rPr>
+        <w:t xml:space="preserve"> (operating entity, governing law), then link both.</w:t>
       </w:r>
     </w:p>
     <w:p>

--- a/TaskPe-App-Listing.docx
+++ b/TaskPe-App-Listing.docx
@@ -7271,7 +7271,7 @@
                 <w:color w:val="202428"/>
                 <w:sz w:val="18"/>
               </w:rPr>
-              <w:t>9. BILLING (plans and prices are managed by Shopify)</w:t>
+              <w:t>9. BILLING AND PLAN CHANGES (plans and prices are managed by Shopify)</w:t>
             </w:r>
           </w:p>
           <w:p>
@@ -7284,7 +7284,7 @@
                 <w:color w:val="202428"/>
                 <w:sz w:val="18"/>
               </w:rPr>
-              <w:t xml:space="preserve">   Plan tab -&gt; "What Shopify bills you" -&gt; "Check again".</w:t>
+              <w:t xml:space="preserve">   Plan tab -&gt; "Choose Starter" on the Starter card. Expected: the app leaves the iframe and opens</w:t>
             </w:r>
           </w:p>
           <w:p>
@@ -7297,7 +7297,7 @@
                 <w:color w:val="202428"/>
                 <w:sz w:val="18"/>
               </w:rPr>
-              <w:t xml:space="preserve">   Expected: plan name, amount, currency, billing interval and renewal date are read from the</w:t>
+              <w:t xml:space="preserve">   Shopify's own plan page for this store (admin.shopify.com/store/&lt;handle&gt;/charges/&lt;app</w:t>
             </w:r>
           </w:p>
           <w:p>
@@ -7310,7 +7310,7 @@
                 <w:color w:val="202428"/>
                 <w:sz w:val="18"/>
               </w:rPr>
-              <w:t xml:space="preserve">   store's live subscription through the Admin API, and it re-reads that subscription on the</w:t>
+              <w:t xml:space="preserve">   handle&gt;/pricing_plans). In this mode the app never quotes a price and never calls</w:t>
             </w:r>
           </w:p>
           <w:p>
@@ -7323,7 +7323,7 @@
                 <w:color w:val="202428"/>
                 <w:sz w:val="18"/>
               </w:rPr>
-              <w:t xml:space="preserve">   app_subscriptions/update webhook, so a plan change made while the app is closed is picked up</w:t>
+              <w:t xml:space="preserve">   appSubscriptionCreate, because the plans and their prices live in the Partner Dashboard. On a</w:t>
             </w:r>
           </w:p>
           <w:p>
@@ -7336,7 +7336,7 @@
                 <w:color w:val="202428"/>
                 <w:sz w:val="18"/>
               </w:rPr>
-              <w:t xml:space="preserve">   without anyone reloading the tab. The app shows no price of its own and never</w:t>
+              <w:t xml:space="preserve">   development store owned by the same partner organisation the plan is selectable at $0, so the</w:t>
             </w:r>
           </w:p>
           <w:p>
@@ -7349,7 +7349,7 @@
                 <w:color w:val="202428"/>
                 <w:sz w:val="18"/>
               </w:rPr>
-              <w:t xml:space="preserve">   calls appSubscriptionCreate, because the plans are created in the Partner Dashboard; on a</w:t>
+              <w:t xml:space="preserve">   whole flow can be completed end to end with no card involved.</w:t>
             </w:r>
           </w:p>
           <w:p>
@@ -7362,7 +7362,7 @@
                 <w:color w:val="202428"/>
                 <w:sz w:val="18"/>
               </w:rPr>
-              <w:t xml:space="preserve">   development store the subscription is a test charge and the tab labels it "test charge".</w:t>
+              <w:t xml:space="preserve"> </w:t>
             </w:r>
           </w:p>
           <w:p>
@@ -7375,7 +7375,7 @@
                 <w:color w:val="202428"/>
                 <w:sz w:val="18"/>
               </w:rPr>
-              <w:t xml:space="preserve">   Approving a plan on Shopify's page and returning to the app unlocks WhatsApp alerts and the</w:t>
+              <w:t xml:space="preserve">   Approve the plan on Shopify's page, then return to the app. Expected: the Plan tab reads the</w:t>
             </w:r>
           </w:p>
           <w:p>
@@ -7388,7 +7388,7 @@
                 <w:color w:val="202428"/>
                 <w:sz w:val="18"/>
               </w:rPr>
-              <w:t xml:space="preserve">   digest and raises the member and task limits; cancelling is done on Shopify's own page and the</w:t>
+              <w:t xml:space="preserve">   live subscription from the store's own installation - plan name, amount, currency, interval and</w:t>
             </w:r>
           </w:p>
           <w:p>
@@ -7401,7 +7401,150 @@
                 <w:color w:val="202428"/>
                 <w:sz w:val="18"/>
               </w:rPr>
-              <w:t xml:space="preserve">   app says where, rather than doing it itself.</w:t>
+              <w:t xml:space="preserve">   renewal date, all Shopify's numbers - WhatsApp alerts and the daily digest unlock, member and</w:t>
+            </w:r>
+          </w:p>
+          <w:p>
+            <w:pPr>
+              <w:spacing w:before="0" w:after="0"/>
+            </w:pPr>
+            <w:r>
+              <w:rPr>
+                <w:rFonts w:ascii="Consolas" w:hAnsi="Consolas"/>
+                <w:color w:val="202428"/>
+                <w:sz w:val="18"/>
+              </w:rPr>
+              <w:t xml:space="preserve">   task limits rise, and no support contact or reinstall was needed at any point.</w:t>
+            </w:r>
+          </w:p>
+          <w:p>
+            <w:pPr>
+              <w:spacing w:before="0" w:after="0"/>
+            </w:pPr>
+            <w:r>
+              <w:rPr>
+                <w:rFonts w:ascii="Consolas" w:hAnsi="Consolas"/>
+                <w:color w:val="202428"/>
+                <w:sz w:val="18"/>
+              </w:rPr>
+              <w:t xml:space="preserve"> </w:t>
+            </w:r>
+          </w:p>
+          <w:p>
+            <w:pPr>
+              <w:spacing w:before="0" w:after="0"/>
+            </w:pPr>
+            <w:r>
+              <w:rPr>
+                <w:rFonts w:ascii="Consolas" w:hAnsi="Consolas"/>
+                <w:color w:val="202428"/>
+                <w:sz w:val="18"/>
+              </w:rPr>
+              <w:t xml:space="preserve">   Now the other direction: "Change or cancel plan" on the current card -&gt; Growth, then back down</w:t>
+            </w:r>
+          </w:p>
+          <w:p>
+            <w:pPr>
+              <w:spacing w:before="0" w:after="0"/>
+            </w:pPr>
+            <w:r>
+              <w:rPr>
+                <w:rFonts w:ascii="Consolas" w:hAnsi="Consolas"/>
+                <w:color w:val="202428"/>
+                <w:sz w:val="18"/>
+              </w:rPr>
+              <w:t xml:space="preserve">   to Free. Expected: the same Shopify page each time (Free is listed there as a plan), Shopify</w:t>
+            </w:r>
+          </w:p>
+          <w:p>
+            <w:pPr>
+              <w:spacing w:before="0" w:after="0"/>
+            </w:pPr>
+            <w:r>
+              <w:rPr>
+                <w:rFonts w:ascii="Consolas" w:hAnsi="Consolas"/>
+                <w:color w:val="202428"/>
+                <w:sz w:val="18"/>
+              </w:rPr>
+              <w:t xml:space="preserve">   handles the proration, and every charge and cancellation appears in the store's app charge</w:t>
+            </w:r>
+          </w:p>
+          <w:p>
+            <w:pPr>
+              <w:spacing w:before="0" w:after="0"/>
+            </w:pPr>
+            <w:r>
+              <w:rPr>
+                <w:rFonts w:ascii="Consolas" w:hAnsi="Consolas"/>
+                <w:color w:val="202428"/>
+                <w:sz w:val="18"/>
+              </w:rPr>
+              <w:t xml:space="preserve">   history at Shopify admin -&gt; Settings -&gt; Apps and sales channels -&gt; TaskPe -&gt; Billing.</w:t>
+            </w:r>
+          </w:p>
+          <w:p>
+            <w:pPr>
+              <w:spacing w:before="0" w:after="0"/>
+            </w:pPr>
+            <w:r>
+              <w:rPr>
+                <w:rFonts w:ascii="Consolas" w:hAnsi="Consolas"/>
+                <w:color w:val="202428"/>
+                <w:sz w:val="18"/>
+              </w:rPr>
+              <w:t xml:space="preserve"> </w:t>
+            </w:r>
+          </w:p>
+          <w:p>
+            <w:pPr>
+              <w:spacing w:before="0" w:after="0"/>
+            </w:pPr>
+            <w:r>
+              <w:rPr>
+                <w:rFonts w:ascii="Consolas" w:hAnsi="Consolas"/>
+                <w:color w:val="202428"/>
+                <w:sz w:val="18"/>
+              </w:rPr>
+              <w:t xml:space="preserve">   Two honest details: if a change has not propagated by the time you are back, the tab says</w:t>
+            </w:r>
+          </w:p>
+          <w:p>
+            <w:pPr>
+              <w:spacing w:before="0" w:after="0"/>
+            </w:pPr>
+            <w:r>
+              <w:rPr>
+                <w:rFonts w:ascii="Consolas" w:hAnsi="Consolas"/>
+                <w:color w:val="202428"/>
+                <w:sz w:val="18"/>
+              </w:rPr>
+              <w:t xml:space="preserve">   "Shopify is applying the change..." and re-reads itself after a few seconds rather than</w:t>
+            </w:r>
+          </w:p>
+          <w:p>
+            <w:pPr>
+              <w:spacing w:before="0" w:after="0"/>
+            </w:pPr>
+            <w:r>
+              <w:rPr>
+                <w:rFonts w:ascii="Consolas" w:hAnsi="Consolas"/>
+                <w:color w:val="202428"/>
+                <w:sz w:val="18"/>
+              </w:rPr>
+              <w:t xml:space="preserve">   reporting a refusal; and "Check again" re-reads on demand. The app also re-reads on the</w:t>
+            </w:r>
+          </w:p>
+          <w:p>
+            <w:pPr>
+              <w:spacing w:before="0" w:after="0"/>
+            </w:pPr>
+            <w:r>
+              <w:rPr>
+                <w:rFonts w:ascii="Consolas" w:hAnsi="Consolas"/>
+                <w:color w:val="202428"/>
+                <w:sz w:val="18"/>
+              </w:rPr>
+              <w:t xml:space="preserve">   app_subscriptions/update webhook, so a change made while nobody had the app open is picked up.</w:t>
             </w:r>
           </w:p>
           <w:p>
@@ -7828,6 +7971,86 @@
                 <w:b/>
               </w:rPr>
             </w:r>
+          </w:p>
+        </w:tc>
+      </w:tr>
+      <w:tr>
+        <w:tc>
+          <w:tcPr>
+            <w:tcW w:type="dxa" w:w="3408"/>
+          </w:tcPr>
+          <w:p>
+            <w:pPr>
+              <w:spacing w:before="40" w:after="40"/>
+            </w:pPr>
+            <w:r/>
+            <w:r>
+              <w:rPr>
+                <w:b/>
+                <w:sz w:val="19"/>
+              </w:rPr>
+              <w:t>1.2.3 — a Plan page with no way to change the plan</w:t>
+            </w:r>
+            <w:r>
+              <w:rPr>
+                <w:sz w:val="19"/>
+              </w:rPr>
+              <w:t xml:space="preserve"> (this is what the first review rejected)</w:t>
+            </w:r>
+          </w:p>
+        </w:tc>
+        <w:tc>
+          <w:tcPr>
+            <w:tcW w:type="dxa" w:w="3408"/>
+          </w:tcPr>
+          <w:p>
+            <w:pPr>
+              <w:spacing w:before="40" w:after="40"/>
+            </w:pPr>
+            <w:r/>
+            <w:r>
+              <w:rPr>
+                <w:sz w:val="19"/>
+              </w:rPr>
+              <w:t xml:space="preserve">Every plan card is a button, not a sentence. With Shopify-owned pricing the app cannot create charges, so the button opens Shopify’s hosted plan page: </w:t>
+            </w:r>
+            <w:r>
+              <w:rPr>
+                <w:rFonts w:ascii="Consolas" w:hAnsi="Consolas"/>
+                <w:sz w:val="18"/>
+              </w:rPr>
+              <w:t>https://admin.shopify.com/store/{store}/charges/{app handle}/pricing_plans</w:t>
+            </w:r>
+            <w:r>
+              <w:rPr>
+                <w:sz w:val="19"/>
+              </w:rPr>
+              <w:t xml:space="preserve">, built per store from </w:t>
+            </w:r>
+            <w:r>
+              <w:rPr>
+                <w:rFonts w:ascii="Consolas" w:hAnsi="Consolas"/>
+                <w:sz w:val="18"/>
+              </w:rPr>
+              <w:t>SHOPIFY_APP_HANDLE</w:t>
+            </w:r>
+            <w:r>
+              <w:rPr>
+                <w:sz w:val="19"/>
+              </w:rPr>
+              <w:t>. Upgrade, downgrade to Free and cancel all happen there; Shopify prorates, invoices, and the charges show in the merchant’s app charge history. Rehearse it on a development store (plans are $0 for your own organisation): Free → Starter → Growth → Free, then screenshot the charge history for the feedback thread. In this mode the app never quotes its own price — the Plan tab mirrors the live subscription.</w:t>
+            </w:r>
+          </w:p>
+        </w:tc>
+        <w:tc>
+          <w:tcPr>
+            <w:tcW w:type="dxa" w:w="3408"/>
+          </w:tcPr>
+          <w:p>
+            <w:pPr>
+              <w:spacing w:before="40" w:after="40"/>
+            </w:pPr>
+            <w:r/>
           </w:p>
         </w:tc>
       </w:tr>
@@ -10278,7 +10501,33 @@
         <w:rPr>
           <w:sz w:val="21"/>
         </w:rPr>
-        <w:t>Support email, docs URL, demo store URL, emergency developer contact.</w:t>
+        <w:t xml:space="preserve">Support email, docs URL, demo store URL, emergency developer contact — and </w:t>
+      </w:r>
+      <w:r>
+        <w:rPr>
+          <w:rFonts w:ascii="Consolas" w:hAnsi="Consolas"/>
+          <w:sz w:val="20"/>
+        </w:rPr>
+        <w:t>SHOPIFY_APP_HANDLE</w:t>
+      </w:r>
+      <w:r>
+        <w:rPr>
+          <w:sz w:val="21"/>
+        </w:rPr>
+        <w:t xml:space="preserve"> in </w:t>
+      </w:r>
+      <w:r>
+        <w:rPr>
+          <w:rFonts w:ascii="Consolas" w:hAnsi="Consolas"/>
+          <w:sz w:val="20"/>
+        </w:rPr>
+        <w:t>.env</w:t>
+      </w:r>
+      <w:r>
+        <w:rPr>
+          <w:sz w:val="21"/>
+        </w:rPr>
+        <w:t>, without which the Plan tab cannot link to Shopify's plan page (the 1.2.3 row above).</w:t>
       </w:r>
     </w:p>
     <w:p>

--- a/TaskPe-App-Listing.docx
+++ b/TaskPe-App-Listing.docx
@@ -73,7 +73,7 @@
               <w:rPr>
                 <w:sz w:val="20"/>
               </w:rPr>
-              <w:t>Shopify requires a privacy policy URL and expects terms of service, a help page and a support email. /privacy is live in the app; /terms is not. Fill the bracketed placeholders in section 2 before submitting.</w:t>
+              <w:t>Shopify requires a privacy policy URL and expects terms of service, a help page and a support email. Both /privacy and /terms are served by the app, so what is missing is the content: fill the two bracketed placeholders in resources/views/terms.blade.php (legal entity, governing law) and the rest of the bracketed URLs in section 2 before submitting.</w:t>
             </w:r>
           </w:p>
           <w:p>
@@ -103,13 +103,13 @@
                 <w:b/>
                 <w:sz w:val="20"/>
               </w:rPr>
-              <w:t xml:space="preserve">Do not quote a price anywhere in the images. </w:t>
+              <w:t xml:space="preserve">No pricing in the images. </w:t>
             </w:r>
             <w:r>
               <w:rPr>
                 <w:sz w:val="20"/>
               </w:rPr>
-              <w:t>Listing images must not carry pricing. The app also stopped inventing prices: the Plan tab now shows what Shopify bills, in the store’s currency. Keep prices in the Pricing section only.</w:t>
+              <w:t>Listing images must not carry pricing (4.4.x), so keep the Plan tab out of screenshots and let the Pricing section hold the numbers. Inside the app the cards do show amounts, each labelled with where it came from: Shopify’s read-back figure on the plan a store is on, this app’s list price on the others. The price table in section 2 is generated from config/shopify.php, so changing a price there and in Partner Dashboard → App pricing keeps the app, this document and the invoice agreeing; php artisan taskpe:plans proves it.</w:t>
             </w:r>
           </w:p>
         </w:tc>
@@ -2094,20 +2094,33 @@
               <w:rPr>
                 <w:sz w:val="19"/>
               </w:rPr>
-              <w:t xml:space="preserve"> — the app no longer quotes its own prices (see </w:t>
+              <w:t xml:space="preserve">. The app now prints list prices on its Plan tab too (each labelled, with Shopify’s read-back amount on the plan a store is actually on), so </w:t>
+            </w:r>
+            <w:r>
+              <w:rPr>
+                <w:b/>
+                <w:sz w:val="19"/>
+              </w:rPr>
+              <w:t>three</w:t>
+            </w:r>
+            <w:r>
+              <w:rPr>
+                <w:sz w:val="19"/>
+              </w:rPr>
+              <w:t xml:space="preserve"> places have to agree: Dashboard → App pricing, </w:t>
             </w:r>
             <w:r>
               <w:rPr>
                 <w:rFonts w:ascii="Consolas" w:hAnsi="Consolas"/>
                 <w:sz w:val="18"/>
               </w:rPr>
-              <w:t>DEPLOYMENT.md</w:t>
-            </w:r>
-            <w:r>
-              <w:rPr>
-                <w:sz w:val="19"/>
-              </w:rPr>
-              <w:t xml:space="preserve"> § 17), so the listing is the one place a merchant should read a number.</w:t>
+              <w:t>config/shopify.php → plans</w:t>
+            </w:r>
+            <w:r>
+              <w:rPr>
+                <w:sz w:val="19"/>
+              </w:rPr>
+              <w:t>, and this listing. The table below is generated from that config file — change the code and regenerate rather than retyping here.</w:t>
             </w:r>
           </w:p>
         </w:tc>
@@ -2117,6 +2130,435 @@
       <w:pPr>
         <w:spacing w:after="40"/>
       </w:pPr>
+    </w:p>
+    <w:p>
+      <w:pPr>
+        <w:keepNext/>
+        <w:spacing w:before="200" w:after="80"/>
+      </w:pPr>
+      <w:r>
+        <w:rPr>
+          <w:b/>
+          <w:color w:val="0B5C57"/>
+          <w:sz w:val="23"/>
+        </w:rPr>
+        <w:t xml:space="preserve">The price table exactly as the Plan tab prints it (generated from </w:t>
+      </w:r>
+      <w:r>
+        <w:rPr>
+          <w:rFonts w:ascii="Consolas" w:hAnsi="Consolas"/>
+          <w:b/>
+          <w:color w:val="0B5C57"/>
+          <w:sz w:val="22"/>
+        </w:rPr>
+        <w:t>config/shopify.php</w:t>
+      </w:r>
+      <w:r>
+        <w:rPr>
+          <w:b/>
+          <w:color w:val="0B5C57"/>
+          <w:sz w:val="23"/>
+        </w:rPr>
+        <w:t>)</w:t>
+      </w:r>
+    </w:p>
+    <w:tbl>
+      <w:tblPr>
+        <w:tblStyle w:val="TableGrid"/>
+        <w:tblW w:type="auto" w:w="0"/>
+        <w:jc w:val="left"/>
+        <w:tblLayout w:type="autofit"/>
+        <w:tblLook w:firstColumn="1" w:firstRow="1" w:lastColumn="0" w:lastRow="0" w:noHBand="0" w:noVBand="1" w:val="04A0"/>
+      </w:tblPr>
+      <w:tblGrid>
+        <w:gridCol w:w="2556"/>
+        <w:gridCol w:w="2556"/>
+        <w:gridCol w:w="2556"/>
+        <w:gridCol w:w="2556"/>
+      </w:tblGrid>
+      <w:tr>
+        <w:trPr>
+          <w:tblHeader w:val="true"/>
+        </w:trPr>
+        <w:tc>
+          <w:tcPr>
+            <w:tcW w:type="dxa" w:w="2556"/>
+            <w:shd w:val="clear" w:color="auto" w:fill="E3EDEB"/>
+          </w:tcPr>
+          <w:p>
+            <w:pPr>
+              <w:spacing w:before="40" w:after="40"/>
+            </w:pPr>
+            <w:r>
+              <w:rPr>
+                <w:b/>
+              </w:rPr>
+            </w:r>
+            <w:r>
+              <w:rPr>
+                <w:b/>
+                <w:sz w:val="19"/>
+              </w:rPr>
+              <w:t>Plan</w:t>
+            </w:r>
+          </w:p>
+        </w:tc>
+        <w:tc>
+          <w:tcPr>
+            <w:tcW w:type="dxa" w:w="2556"/>
+            <w:shd w:val="clear" w:color="auto" w:fill="E3EDEB"/>
+          </w:tcPr>
+          <w:p>
+            <w:pPr>
+              <w:spacing w:before="40" w:after="40"/>
+            </w:pPr>
+            <w:r>
+              <w:rPr>
+                <w:b/>
+              </w:rPr>
+            </w:r>
+            <w:r>
+              <w:rPr>
+                <w:b/>
+                <w:sz w:val="19"/>
+              </w:rPr>
+              <w:t>List price shown in the app</w:t>
+            </w:r>
+          </w:p>
+        </w:tc>
+        <w:tc>
+          <w:tcPr>
+            <w:tcW w:type="dxa" w:w="2556"/>
+            <w:shd w:val="clear" w:color="auto" w:fill="E3EDEB"/>
+          </w:tcPr>
+          <w:p>
+            <w:pPr>
+              <w:spacing w:before="40" w:after="40"/>
+            </w:pPr>
+            <w:r>
+              <w:rPr>
+                <w:b/>
+              </w:rPr>
+            </w:r>
+            <w:r>
+              <w:rPr>
+                <w:b/>
+                <w:sz w:val="19"/>
+              </w:rPr>
+              <w:t>Trial</w:t>
+            </w:r>
+          </w:p>
+        </w:tc>
+        <w:tc>
+          <w:tcPr>
+            <w:tcW w:type="dxa" w:w="2556"/>
+            <w:shd w:val="clear" w:color="auto" w:fill="E3EDEB"/>
+          </w:tcPr>
+          <w:p>
+            <w:pPr>
+              <w:spacing w:before="40" w:after="40"/>
+            </w:pPr>
+            <w:r>
+              <w:rPr>
+                <w:b/>
+              </w:rPr>
+            </w:r>
+            <w:r>
+              <w:rPr>
+                <w:b/>
+                <w:sz w:val="19"/>
+              </w:rPr>
+              <w:t>What to enter in Partner Dashboard → App pricing</w:t>
+            </w:r>
+          </w:p>
+        </w:tc>
+      </w:tr>
+      <w:tr>
+        <w:tc>
+          <w:tcPr>
+            <w:tcW w:type="dxa" w:w="2556"/>
+          </w:tcPr>
+          <w:p>
+            <w:pPr>
+              <w:spacing w:before="40" w:after="40"/>
+            </w:pPr>
+            <w:r/>
+            <w:r>
+              <w:rPr>
+                <w:b/>
+                <w:sz w:val="19"/>
+              </w:rPr>
+              <w:t>Free</w:t>
+            </w:r>
+          </w:p>
+        </w:tc>
+        <w:tc>
+          <w:tcPr>
+            <w:tcW w:type="dxa" w:w="2556"/>
+          </w:tcPr>
+          <w:p>
+            <w:pPr>
+              <w:spacing w:before="40" w:after="40"/>
+            </w:pPr>
+            <w:r/>
+            <w:r>
+              <w:rPr>
+                <w:sz w:val="19"/>
+              </w:rPr>
+              <w:t>Free</w:t>
+            </w:r>
+          </w:p>
+        </w:tc>
+        <w:tc>
+          <w:tcPr>
+            <w:tcW w:type="dxa" w:w="2556"/>
+          </w:tcPr>
+          <w:p>
+            <w:pPr>
+              <w:spacing w:before="40" w:after="40"/>
+            </w:pPr>
+            <w:r/>
+            <w:r>
+              <w:rPr>
+                <w:sz w:val="19"/>
+              </w:rPr>
+              <w:t>none</w:t>
+            </w:r>
+          </w:p>
+        </w:tc>
+        <w:tc>
+          <w:tcPr>
+            <w:tcW w:type="dxa" w:w="2556"/>
+          </w:tcPr>
+          <w:p>
+            <w:pPr>
+              <w:spacing w:before="40" w:after="40"/>
+            </w:pPr>
+            <w:r/>
+            <w:r>
+              <w:rPr>
+                <w:sz w:val="19"/>
+              </w:rPr>
+              <w:t xml:space="preserve">same amount, same currency, plus the plan’s redirect URL </w:t>
+            </w:r>
+            <w:r>
+              <w:rPr>
+                <w:rFonts w:ascii="Consolas" w:hAnsi="Consolas"/>
+                <w:sz w:val="18"/>
+              </w:rPr>
+              <w:t>/billing/callback</w:t>
+            </w:r>
+          </w:p>
+        </w:tc>
+      </w:tr>
+      <w:tr>
+        <w:tc>
+          <w:tcPr>
+            <w:tcW w:type="dxa" w:w="2556"/>
+          </w:tcPr>
+          <w:p>
+            <w:pPr>
+              <w:spacing w:before="40" w:after="40"/>
+            </w:pPr>
+            <w:r/>
+            <w:r>
+              <w:rPr>
+                <w:b/>
+                <w:sz w:val="19"/>
+              </w:rPr>
+              <w:t>Starter</w:t>
+            </w:r>
+          </w:p>
+        </w:tc>
+        <w:tc>
+          <w:tcPr>
+            <w:tcW w:type="dxa" w:w="2556"/>
+          </w:tcPr>
+          <w:p>
+            <w:pPr>
+              <w:spacing w:before="40" w:after="40"/>
+            </w:pPr>
+            <w:r/>
+            <w:r>
+              <w:rPr>
+                <w:sz w:val="19"/>
+              </w:rPr>
+              <w:t>₹499  +  $5.99</w:t>
+            </w:r>
+          </w:p>
+        </w:tc>
+        <w:tc>
+          <w:tcPr>
+            <w:tcW w:type="dxa" w:w="2556"/>
+          </w:tcPr>
+          <w:p>
+            <w:pPr>
+              <w:spacing w:before="40" w:after="40"/>
+            </w:pPr>
+            <w:r/>
+            <w:r>
+              <w:rPr>
+                <w:sz w:val="19"/>
+              </w:rPr>
+              <w:t>7 days</w:t>
+            </w:r>
+          </w:p>
+        </w:tc>
+        <w:tc>
+          <w:tcPr>
+            <w:tcW w:type="dxa" w:w="2556"/>
+          </w:tcPr>
+          <w:p>
+            <w:pPr>
+              <w:spacing w:before="40" w:after="40"/>
+            </w:pPr>
+            <w:r/>
+            <w:r>
+              <w:rPr>
+                <w:sz w:val="19"/>
+              </w:rPr>
+              <w:t xml:space="preserve">same amount, same currency, plus the plan’s redirect URL </w:t>
+            </w:r>
+            <w:r>
+              <w:rPr>
+                <w:rFonts w:ascii="Consolas" w:hAnsi="Consolas"/>
+                <w:sz w:val="18"/>
+              </w:rPr>
+              <w:t>/billing/callback</w:t>
+            </w:r>
+          </w:p>
+        </w:tc>
+      </w:tr>
+      <w:tr>
+        <w:tc>
+          <w:tcPr>
+            <w:tcW w:type="dxa" w:w="2556"/>
+          </w:tcPr>
+          <w:p>
+            <w:pPr>
+              <w:spacing w:before="40" w:after="40"/>
+            </w:pPr>
+            <w:r/>
+            <w:r>
+              <w:rPr>
+                <w:b/>
+                <w:sz w:val="19"/>
+              </w:rPr>
+              <w:t>Growth</w:t>
+            </w:r>
+          </w:p>
+        </w:tc>
+        <w:tc>
+          <w:tcPr>
+            <w:tcW w:type="dxa" w:w="2556"/>
+          </w:tcPr>
+          <w:p>
+            <w:pPr>
+              <w:spacing w:before="40" w:after="40"/>
+            </w:pPr>
+            <w:r/>
+            <w:r>
+              <w:rPr>
+                <w:sz w:val="19"/>
+              </w:rPr>
+              <w:t>₹999  +  $11.99</w:t>
+            </w:r>
+          </w:p>
+        </w:tc>
+        <w:tc>
+          <w:tcPr>
+            <w:tcW w:type="dxa" w:w="2556"/>
+          </w:tcPr>
+          <w:p>
+            <w:pPr>
+              <w:spacing w:before="40" w:after="40"/>
+            </w:pPr>
+            <w:r/>
+            <w:r>
+              <w:rPr>
+                <w:sz w:val="19"/>
+              </w:rPr>
+              <w:t>7 days</w:t>
+            </w:r>
+          </w:p>
+        </w:tc>
+        <w:tc>
+          <w:tcPr>
+            <w:tcW w:type="dxa" w:w="2556"/>
+          </w:tcPr>
+          <w:p>
+            <w:pPr>
+              <w:spacing w:before="40" w:after="40"/>
+            </w:pPr>
+            <w:r/>
+            <w:r>
+              <w:rPr>
+                <w:sz w:val="19"/>
+              </w:rPr>
+              <w:t xml:space="preserve">same amount, same currency, plus the plan’s redirect URL </w:t>
+            </w:r>
+            <w:r>
+              <w:rPr>
+                <w:rFonts w:ascii="Consolas" w:hAnsi="Consolas"/>
+                <w:sz w:val="18"/>
+              </w:rPr>
+              <w:t>/billing/callback</w:t>
+            </w:r>
+          </w:p>
+        </w:tc>
+      </w:tr>
+    </w:tbl>
+    <w:p>
+      <w:pPr>
+        <w:spacing w:after="40"/>
+      </w:pPr>
+    </w:p>
+    <w:p>
+      <w:r>
+        <w:rPr>
+          <w:sz w:val="21"/>
+        </w:rPr>
+        <w:t xml:space="preserve">A store billed in a currency this table has no entry for is shown the US dollar figure with the line “Shopify converts it at its own rate for a store billed in INR” — true, but a worse page to read than an exact entry. Add the currency to </w:t>
+      </w:r>
+      <w:r>
+        <w:rPr>
+          <w:rFonts w:ascii="Consolas" w:hAnsi="Consolas"/>
+          <w:sz w:val="20"/>
+        </w:rPr>
+        <w:t>prices</w:t>
+      </w:r>
+      <w:r>
+        <w:rPr>
+          <w:sz w:val="21"/>
+        </w:rPr>
+        <w:t xml:space="preserve"> </w:t>
+      </w:r>
+      <w:r>
+        <w:rPr>
+          <w:i/>
+          <w:sz w:val="21"/>
+        </w:rPr>
+        <w:t>and</w:t>
+      </w:r>
+      <w:r>
+        <w:rPr>
+          <w:sz w:val="21"/>
+        </w:rPr>
+        <w:t xml:space="preserve"> create the Dashboard plan in it for every market you actually launch in. </w:t>
+      </w:r>
+      <w:r>
+        <w:rPr>
+          <w:rFonts w:ascii="Consolas" w:hAnsi="Consolas"/>
+          <w:sz w:val="20"/>
+        </w:rPr>
+        <w:t>DEPLOYMENT.md</w:t>
+      </w:r>
+      <w:r>
+        <w:rPr>
+          <w:sz w:val="21"/>
+        </w:rPr>
+        <w:t xml:space="preserve"> § 17 states what each number on a plan card is allowed to claim.</w:t>
+      </w:r>
     </w:p>
     <w:p>
       <w:pPr>
@@ -7310,7 +7752,7 @@
                 <w:color w:val="202428"/>
                 <w:sz w:val="18"/>
               </w:rPr>
-              <w:t xml:space="preserve">   handle&gt;/pricing_plans). In this mode the app never quotes a price and never calls</w:t>
+              <w:t xml:space="preserve">   handle&gt;/pricing_plans). In this mode the app never creates a charge - appSubscriptionCreate is</w:t>
             </w:r>
           </w:p>
           <w:p>
@@ -7323,7 +7765,111 @@
                 <w:color w:val="202428"/>
                 <w:sz w:val="18"/>
               </w:rPr>
-              <w:t xml:space="preserve">   appSubscriptionCreate, because the plans and their prices live in the Partner Dashboard. On a</w:t>
+              <w:t xml:space="preserve">   not called, because the plans and their prices live in the Partner Dashboard - but the cards do</w:t>
+            </w:r>
+          </w:p>
+          <w:p>
+            <w:pPr>
+              <w:spacing w:before="0" w:after="0"/>
+            </w:pPr>
+            <w:r>
+              <w:rPr>
+                <w:rFonts w:ascii="Consolas" w:hAnsi="Consolas"/>
+                <w:color w:val="202428"/>
+                <w:sz w:val="18"/>
+              </w:rPr>
+              <w:t xml:space="preserve">   show numbers, each one labelled with where it came from: the plan you are on carries Shopify's own</w:t>
+            </w:r>
+          </w:p>
+          <w:p>
+            <w:pPr>
+              <w:spacing w:before="0" w:after="0"/>
+            </w:pPr>
+            <w:r>
+              <w:rPr>
+                <w:rFonts w:ascii="Consolas" w:hAnsi="Consolas"/>
+                <w:color w:val="202428"/>
+                <w:sz w:val="18"/>
+              </w:rPr>
+              <w:t xml:space="preserve">   read-back amount ("Billed by Shopify every 30 days, renews ..."), the other cards carry this app's</w:t>
+            </w:r>
+          </w:p>
+          <w:p>
+            <w:pPr>
+              <w:spacing w:before="0" w:after="0"/>
+            </w:pPr>
+            <w:r>
+              <w:rPr>
+                <w:rFonts w:ascii="Consolas" w:hAnsi="Consolas"/>
+                <w:color w:val="202428"/>
+                <w:sz w:val="18"/>
+              </w:rPr>
+              <w:t xml:space="preserve">   LIST price, and a plan with no price in your billing currency says the US figure plus "Shopify</w:t>
+            </w:r>
+          </w:p>
+          <w:p>
+            <w:pPr>
+              <w:spacing w:before="0" w:after="0"/>
+            </w:pPr>
+            <w:r>
+              <w:rPr>
+                <w:rFonts w:ascii="Consolas" w:hAnsi="Consolas"/>
+                <w:color w:val="202428"/>
+                <w:sz w:val="18"/>
+              </w:rPr>
+              <w:t xml:space="preserve">   converts at its own rate". A paid plan is never printed as "Free", and if Shopify's amount and the</w:t>
+            </w:r>
+          </w:p>
+          <w:p>
+            <w:pPr>
+              <w:spacing w:before="0" w:after="0"/>
+            </w:pPr>
+            <w:r>
+              <w:rPr>
+                <w:rFonts w:ascii="Consolas" w:hAnsi="Consolas"/>
+                <w:color w:val="202428"/>
+                <w:sz w:val="18"/>
+              </w:rPr>
+              <w:t xml:space="preserve">   list price disagree, the current card says so in a warning box. Both are checked on the server with</w:t>
+            </w:r>
+          </w:p>
+          <w:p>
+            <w:pPr>
+              <w:spacing w:before="0" w:after="0"/>
+            </w:pPr>
+            <w:r>
+              <w:rPr>
+                <w:rFonts w:ascii="Consolas" w:hAnsi="Consolas"/>
+                <w:color w:val="202428"/>
+                <w:sz w:val="18"/>
+              </w:rPr>
+              <w:t xml:space="preserve">   `php artisan taskpe:plans` (add --live to re-read every subscription), which is the command to run</w:t>
+            </w:r>
+          </w:p>
+          <w:p>
+            <w:pPr>
+              <w:spacing w:before="0" w:after="0"/>
+            </w:pPr>
+            <w:r>
+              <w:rPr>
+                <w:rFonts w:ascii="Consolas" w:hAnsi="Consolas"/>
+                <w:color w:val="202428"/>
+                <w:sz w:val="18"/>
+              </w:rPr>
+              <w:t xml:space="preserve">   after changing a price in either place. On a development store owned by the same partner</w:t>
+            </w:r>
+          </w:p>
+          <w:p>
+            <w:pPr>
+              <w:spacing w:before="0" w:after="0"/>
+            </w:pPr>
+            <w:r>
+              <w:rPr>
+                <w:rFonts w:ascii="Consolas" w:hAnsi="Consolas"/>
+                <w:color w:val="202428"/>
+                <w:sz w:val="18"/>
+              </w:rPr>
+              <w:t xml:space="preserve">   organisation the plan is selectable at $0, so the whole flow can be completed with no card involved.</w:t>
             </w:r>
           </w:p>
           <w:p>
@@ -8038,7 +8584,20 @@
               <w:rPr>
                 <w:sz w:val="19"/>
               </w:rPr>
-              <w:t>. Upgrade, downgrade to Free and cancel all happen there; Shopify prorates, invoices, and the charges show in the merchant’s app charge history. Rehearse it on a development store (plans are $0 for your own organisation): Free → Starter → Growth → Free, then screenshot the charge history for the feedback thread. In this mode the app never quotes its own price — the Plan tab mirrors the live subscription.</w:t>
+              <w:t xml:space="preserve">. Upgrade, downgrade to Free and cancel all happen there; Shopify prorates, invoices, and the charges show in the merchant’s app charge history. Rehearse it on a development store (plans are $0 for your own organisation): Free → Starter → Growth → Free, then screenshot the charge history for the feedback thread. The cards do carry prices, each labelled with where it came from: the plan a store is on shows Shopify’s own read-back amount (“Billed by Shopify every 30 days”), the other cards show this app’s list price with a line saying so. That list price is a number the Dashboard must match — </w:t>
+            </w:r>
+            <w:r>
+              <w:rPr>
+                <w:rFonts w:ascii="Consolas" w:hAnsi="Consolas"/>
+                <w:sz w:val="18"/>
+              </w:rPr>
+              <w:t>php artisan taskpe:plans</w:t>
+            </w:r>
+            <w:r>
+              <w:rPr>
+                <w:sz w:val="19"/>
+              </w:rPr>
+              <w:t xml:space="preserve"> reports any store being shown a price its invoice contradicts.</w:t>
             </w:r>
           </w:p>
         </w:tc>
@@ -8291,6 +8850,92 @@
                 <w:sz w:val="19"/>
               </w:rPr>
               <w:t>Deliberately excluded - listing images must not carry pricing (4.4.x). Keep the Plan tab out of screenshots and let the Pricing section hold the numbers.</w:t>
+            </w:r>
+          </w:p>
+        </w:tc>
+        <w:tc>
+          <w:tcPr>
+            <w:tcW w:type="dxa" w:w="3408"/>
+          </w:tcPr>
+          <w:p>
+            <w:pPr>
+              <w:spacing w:before="40" w:after="40"/>
+            </w:pPr>
+            <w:r/>
+          </w:p>
+        </w:tc>
+      </w:tr>
+      <w:tr>
+        <w:tc>
+          <w:tcPr>
+            <w:tcW w:type="dxa" w:w="3408"/>
+          </w:tcPr>
+          <w:p>
+            <w:pPr>
+              <w:spacing w:before="40" w:after="40"/>
+            </w:pPr>
+            <w:r/>
+            <w:r>
+              <w:rPr>
+                <w:sz w:val="19"/>
+              </w:rPr>
+              <w:t>A price in the app disagreeing with the invoice</w:t>
+            </w:r>
+          </w:p>
+        </w:tc>
+        <w:tc>
+          <w:tcPr>
+            <w:tcW w:type="dxa" w:w="3408"/>
+          </w:tcPr>
+          <w:p>
+            <w:pPr>
+              <w:spacing w:before="40" w:after="40"/>
+            </w:pPr>
+            <w:r/>
+            <w:r>
+              <w:rPr>
+                <w:sz w:val="19"/>
+              </w:rPr>
+              <w:t xml:space="preserve">Since the Plan tab shows list prices, whoever edits one has to edit both. Keep </w:t>
+            </w:r>
+            <w:r>
+              <w:rPr>
+                <w:rFonts w:ascii="Consolas" w:hAnsi="Consolas"/>
+                <w:sz w:val="18"/>
+              </w:rPr>
+              <w:t>config/shopify.php → plans</w:t>
+            </w:r>
+            <w:r>
+              <w:rPr>
+                <w:sz w:val="19"/>
+              </w:rPr>
+              <w:t xml:space="preserve"> equal to Dashboard → App pricing and run </w:t>
+            </w:r>
+            <w:r>
+              <w:rPr>
+                <w:rFonts w:ascii="Consolas" w:hAnsi="Consolas"/>
+                <w:sz w:val="18"/>
+              </w:rPr>
+              <w:t>php artisan taskpe:plans</w:t>
+            </w:r>
+            <w:r>
+              <w:rPr>
+                <w:sz w:val="19"/>
+              </w:rPr>
+              <w:t xml:space="preserve"> after either change — it exits non-zero while a store is being shown a stale number, and </w:t>
+            </w:r>
+            <w:r>
+              <w:rPr>
+                <w:rFonts w:ascii="Consolas" w:hAnsi="Consolas"/>
+                <w:sz w:val="18"/>
+              </w:rPr>
+              <w:t>--live</w:t>
+            </w:r>
+            <w:r>
+              <w:rPr>
+                <w:sz w:val="19"/>
+              </w:rPr>
+              <w:t xml:space="preserve"> re-reads every subscription first. The plan card warns on its own when it spots the mismatch; Shopify's amount always wins on the invoice.</w:t>
             </w:r>
           </w:p>
         </w:tc>

--- a/TaskPe-App-Listing.docx
+++ b/TaskPe-App-Listing.docx
@@ -1840,6 +1840,75 @@
                 <w:sz w:val="19"/>
               </w:rPr>
               <w:t>. Mark the Free plan as free → “Free plan available” shows in search. Plans display lowest→highest automatically.</w:t>
+            </w:r>
+          </w:p>
+        </w:tc>
+      </w:tr>
+      <w:tr>
+        <w:tc>
+          <w:tcPr>
+            <w:tcW w:type="dxa" w:w="5112"/>
+          </w:tcPr>
+          <w:p>
+            <w:pPr>
+              <w:spacing w:before="40" w:after="40"/>
+            </w:pPr>
+            <w:r/>
+            <w:r>
+              <w:rPr>
+                <w:sz w:val="19"/>
+              </w:rPr>
+              <w:t>Plan handle (optional, nothing to fill in the form)</w:t>
+            </w:r>
+          </w:p>
+        </w:tc>
+        <w:tc>
+          <w:tcPr>
+            <w:tcW w:type="dxa" w:w="5112"/>
+          </w:tcPr>
+          <w:p>
+            <w:pPr>
+              <w:spacing w:before="40" w:after="40"/>
+            </w:pPr>
+            <w:r/>
+            <w:r>
+              <w:rPr>
+                <w:rFonts w:ascii="Consolas" w:hAnsi="Consolas"/>
+                <w:sz w:val="18"/>
+              </w:rPr>
+              <w:t>TASKPE_PLAN_STARTER_HANDLE</w:t>
+            </w:r>
+            <w:r>
+              <w:rPr>
+                <w:sz w:val="19"/>
+              </w:rPr>
+              <w:t xml:space="preserve"> / </w:t>
+            </w:r>
+            <w:r>
+              <w:rPr>
+                <w:rFonts w:ascii="Consolas" w:hAnsi="Consolas"/>
+                <w:sz w:val="18"/>
+              </w:rPr>
+              <w:t>TASKPE_PLAN_GROWTH_HANDLE</w:t>
+            </w:r>
+            <w:r>
+              <w:rPr>
+                <w:sz w:val="19"/>
+              </w:rPr>
+              <w:t xml:space="preserve"> in </w:t>
+            </w:r>
+            <w:r>
+              <w:rPr>
+                <w:rFonts w:ascii="Consolas" w:hAnsi="Consolas"/>
+                <w:sz w:val="18"/>
+              </w:rPr>
+              <w:t>.env</w:t>
+            </w:r>
+            <w:r>
+              <w:rPr>
+                <w:sz w:val="19"/>
+              </w:rPr>
+              <w:t xml:space="preserve"> let the app open one plan’s approval page instead of the plan list. The app learns the same handles from Shopify’s own return redirect after the first plan change, so leaving both empty costs a step and nothing else.</w:t>
             </w:r>
           </w:p>
         </w:tc>
@@ -7726,7 +7795,7 @@
                 <w:color w:val="202428"/>
                 <w:sz w:val="18"/>
               </w:rPr>
-              <w:t xml:space="preserve">   Plan tab -&gt; "Choose Starter" on the Starter card. Expected: the app leaves the iframe and opens</w:t>
+              <w:t xml:space="preserve">   Plan tab -&gt; the "Switch plan" panel at the top. Click the Starter pill: nothing is charged yet,</w:t>
             </w:r>
           </w:p>
           <w:p>
@@ -7739,7 +7808,7 @@
                 <w:color w:val="202428"/>
                 <w:sz w:val="18"/>
               </w:rPr>
-              <w:t xml:space="preserve">   Shopify's own plan page for this store (admin.shopify.com/store/&lt;handle&gt;/charges/&lt;app</w:t>
+              <w:t xml:space="preserve">   the pill is just chosen, and the sentence under the button says what the next click does. Then</w:t>
             </w:r>
           </w:p>
           <w:p>
@@ -7752,7 +7821,150 @@
                 <w:color w:val="202428"/>
                 <w:sz w:val="18"/>
               </w:rPr>
-              <w:t xml:space="preserve">   handle&gt;/pricing_plans). In this mode the app never creates a charge - appSubscriptionCreate is</w:t>
+              <w:t xml:space="preserve">   "Continue at Shopify". Expected: the app leaves the iframe and opens Shopify for THAT plan.</w:t>
+            </w:r>
+          </w:p>
+          <w:p>
+            <w:pPr>
+              <w:spacing w:before="0" w:after="0"/>
+            </w:pPr>
+            <w:r>
+              <w:rPr>
+                <w:rFonts w:ascii="Consolas" w:hAnsi="Consolas"/>
+                <w:color w:val="202428"/>
+                <w:sz w:val="18"/>
+              </w:rPr>
+              <w:t xml:space="preserve">   The same action is available on each plan card ("Choose Starter"), so the panel is a shortcut,</w:t>
+            </w:r>
+          </w:p>
+          <w:p>
+            <w:pPr>
+              <w:spacing w:before="0" w:after="0"/>
+            </w:pPr>
+            <w:r>
+              <w:rPr>
+                <w:rFonts w:ascii="Consolas" w:hAnsi="Consolas"/>
+                <w:color w:val="202428"/>
+                <w:sz w:val="18"/>
+              </w:rPr>
+              <w:t xml:space="preserve">   not the only door.</w:t>
+            </w:r>
+          </w:p>
+          <w:p>
+            <w:pPr>
+              <w:spacing w:before="0" w:after="0"/>
+            </w:pPr>
+            <w:r>
+              <w:rPr>
+                <w:rFonts w:ascii="Consolas" w:hAnsi="Consolas"/>
+                <w:color w:val="202428"/>
+                <w:sz w:val="18"/>
+              </w:rPr>
+              <w:t xml:space="preserve"> </w:t>
+            </w:r>
+          </w:p>
+          <w:p>
+            <w:pPr>
+              <w:spacing w:before="0" w:after="0"/>
+            </w:pPr>
+            <w:r>
+              <w:rPr>
+                <w:rFonts w:ascii="Consolas" w:hAnsi="Consolas"/>
+                <w:color w:val="202428"/>
+                <w:sz w:val="18"/>
+              </w:rPr>
+              <w:t xml:space="preserve">   A downgrade and "Move to Free" are reachable from the same strip and ask once before they post -</w:t>
+            </w:r>
+          </w:p>
+          <w:p>
+            <w:pPr>
+              <w:spacing w:before="0" w:after="0"/>
+            </w:pPr>
+            <w:r>
+              <w:rPr>
+                <w:rFonts w:ascii="Consolas" w:hAnsi="Consolas"/>
+                <w:color w:val="202428"/>
+                <w:sz w:val="18"/>
+              </w:rPr>
+              <w:t xml:space="preserve">   a plan change must never need a support ticket (Shopify 1.2.3), including the ones that lose money. Expected: the app leaves the iframe and opens</w:t>
+            </w:r>
+          </w:p>
+          <w:p>
+            <w:pPr>
+              <w:spacing w:before="0" w:after="0"/>
+            </w:pPr>
+            <w:r>
+              <w:rPr>
+                <w:rFonts w:ascii="Consolas" w:hAnsi="Consolas"/>
+                <w:color w:val="202428"/>
+                <w:sz w:val="18"/>
+              </w:rPr>
+              <w:t xml:space="preserve">   Shopify's own plan page for this store (admin.shopify.com/store/&lt;handle&gt;/charges/&lt;app</w:t>
+            </w:r>
+          </w:p>
+          <w:p>
+            <w:pPr>
+              <w:spacing w:before="0" w:after="0"/>
+            </w:pPr>
+            <w:r>
+              <w:rPr>
+                <w:rFonts w:ascii="Consolas" w:hAnsi="Consolas"/>
+                <w:color w:val="202428"/>
+                <w:sz w:val="18"/>
+              </w:rPr>
+              <w:t xml:space="preserve">   handle&gt;/pricing_plans) or, when Shopify's own handle for that plan is known, straight to its</w:t>
+            </w:r>
+          </w:p>
+          <w:p>
+            <w:pPr>
+              <w:spacing w:before="0" w:after="0"/>
+            </w:pPr>
+            <w:r>
+              <w:rPr>
+                <w:rFonts w:ascii="Consolas" w:hAnsi="Consolas"/>
+                <w:color w:val="202428"/>
+                <w:sz w:val="18"/>
+              </w:rPr>
+              <w:t xml:space="preserve">   approval page (admin.shopify.com/store/&lt;handle&gt;/charges/&lt;app handle&gt;/plans/&lt;plan handle&gt;). The app</w:t>
+            </w:r>
+          </w:p>
+          <w:p>
+            <w:pPr>
+              <w:spacing w:before="0" w:after="0"/>
+            </w:pPr>
+            <w:r>
+              <w:rPr>
+                <w:rFonts w:ascii="Consolas" w:hAnsi="Consolas"/>
+                <w:color w:val="202428"/>
+                <w:sz w:val="18"/>
+              </w:rPr>
+              <w:t xml:space="preserve">   learns plan handles from Shopify's return redirect, or from TASKPE_PLAN_STARTER_HANDLE /</w:t>
+            </w:r>
+          </w:p>
+          <w:p>
+            <w:pPr>
+              <w:spacing w:before="0" w:after="0"/>
+            </w:pPr>
+            <w:r>
+              <w:rPr>
+                <w:rFonts w:ascii="Consolas" w:hAnsi="Consolas"/>
+                <w:color w:val="202428"/>
+                <w:sz w:val="18"/>
+              </w:rPr>
+              <w:t xml:space="preserve">   TASKPE_PLAN_GROWTH_HANDLE if you paste them; with neither it uses the plan list, which always</w:t>
+            </w:r>
+          </w:p>
+          <w:p>
+            <w:pPr>
+              <w:spacing w:before="0" w:after="0"/>
+            </w:pPr>
+            <w:r>
+              <w:rPr>
+                <w:rFonts w:ascii="Consolas" w:hAnsi="Consolas"/>
+                <w:color w:val="202428"/>
+                <w:sz w:val="18"/>
+              </w:rPr>
+              <w:t xml:space="preserve">   works. In this mode the app never creates a charge - appSubscriptionCreate is</w:t>
             </w:r>
           </w:p>
           <w:p>
@@ -8558,7 +8770,20 @@
               <w:rPr>
                 <w:sz w:val="19"/>
               </w:rPr>
-              <w:t xml:space="preserve">Every plan card is a button, not a sentence. With Shopify-owned pricing the app cannot create charges, so the button opens Shopify’s hosted plan page: </w:t>
+              <w:t xml:space="preserve">A </w:t>
+            </w:r>
+            <w:r>
+              <w:rPr>
+                <w:b/>
+                <w:sz w:val="19"/>
+              </w:rPr>
+              <w:t>Switch plan</w:t>
+            </w:r>
+            <w:r>
+              <w:rPr>
+                <w:sz w:val="19"/>
+              </w:rPr>
+              <w:t xml:space="preserve"> panel plus a button on every plan card — never a sentence of instructions. With Shopify-owned pricing the app cannot create charges, so the button opens Shopify’s hosted plan page: </w:t>
             </w:r>
             <w:r>
               <w:rPr>
@@ -8597,7 +8822,46 @@
               <w:rPr>
                 <w:sz w:val="19"/>
               </w:rPr>
-              <w:t xml:space="preserve"> reports any store being shown a price its invoice contradicts.</w:t>
+              <w:t xml:space="preserve"> reports any store being shown a price its invoice contradicts. Downgrading to Free and cancelling sit on the same control (asked once, because that direction is the one that loses a merchant their features), so no way out needs a support ticket. Where Shopify’s own plan handle is known — learned from its return redirect, or pasted into </w:t>
+            </w:r>
+            <w:r>
+              <w:rPr>
+                <w:rFonts w:ascii="Consolas" w:hAnsi="Consolas"/>
+                <w:sz w:val="18"/>
+              </w:rPr>
+              <w:t>TASKPE_PLAN_STARTER_HANDLE</w:t>
+            </w:r>
+            <w:r>
+              <w:rPr>
+                <w:sz w:val="19"/>
+              </w:rPr>
+              <w:t xml:space="preserve"> / </w:t>
+            </w:r>
+            <w:r>
+              <w:rPr>
+                <w:rFonts w:ascii="Consolas" w:hAnsi="Consolas"/>
+                <w:sz w:val="18"/>
+              </w:rPr>
+              <w:t>TASKPE_PLAN_GROWTH_HANDLE</w:t>
+            </w:r>
+            <w:r>
+              <w:rPr>
+                <w:sz w:val="19"/>
+              </w:rPr>
+              <w:t xml:space="preserve"> — the app deep-links straight to that plan’s approval page (</w:t>
+            </w:r>
+            <w:r>
+              <w:rPr>
+                <w:rFonts w:ascii="Consolas" w:hAnsi="Consolas"/>
+                <w:sz w:val="18"/>
+              </w:rPr>
+              <w:t>…/charges/{app}/plans/{handle}</w:t>
+            </w:r>
+            <w:r>
+              <w:rPr>
+                <w:sz w:val="19"/>
+              </w:rPr>
+              <w:t>) and falls back to the plan list otherwise: that short form is not documented by Shopify, so it is an accelerator here and never a dependency.</w:t>
             </w:r>
           </w:p>
         </w:tc>

--- a/TaskPe-App-Listing.docx
+++ b/TaskPe-App-Listing.docx
@@ -8263,6 +8263,136 @@
                 <w:color w:val="202428"/>
                 <w:sz w:val="18"/>
               </w:rPr>
+              <w:t xml:space="preserve">   If the click opens Shopify's Apps list instead of the plan page, the app handle is what is wrong,</w:t>
+            </w:r>
+          </w:p>
+          <w:p>
+            <w:pPr>
+              <w:spacing w:before="0" w:after="0"/>
+            </w:pPr>
+            <w:r>
+              <w:rPr>
+                <w:rFonts w:ascii="Consolas" w:hAnsi="Consolas"/>
+                <w:color w:val="202428"/>
+                <w:sz w:val="18"/>
+              </w:rPr>
+              <w:t xml:space="preserve">   not the button - Shopify answers an unknown /charges/{handle} address that way. The app asks Shopify</w:t>
+            </w:r>
+          </w:p>
+          <w:p>
+            <w:pPr>
+              <w:spacing w:before="0" w:after="0"/>
+            </w:pPr>
+            <w:r>
+              <w:rPr>
+                <w:rFonts w:ascii="Consolas" w:hAnsi="Consolas"/>
+                <w:color w:val="202428"/>
+                <w:sz w:val="18"/>
+              </w:rPr>
+              <w:t xml:space="preserve">   for its own handle by itself when the Plan tab is opened with an unconfirmed link; to see the whole</w:t>
+            </w:r>
+          </w:p>
+          <w:p>
+            <w:pPr>
+              <w:spacing w:before="0" w:after="0"/>
+            </w:pPr>
+            <w:r>
+              <w:rPr>
+                <w:rFonts w:ascii="Consolas" w:hAnsi="Consolas"/>
+                <w:color w:val="202428"/>
+                <w:sz w:val="18"/>
+              </w:rPr>
+              <w:t xml:space="preserve">   picture on the server: `php artisan taskpe:plans --links --verify` (it also warns when the store</w:t>
+            </w:r>
+          </w:p>
+          <w:p>
+            <w:pPr>
+              <w:spacing w:before="0" w:after="0"/>
+            </w:pPr>
+            <w:r>
+              <w:rPr>
+                <w:rFonts w:ascii="Consolas" w:hAnsi="Consolas"/>
+                <w:color w:val="202428"/>
+                <w:sz w:val="18"/>
+              </w:rPr>
+              <w:t xml:space="preserve">   slug is the suspect, and `SHOPIFY_PLANS_URL_STYLE=myshopify` is the one-line fix for that).</w:t>
+            </w:r>
+          </w:p>
+          <w:p>
+            <w:pPr>
+              <w:spacing w:before="0" w:after="0"/>
+            </w:pPr>
+            <w:r>
+              <w:rPr>
+                <w:rFonts w:ascii="Consolas" w:hAnsi="Consolas"/>
+                <w:color w:val="202428"/>
+                <w:sz w:val="18"/>
+              </w:rPr>
+              <w:t xml:space="preserve"> </w:t>
+            </w:r>
+          </w:p>
+          <w:p>
+            <w:pPr>
+              <w:spacing w:before="0" w:after="0"/>
+            </w:pPr>
+            <w:r>
+              <w:rPr>
+                <w:rFonts w:ascii="Consolas" w:hAnsi="Consolas"/>
+                <w:color w:val="202428"/>
+                <w:sz w:val="18"/>
+              </w:rPr>
+              <w:t xml:space="preserve">   If the plan was approved but the board still shows the old limits, check the mapping line the same</w:t>
+            </w:r>
+          </w:p>
+          <w:p>
+            <w:pPr>
+              <w:spacing w:before="0" w:after="0"/>
+            </w:pPr>
+            <w:r>
+              <w:rPr>
+                <w:rFonts w:ascii="Consolas" w:hAnsi="Consolas"/>
+                <w:color w:val="202428"/>
+                <w:sz w:val="18"/>
+              </w:rPr>
+              <w:t xml:space="preserve">   command prints: a Dashboard plan whose name does not contain "Starter" or "Growth" is matched by</w:t>
+            </w:r>
+          </w:p>
+          <w:p>
+            <w:pPr>
+              <w:spacing w:before="0" w:after="0"/>
+            </w:pPr>
+            <w:r>
+              <w:rPr>
+                <w:rFonts w:ascii="Consolas" w:hAnsi="Consolas"/>
+                <w:color w:val="202428"/>
+                <w:sz w:val="18"/>
+              </w:rPr>
+              <w:t xml:space="preserve">   fallback, and the fix is to name it so (or set TASKPE_PLAN_*_HANDLE) and press Check again.</w:t>
+            </w:r>
+          </w:p>
+          <w:p>
+            <w:pPr>
+              <w:spacing w:before="0" w:after="0"/>
+            </w:pPr>
+            <w:r>
+              <w:rPr>
+                <w:rFonts w:ascii="Consolas" w:hAnsi="Consolas"/>
+                <w:color w:val="202428"/>
+                <w:sz w:val="18"/>
+              </w:rPr>
+              <w:t xml:space="preserve"> </w:t>
+            </w:r>
+          </w:p>
+          <w:p>
+            <w:pPr>
+              <w:spacing w:before="0" w:after="0"/>
+            </w:pPr>
+            <w:r>
+              <w:rPr>
+                <w:rFonts w:ascii="Consolas" w:hAnsi="Consolas"/>
+                <w:color w:val="202428"/>
+                <w:sz w:val="18"/>
+              </w:rPr>
               <w:t xml:space="preserve">   Two honest details: if a change has not propagated by the time you are back, the tab says</w:t>
             </w:r>
           </w:p>
@@ -8861,7 +8991,33 @@
               <w:rPr>
                 <w:sz w:val="19"/>
               </w:rPr>
-              <w:t>) and falls back to the plan list otherwise: that short form is not documented by Shopify, so it is an accelerator here and never a dependency.</w:t>
+              <w:t>) and falls back to the plan list otherwise: that short form is not documented by Shopify, so it is an accelerator here and never a dependency. The app also asks Shopify for its own app handle (</w:t>
+            </w:r>
+            <w:r>
+              <w:rPr>
+                <w:rFonts w:ascii="Consolas" w:hAnsi="Consolas"/>
+                <w:sz w:val="18"/>
+              </w:rPr>
+              <w:t>currentAppInstallation.app.handle</w:t>
+            </w:r>
+            <w:r>
+              <w:rPr>
+                <w:sz w:val="19"/>
+              </w:rPr>
+              <w:t xml:space="preserve">, cached per store) instead of trusting an env value — a wrong handle does not 404, it opens the admin’s Apps list, which a merchant reports as “the button did nothing”. </w:t>
+            </w:r>
+            <w:r>
+              <w:rPr>
+                <w:rFonts w:ascii="Consolas" w:hAnsi="Consolas"/>
+                <w:sz w:val="18"/>
+              </w:rPr>
+              <w:t>php artisan taskpe:plans --links</w:t>
+            </w:r>
+            <w:r>
+              <w:rPr>
+                <w:sz w:val="19"/>
+              </w:rPr>
+              <w:t xml:space="preserve"> shows the URL each button will open and whether Shopify has confirmed the handle behind it.</w:t>
             </w:r>
           </w:p>
         </w:tc>

--- a/TaskPe-App-Listing.docx
+++ b/TaskPe-App-Listing.docx
@@ -1084,7 +1084,7 @@
           <w:color w:val="202428"/>
           <w:sz w:val="19"/>
         </w:rPr>
-        <w:t>TaskPe turns the follow-ups that decide cash-on-delivery revenue into tasks your team closes. One-click templates create the checklist for an order — verify the payment, call the buyer, chase the courier, reconcile the remittance — with assignee, due date and priority. Tasks link to the Shopify order itself. Staff without a Shopify login use the same board on a phone, signing in with a WhatsApp code. Nothing touches the storefront. Billing runs through Shopify in your currency.</w:t>
+        <w:t>TaskPe turns the follow-ups that decide cash-on-delivery revenue into tasks your team closes. One-click templates create the checklist for an order — verify the payment, call the buyer, chase the courier, reconcile the remittance — with assignee, due date and priority. Tasks link to the Shopify order itself. Staff without a Shopify login use the same board on a phone, signing in with a WhatsApp code. Nothing touches the storefront. Billing runs through Shopify, approved on Shopify’s own page.</w:t>
       </w:r>
     </w:p>
     <w:p>
@@ -1770,7 +1770,7 @@
               <w:rPr>
                 <w:sz w:val="19"/>
               </w:rPr>
-              <w:t>Plans</w:t>
+              <w:t>Pricing model in the Dashboard</w:t>
             </w:r>
           </w:p>
         </w:tc>
@@ -1785,61 +1785,42 @@
             <w:r/>
             <w:r>
               <w:rPr>
-                <w:sz w:val="19"/>
-              </w:rPr>
-              <w:t xml:space="preserve">Enter them </w:t>
-            </w:r>
-            <w:r>
-              <w:rPr>
                 <w:b/>
                 <w:sz w:val="19"/>
               </w:rPr>
-              <w:t>in the Partner Dashboard first</w:t>
-            </w:r>
-            <w:r>
-              <w:rPr>
-                <w:sz w:val="19"/>
-              </w:rPr>
-              <w:t xml:space="preserve"> (App pricing), then mirror the names here: </w:t>
+              <w:t>Set up your own pricing.</w:t>
+            </w:r>
+            <w:r>
+              <w:rPr>
+                <w:sz w:val="19"/>
+              </w:rPr>
+              <w:t xml:space="preserve"> This app creates the charge itself through the Billing API, which is what the Plan tab’s buttons do. Choosing </w:t>
+            </w:r>
+            <w:r>
+              <w:rPr>
+                <w:b/>
+                <w:sz w:val="19"/>
+              </w:rPr>
+              <w:t>Shopify App Pricing</w:t>
+            </w:r>
+            <w:r>
+              <w:rPr>
+                <w:sz w:val="19"/>
+              </w:rPr>
+              <w:t xml:space="preserve"> instead switches who owns the whole flow: Shopify then refuses the app’s own charges (so plan switching breaks with an error the merchant cannot fix), and its hosted plan page only appears once plans exist there. Pick one road; </w:t>
             </w:r>
             <w:r>
               <w:rPr>
                 <w:rFonts w:ascii="Consolas" w:hAnsi="Consolas"/>
                 <w:sz w:val="18"/>
               </w:rPr>
-              <w:t>Free</w:t>
-            </w:r>
-            <w:r>
-              <w:rPr>
-                <w:sz w:val="19"/>
-              </w:rPr>
-              <w:t xml:space="preserve">, </w:t>
-            </w:r>
-            <w:r>
-              <w:rPr>
-                <w:rFonts w:ascii="Consolas" w:hAnsi="Consolas"/>
-                <w:sz w:val="18"/>
-              </w:rPr>
-              <w:t>TaskPe Starter</w:t>
-            </w:r>
-            <w:r>
-              <w:rPr>
-                <w:sz w:val="19"/>
-              </w:rPr>
-              <w:t xml:space="preserve">, </w:t>
-            </w:r>
-            <w:r>
-              <w:rPr>
-                <w:rFonts w:ascii="Consolas" w:hAnsi="Consolas"/>
-                <w:sz w:val="18"/>
-              </w:rPr>
-              <w:t>TaskPe Growth</w:t>
-            </w:r>
-            <w:r>
-              <w:rPr>
-                <w:sz w:val="19"/>
-              </w:rPr>
-              <w:t>. Mark the Free plan as free → “Free plan available” shows in search. Plans display lowest→highest automatically.</w:t>
+              <w:t>php artisan taskpe:plans</w:t>
+            </w:r>
+            <w:r>
+              <w:rPr>
+                <w:sz w:val="19"/>
+              </w:rPr>
+              <w:t xml:space="preserve"> prints which one the app thinks it is on.</w:t>
             </w:r>
           </w:p>
         </w:tc>
@@ -1858,7 +1839,7 @@
               <w:rPr>
                 <w:sz w:val="19"/>
               </w:rPr>
-              <w:t>Plan handle (optional, nothing to fill in the form)</w:t>
+              <w:t>Plans</w:t>
             </w:r>
           </w:p>
         </w:tc>
@@ -1876,39 +1857,91 @@
                 <w:rFonts w:ascii="Consolas" w:hAnsi="Consolas"/>
                 <w:sz w:val="18"/>
               </w:rPr>
-              <w:t>TASKPE_PLAN_STARTER_HANDLE</w:t>
-            </w:r>
-            <w:r>
-              <w:rPr>
-                <w:sz w:val="19"/>
-              </w:rPr>
-              <w:t xml:space="preserve"> / </w:t>
+              <w:t>Free</w:t>
+            </w:r>
+            <w:r>
+              <w:rPr>
+                <w:sz w:val="19"/>
+              </w:rPr>
+              <w:t xml:space="preserve">, </w:t>
             </w:r>
             <w:r>
               <w:rPr>
                 <w:rFonts w:ascii="Consolas" w:hAnsi="Consolas"/>
                 <w:sz w:val="18"/>
               </w:rPr>
-              <w:t>TASKPE_PLAN_GROWTH_HANDLE</w:t>
-            </w:r>
-            <w:r>
-              <w:rPr>
-                <w:sz w:val="19"/>
-              </w:rPr>
-              <w:t xml:space="preserve"> in </w:t>
+              <w:t>TaskPe Starter</w:t>
+            </w:r>
+            <w:r>
+              <w:rPr>
+                <w:sz w:val="19"/>
+              </w:rPr>
+              <w:t xml:space="preserve">, </w:t>
             </w:r>
             <w:r>
               <w:rPr>
                 <w:rFonts w:ascii="Consolas" w:hAnsi="Consolas"/>
                 <w:sz w:val="18"/>
               </w:rPr>
-              <w:t>.env</w:t>
-            </w:r>
-            <w:r>
-              <w:rPr>
-                <w:sz w:val="19"/>
-              </w:rPr>
-              <w:t xml:space="preserve"> let the app open one plan’s approval page instead of the plan list. The app learns the same handles from Shopify’s own return redirect after the first plan change, so leaving both empty costs a step and nothing else.</w:t>
+              <w:t>TaskPe Growth</w:t>
+            </w:r>
+            <w:r>
+              <w:rPr>
+                <w:sz w:val="19"/>
+              </w:rPr>
+              <w:t xml:space="preserve">. The app’s cards say </w:t>
+            </w:r>
+            <w:r>
+              <w:rPr>
+                <w:rFonts w:ascii="Consolas" w:hAnsi="Consolas"/>
+                <w:sz w:val="18"/>
+              </w:rPr>
+              <w:t>Free</w:t>
+            </w:r>
+            <w:r>
+              <w:rPr>
+                <w:sz w:val="19"/>
+              </w:rPr>
+              <w:t xml:space="preserve"> / </w:t>
+            </w:r>
+            <w:r>
+              <w:rPr>
+                <w:rFonts w:ascii="Consolas" w:hAnsi="Consolas"/>
+                <w:sz w:val="18"/>
+              </w:rPr>
+              <w:t>Starter</w:t>
+            </w:r>
+            <w:r>
+              <w:rPr>
+                <w:sz w:val="19"/>
+              </w:rPr>
+              <w:t xml:space="preserve"> / </w:t>
+            </w:r>
+            <w:r>
+              <w:rPr>
+                <w:rFonts w:ascii="Consolas" w:hAnsi="Consolas"/>
+                <w:sz w:val="18"/>
+              </w:rPr>
+              <w:t>Growth</w:t>
+            </w:r>
+            <w:r>
+              <w:rPr>
+                <w:sz w:val="19"/>
+              </w:rPr>
+              <w:t xml:space="preserve"> and the charge Shopify shows the merchant is named </w:t>
+            </w:r>
+            <w:r>
+              <w:rPr>
+                <w:rFonts w:ascii="Consolas" w:hAnsi="Consolas"/>
+                <w:sz w:val="18"/>
+              </w:rPr>
+              <w:t>TaskPe Starter</w:t>
+            </w:r>
+            <w:r>
+              <w:rPr>
+                <w:sz w:val="19"/>
+              </w:rPr>
+              <w:t xml:space="preserve"> (the mutation prefixes the app name), so the listing, the card and the approval page are the same three plans with the same numbers. Mark the Free plan as free → “Free plan available” shows in search; plans display lowest→highest on their own.</w:t>
             </w:r>
           </w:p>
         </w:tc>
@@ -1927,7 +1960,7 @@
               <w:rPr>
                 <w:sz w:val="19"/>
               </w:rPr>
-              <w:t>Plan descriptions</w:t>
+              <w:t>Plan handle</w:t>
             </w:r>
           </w:p>
         </w:tc>
@@ -1944,7 +1977,20 @@
               <w:rPr>
                 <w:sz w:val="19"/>
               </w:rPr>
-              <w:t>Free: “2 team members, 50 open tasks, board and activity timeline, no WhatsApp.” Starter: “5 team members, unlimited tasks, WhatsApp alerts to staff, daily owner digest.” Growth: “Unlimited team members, priority support.”</w:t>
+              <w:t xml:space="preserve">Nothing to fill in, in this mode. Those handles matter only if the app is priced with Shopify App Pricing instead; the app then learns them from the subscription itself and no </w:t>
+            </w:r>
+            <w:r>
+              <w:rPr>
+                <w:rFonts w:ascii="Consolas" w:hAnsi="Consolas"/>
+                <w:sz w:val="18"/>
+              </w:rPr>
+              <w:t>.env</w:t>
+            </w:r>
+            <w:r>
+              <w:rPr>
+                <w:sz w:val="19"/>
+              </w:rPr>
+              <w:t xml:space="preserve"> line has to be right.</w:t>
             </w:r>
           </w:p>
         </w:tc>
@@ -1963,7 +2009,7 @@
               <w:rPr>
                 <w:sz w:val="19"/>
               </w:rPr>
-              <w:t>Trial</w:t>
+              <w:t>Plan descriptions</w:t>
             </w:r>
           </w:p>
         </w:tc>
@@ -1980,33 +2026,7 @@
               <w:rPr>
                 <w:sz w:val="19"/>
               </w:rPr>
-              <w:t xml:space="preserve">Whatever the Dashboard plan says (currently </w:t>
-            </w:r>
-            <w:r>
-              <w:rPr>
-                <w:b/>
-                <w:sz w:val="19"/>
-              </w:rPr>
-              <w:t>7 days</w:t>
-            </w:r>
-            <w:r>
-              <w:rPr>
-                <w:sz w:val="19"/>
-              </w:rPr>
-              <w:t xml:space="preserve">). Shopify </w:t>
-            </w:r>
-            <w:r>
-              <w:rPr>
-                <w:i/>
-                <w:sz w:val="19"/>
-              </w:rPr>
-              <w:t>recommends</w:t>
-            </w:r>
-            <w:r>
-              <w:rPr>
-                <w:sz w:val="19"/>
-              </w:rPr>
-              <w:t xml:space="preserve"> 14 — raise it in the Dashboard if you want, but the listing, the Dashboard and the in-app copy must agree.</w:t>
+              <w:t>Free: “2 team members, 50 open tasks, board and activity timeline, no WhatsApp.” Starter: “5 team members, unlimited tasks, WhatsApp alerts to staff, daily owner digest.” Growth: “Unlimited team members, priority support.”</w:t>
             </w:r>
           </w:p>
         </w:tc>
@@ -2025,7 +2045,7 @@
               <w:rPr>
                 <w:sz w:val="19"/>
               </w:rPr>
-              <w:t>Additional charges (per plan)</w:t>
+              <w:t>Trial</w:t>
             </w:r>
           </w:p>
         </w:tc>
@@ -2040,9 +2060,55 @@
             <w:r/>
             <w:r>
               <w:rPr>
-                <w:sz w:val="19"/>
-              </w:rPr>
-              <w:t>“WhatsApp messages are billed by your own Whatify account (about ₹0.12 per message), not by TaskPe.”</w:t>
+                <w:b/>
+                <w:sz w:val="19"/>
+              </w:rPr>
+              <w:t>7 days</w:t>
+            </w:r>
+            <w:r>
+              <w:rPr>
+                <w:sz w:val="19"/>
+              </w:rPr>
+              <w:t xml:space="preserve">, from </w:t>
+            </w:r>
+            <w:r>
+              <w:rPr>
+                <w:rFonts w:ascii="Consolas" w:hAnsi="Consolas"/>
+                <w:sz w:val="18"/>
+              </w:rPr>
+              <w:t>config/shopify.php → plans.*.trial_days</w:t>
+            </w:r>
+            <w:r>
+              <w:rPr>
+                <w:sz w:val="19"/>
+              </w:rPr>
+              <w:t xml:space="preserve">, and passed straight to </w:t>
+            </w:r>
+            <w:r>
+              <w:rPr>
+                <w:rFonts w:ascii="Consolas" w:hAnsi="Consolas"/>
+                <w:sz w:val="18"/>
+              </w:rPr>
+              <w:t>appSubscriptionCreate</w:t>
+            </w:r>
+            <w:r>
+              <w:rPr>
+                <w:sz w:val="19"/>
+              </w:rPr>
+              <w:t xml:space="preserve"> — so the card, Shopify’s confirmation page and this listing cannot disagree. Shopify </w:t>
+            </w:r>
+            <w:r>
+              <w:rPr>
+                <w:i/>
+                <w:sz w:val="19"/>
+              </w:rPr>
+              <w:t>recommends</w:t>
+            </w:r>
+            <w:r>
+              <w:rPr>
+                <w:sz w:val="19"/>
+              </w:rPr>
+              <w:t xml:space="preserve"> 14: change the config, regenerate this document, redeploy.</w:t>
             </w:r>
           </w:p>
         </w:tc>
@@ -2061,7 +2127,7 @@
               <w:rPr>
                 <w:sz w:val="19"/>
               </w:rPr>
-              <w:t>Charges billed outside Shopify billing — link</w:t>
+              <w:t>Additional charges (per plan)</w:t>
             </w:r>
           </w:p>
         </w:tc>
@@ -2078,7 +2144,7 @@
               <w:rPr>
                 <w:sz w:val="19"/>
               </w:rPr>
-              <w:t>[YOUR PAGE] explaining the Whatify cost. Requirement 4.2 wants outside charges disclosed with a link, and our app genuinely has one.</w:t>
+              <w:t>“WhatsApp messages are billed by your own Whatify account (about ₹0.12 per message), not by TaskPe.”</w:t>
             </w:r>
           </w:p>
         </w:tc>
@@ -2097,7 +2163,7 @@
               <w:rPr>
                 <w:sz w:val="19"/>
               </w:rPr>
-              <w:t>Pricing page link</w:t>
+              <w:t>Charges billed outside Shopify billing — link</w:t>
             </w:r>
           </w:p>
         </w:tc>
@@ -2114,7 +2180,7 @@
               <w:rPr>
                 <w:sz w:val="19"/>
               </w:rPr>
-              <w:t>[YOUR PRICING PAGE]</w:t>
+              <w:t>[YOUR PAGE] explaining the Whatify cost. Requirement 4.2 wants outside charges disclosed with a link, and our app genuinely has one.</w:t>
             </w:r>
           </w:p>
         </w:tc>
@@ -2133,7 +2199,7 @@
               <w:rPr>
                 <w:sz w:val="19"/>
               </w:rPr>
-              <w:t>Prices shown here</w:t>
+              <w:t>Pricing page link</w:t>
             </w:r>
           </w:p>
         </w:tc>
@@ -2150,46 +2216,76 @@
               <w:rPr>
                 <w:sz w:val="19"/>
               </w:rPr>
-              <w:t xml:space="preserve">The </w:t>
-            </w:r>
+              <w:t>[YOUR PRICING PAGE]</w:t>
+            </w:r>
+          </w:p>
+        </w:tc>
+      </w:tr>
+      <w:tr>
+        <w:tc>
+          <w:tcPr>
+            <w:tcW w:type="dxa" w:w="5112"/>
+          </w:tcPr>
+          <w:p>
+            <w:pPr>
+              <w:spacing w:before="40" w:after="40"/>
+            </w:pPr>
+            <w:r/>
+            <w:r>
+              <w:rPr>
+                <w:sz w:val="19"/>
+              </w:rPr>
+              <w:t>Prices shown here</w:t>
+            </w:r>
+          </w:p>
+        </w:tc>
+        <w:tc>
+          <w:tcPr>
+            <w:tcW w:type="dxa" w:w="5112"/>
+          </w:tcPr>
+          <w:p>
+            <w:pPr>
+              <w:spacing w:before="40" w:after="40"/>
+            </w:pPr>
+            <w:r/>
             <w:r>
               <w:rPr>
                 <w:b/>
                 <w:sz w:val="19"/>
               </w:rPr>
-              <w:t>same numbers, same currency, as the Dashboard plan</w:t>
-            </w:r>
-            <w:r>
-              <w:rPr>
-                <w:sz w:val="19"/>
-              </w:rPr>
-              <w:t xml:space="preserve">. The app now prints list prices on its Plan tab too (each labelled, with Shopify’s read-back amount on the plan a store is actually on), so </w:t>
-            </w:r>
-            <w:r>
-              <w:rPr>
-                <w:b/>
-                <w:sz w:val="19"/>
-              </w:rPr>
-              <w:t>three</w:t>
-            </w:r>
-            <w:r>
-              <w:rPr>
-                <w:sz w:val="19"/>
-              </w:rPr>
-              <w:t xml:space="preserve"> places have to agree: Dashboard → App pricing, </w:t>
+              <w:t>US dollars.</w:t>
+            </w:r>
+            <w:r>
+              <w:rPr>
+                <w:sz w:val="19"/>
+              </w:rPr>
+              <w:t xml:space="preserve"> </w:t>
             </w:r>
             <w:r>
               <w:rPr>
                 <w:rFonts w:ascii="Consolas" w:hAnsi="Consolas"/>
                 <w:sz w:val="18"/>
               </w:rPr>
+              <w:t>AppRecurringPricingInput.price</w:t>
+            </w:r>
+            <w:r>
+              <w:rPr>
+                <w:sz w:val="19"/>
+              </w:rPr>
+              <w:t xml:space="preserve"> permits exactly one currency code — USD — whatever the store is billed in, so the USD figure below is the amount of the charge and Shopify converts it for a non-US invoice. The app’s Plan tab prints the same number and says so in words; the plan a store is on shows the amount read back from its own subscription. Two places have to agree: </w:t>
+            </w:r>
+            <w:r>
+              <w:rPr>
+                <w:rFonts w:ascii="Consolas" w:hAnsi="Consolas"/>
+                <w:sz w:val="18"/>
+              </w:rPr>
               <w:t>config/shopify.php → plans</w:t>
             </w:r>
             <w:r>
               <w:rPr>
                 <w:sz w:val="19"/>
               </w:rPr>
-              <w:t>, and this listing. The table below is generated from that config file — change the code and regenerate rather than retyping here.</w:t>
+              <w:t xml:space="preserve"> and this listing. The table below is generated from that config file — change the code and regenerate rather than retyping here.</w:t>
             </w:r>
           </w:p>
         </w:tc>
@@ -2291,7 +2387,7 @@
                 <w:b/>
                 <w:sz w:val="19"/>
               </w:rPr>
-              <w:t>List price shown in the app</w:t>
+              <w:t>Price the app charges (USD)</w:t>
             </w:r>
           </w:p>
         </w:tc>
@@ -2337,7 +2433,7 @@
                 <w:b/>
                 <w:sz w:val="19"/>
               </w:rPr>
-              <w:t>What to enter in Partner Dashboard → App pricing</w:t>
+              <w:t>What to enter in the Partner Dashboard</w:t>
             </w:r>
           </w:p>
         </w:tc>
@@ -2408,14 +2504,7 @@
               <w:rPr>
                 <w:sz w:val="19"/>
               </w:rPr>
-              <w:t xml:space="preserve">same amount, same currency, plus the plan’s redirect URL </w:t>
-            </w:r>
-            <w:r>
-              <w:rPr>
-                <w:rFonts w:ascii="Consolas" w:hAnsi="Consolas"/>
-                <w:sz w:val="18"/>
-              </w:rPr>
-              <w:t>/billing/callback</w:t>
+              <w:t>nothing — Free is the absence of a charge, and the app cancels the current one to get back to it</w:t>
             </w:r>
           </w:p>
         </w:tc>
@@ -2452,7 +2541,7 @@
               <w:rPr>
                 <w:sz w:val="19"/>
               </w:rPr>
-              <w:t>₹499  +  $5.99</w:t>
+              <w:t>$5.99 per 30 days</w:t>
             </w:r>
           </w:p>
         </w:tc>
@@ -2486,14 +2575,7 @@
               <w:rPr>
                 <w:sz w:val="19"/>
               </w:rPr>
-              <w:t xml:space="preserve">same amount, same currency, plus the plan’s redirect URL </w:t>
-            </w:r>
-            <w:r>
-              <w:rPr>
-                <w:rFonts w:ascii="Consolas" w:hAnsi="Consolas"/>
-                <w:sz w:val="18"/>
-              </w:rPr>
-              <w:t>/billing/callback</w:t>
+              <w:t>nothing — the app creates the charge from this number, and Shopify prorates an upgrade</w:t>
             </w:r>
           </w:p>
         </w:tc>
@@ -2530,7 +2612,7 @@
               <w:rPr>
                 <w:sz w:val="19"/>
               </w:rPr>
-              <w:t>₹999  +  $11.99</w:t>
+              <w:t>$11.99 per 30 days</w:t>
             </w:r>
           </w:p>
         </w:tc>
@@ -2564,14 +2646,7 @@
               <w:rPr>
                 <w:sz w:val="19"/>
               </w:rPr>
-              <w:t xml:space="preserve">same amount, same currency, plus the plan’s redirect URL </w:t>
-            </w:r>
-            <w:r>
-              <w:rPr>
-                <w:rFonts w:ascii="Consolas" w:hAnsi="Consolas"/>
-                <w:sz w:val="18"/>
-              </w:rPr>
-              <w:t>/billing/callback</w:t>
+              <w:t>nothing — the app creates the charge from this number, and Shopify prorates an upgrade</w:t>
             </w:r>
           </w:p>
         </w:tc>
@@ -2587,7 +2662,20 @@
         <w:rPr>
           <w:sz w:val="21"/>
         </w:rPr>
-        <w:t xml:space="preserve">A store billed in a currency this table has no entry for is shown the US dollar figure with the line “Shopify converts it at its own rate for a store billed in INR” — true, but a worse page to read than an exact entry. Add the currency to </w:t>
+        <w:t xml:space="preserve">An </w:t>
+      </w:r>
+      <w:r>
+        <w:rPr>
+          <w:rFonts w:ascii="Consolas" w:hAnsi="Consolas"/>
+          <w:sz w:val="20"/>
+        </w:rPr>
+        <w:t>INR</w:t>
+      </w:r>
+      <w:r>
+        <w:rPr>
+          <w:sz w:val="21"/>
+        </w:rPr>
+        <w:t xml:space="preserve"> entry in </w:t>
       </w:r>
       <w:r>
         <w:rPr>
@@ -2600,20 +2688,20 @@
         <w:rPr>
           <w:sz w:val="21"/>
         </w:rPr>
-        <w:t xml:space="preserve"> </w:t>
+        <w:t xml:space="preserve"> is read only when the app is priced with Shopify App Pricing: in this mode the Dashboard sets a real per-currency price and the app merely displays it. It is </w:t>
       </w:r>
       <w:r>
         <w:rPr>
-          <w:i/>
+          <w:b/>
           <w:sz w:val="21"/>
         </w:rPr>
-        <w:t>and</w:t>
+        <w:t>not</w:t>
       </w:r>
       <w:r>
         <w:rPr>
           <w:sz w:val="21"/>
         </w:rPr>
-        <w:t xml:space="preserve"> create the Dashboard plan in it for every market you actually launch in. </w:t>
+        <w:t xml:space="preserve"> a charge this app could create — Shopify would answer “Currency code must be USD” on the page where the merchant had already agreed to pay — so a rupee store is shown the USD figure with the line saying Shopify converts it at its own rate on the invoice. That sentence is the promise; nothing in the app claims a rupee price it cannot bill. </w:t>
       </w:r>
       <w:r>
         <w:rPr>
@@ -7782,7 +7870,7 @@
                 <w:color w:val="202428"/>
                 <w:sz w:val="18"/>
               </w:rPr>
-              <w:t>9. BILLING AND PLAN CHANGES (plans and prices are managed by Shopify)</w:t>
+              <w:t>9. BILLING AND PLAN CHANGES (the app bills through Shopify's Billing API)</w:t>
             </w:r>
           </w:p>
           <w:p>
@@ -7808,7 +7896,7 @@
                 <w:color w:val="202428"/>
                 <w:sz w:val="18"/>
               </w:rPr>
-              <w:t xml:space="preserve">   the pill is just chosen, and the sentence under the button says what the next click does. Then</w:t>
+              <w:t xml:space="preserve">   the pill is only chosen, and the sentence under the button says exactly what the next click does.</w:t>
             </w:r>
           </w:p>
           <w:p>
@@ -7821,7 +7909,7 @@
                 <w:color w:val="202428"/>
                 <w:sz w:val="18"/>
               </w:rPr>
-              <w:t xml:space="preserve">   "Continue at Shopify". Expected: the app leaves the iframe and opens Shopify for THAT plan.</w:t>
+              <w:t xml:space="preserve">   Then "Switch to Starter". Expected: the app leaves the iframe and opens Shopify's own approval</w:t>
             </w:r>
           </w:p>
           <w:p>
@@ -7834,7 +7922,7 @@
                 <w:color w:val="202428"/>
                 <w:sz w:val="18"/>
               </w:rPr>
-              <w:t xml:space="preserve">   The same action is available on each plan card ("Choose Starter"), so the panel is a shortcut,</w:t>
+              <w:t xml:space="preserve">   page for that charge - plan name TaskPe Starter, the amount, the 7-day trial, and Shopify's</w:t>
             </w:r>
           </w:p>
           <w:p>
@@ -7847,7 +7935,7 @@
                 <w:color w:val="202428"/>
                 <w:sz w:val="18"/>
               </w:rPr>
-              <w:t xml:space="preserve">   not the only door.</w:t>
+              <w:t xml:space="preserve">   proration note if the store is already paying for a plan. The same action is on each plan card</w:t>
             </w:r>
           </w:p>
           <w:p>
@@ -7860,7 +7948,7 @@
                 <w:color w:val="202428"/>
                 <w:sz w:val="18"/>
               </w:rPr>
-              <w:t xml:space="preserve"> </w:t>
+              <w:t xml:space="preserve">   ("Choose Starter"), so the panel is a shortcut, not the only door. A downgrade and "Move to Free"</w:t>
             </w:r>
           </w:p>
           <w:p>
@@ -7873,7 +7961,7 @@
                 <w:color w:val="202428"/>
                 <w:sz w:val="18"/>
               </w:rPr>
-              <w:t xml:space="preserve">   A downgrade and "Move to Free" are reachable from the same strip and ask once before they post -</w:t>
+              <w:t xml:space="preserve">   come from the same strip and ask once before they post: a plan change must never need a support</w:t>
             </w:r>
           </w:p>
           <w:p>
@@ -7886,7 +7974,7 @@
                 <w:color w:val="202428"/>
                 <w:sz w:val="18"/>
               </w:rPr>
-              <w:t xml:space="preserve">   a plan change must never need a support ticket (Shopify 1.2.3), including the ones that lose money. Expected: the app leaves the iframe and opens</w:t>
+              <w:t xml:space="preserve">   ticket (Shopify 1.2.3), including the ones that cost money. Cancelling goes back to Free straight</w:t>
             </w:r>
           </w:p>
           <w:p>
@@ -7899,7 +7987,7 @@
                 <w:color w:val="202428"/>
                 <w:sz w:val="18"/>
               </w:rPr>
-              <w:t xml:space="preserve">   Shopify's own plan page for this store (admin.shopify.com/store/&lt;handle&gt;/charges/&lt;app</w:t>
+              <w:t xml:space="preserve">   away, with no ticket and no reinstall.</w:t>
             </w:r>
           </w:p>
           <w:p>
@@ -7912,7 +8000,7 @@
                 <w:color w:val="202428"/>
                 <w:sz w:val="18"/>
               </w:rPr>
-              <w:t xml:space="preserve">   handle&gt;/pricing_plans) or, when Shopify's own handle for that plan is known, straight to its</w:t>
+              <w:t xml:space="preserve"> </w:t>
             </w:r>
           </w:p>
           <w:p>
@@ -7925,7 +8013,7 @@
                 <w:color w:val="202428"/>
                 <w:sz w:val="18"/>
               </w:rPr>
-              <w:t xml:space="preserve">   approval page (admin.shopify.com/store/&lt;handle&gt;/charges/&lt;app handle&gt;/plans/&lt;plan handle&gt;). The app</w:t>
+              <w:t xml:space="preserve">   The amount is in US dollars and so is the card, because Shopify permits exactly one currency code</w:t>
             </w:r>
           </w:p>
           <w:p>
@@ -7938,7 +8026,7 @@
                 <w:color w:val="202428"/>
                 <w:sz w:val="18"/>
               </w:rPr>
-              <w:t xml:space="preserve">   learns plan handles from Shopify's return redirect, or from TASKPE_PLAN_STARTER_HANDLE /</w:t>
+              <w:t xml:space="preserve">   for a charge an app creates (AppRecurringPricingInput.price: USD). A store billed in rupees is</w:t>
             </w:r>
           </w:p>
           <w:p>
@@ -7951,7 +8039,7 @@
                 <w:color w:val="202428"/>
                 <w:sz w:val="18"/>
               </w:rPr>
-              <w:t xml:space="preserve">   TASKPE_PLAN_GROWTH_HANDLE if you paste them; with neither it uses the plan list, which always</w:t>
+              <w:t xml:space="preserve">   shown the USD figure with "which Shopify converts into INR at its own rate on the invoice" - that</w:t>
             </w:r>
           </w:p>
           <w:p>
@@ -7964,7 +8052,7 @@
                 <w:color w:val="202428"/>
                 <w:sz w:val="18"/>
               </w:rPr>
-              <w:t xml:space="preserve">   works. In this mode the app never creates a charge - appSubscriptionCreate is</w:t>
+              <w:t xml:space="preserve">   sentence is the promise, and the invoice matches it. Once the store is on a plan, its card stops</w:t>
             </w:r>
           </w:p>
           <w:p>
@@ -7977,7 +8065,7 @@
                 <w:color w:val="202428"/>
                 <w:sz w:val="18"/>
               </w:rPr>
-              <w:t xml:space="preserve">   not called, because the plans and their prices live in the Partner Dashboard - but the cards do</w:t>
+              <w:t xml:space="preserve">   showing the app's number and shows the amount read back from the subscription: name, amount,</w:t>
             </w:r>
           </w:p>
           <w:p>
@@ -7990,7 +8078,7 @@
                 <w:color w:val="202428"/>
                 <w:sz w:val="18"/>
               </w:rPr>
-              <w:t xml:space="preserve">   show numbers, each one labelled with where it came from: the plan you are on carries Shopify's own</w:t>
+              <w:t xml:space="preserve">   currency, interval and renewal date, all Shopify's own figures.</w:t>
             </w:r>
           </w:p>
           <w:p>
@@ -8003,7 +8091,7 @@
                 <w:color w:val="202428"/>
                 <w:sz w:val="18"/>
               </w:rPr>
-              <w:t xml:space="preserve">   read-back amount ("Billed by Shopify every 30 days, renews ..."), the other cards carry this app's</w:t>
+              <w:t xml:space="preserve"> </w:t>
             </w:r>
           </w:p>
           <w:p>
@@ -8016,7 +8104,7 @@
                 <w:color w:val="202428"/>
                 <w:sz w:val="18"/>
               </w:rPr>
-              <w:t xml:space="preserve">   LIST price, and a plan with no price in your billing currency says the US figure plus "Shopify</w:t>
+              <w:t xml:space="preserve">   Approve the plan on Shopify's page and come back. Expected: the tab already reads the live</w:t>
             </w:r>
           </w:p>
           <w:p>
@@ -8029,7 +8117,7 @@
                 <w:color w:val="202428"/>
                 <w:sz w:val="18"/>
               </w:rPr>
-              <w:t xml:space="preserve">   converts at its own rate". A paid plan is never printed as "Free", and if Shopify's amount and the</w:t>
+              <w:t xml:space="preserve">   subscription (the approval returns through /billing/callback, which re-reads from</w:t>
             </w:r>
           </w:p>
           <w:p>
@@ -8042,7 +8130,7 @@
                 <w:color w:val="202428"/>
                 <w:sz w:val="18"/>
               </w:rPr>
-              <w:t xml:space="preserve">   list price disagree, the current card says so in a warning box. Both are checked on the server with</w:t>
+              <w:t xml:space="preserve">   currentAppInstallation rather than trusting URL params), WhatsApp alerts and the daily digest</w:t>
             </w:r>
           </w:p>
           <w:p>
@@ -8055,7 +8143,7 @@
                 <w:color w:val="202428"/>
                 <w:sz w:val="18"/>
               </w:rPr>
-              <w:t xml:space="preserve">   `php artisan taskpe:plans` (add --live to re-read every subscription), which is the command to run</w:t>
+              <w:t xml:space="preserve">   unlock, the member and task limits rise, and the charge appears in the store's app charge history</w:t>
             </w:r>
           </w:p>
           <w:p>
@@ -8068,7 +8156,7 @@
                 <w:color w:val="202428"/>
                 <w:sz w:val="18"/>
               </w:rPr>
-              <w:t xml:space="preserve">   after changing a price in either place. On a development store owned by the same partner</w:t>
+              <w:t xml:space="preserve">   at Shopify admin -&gt; Settings -&gt; Apps and sales channels -&gt; TaskPe -&gt; Billing. Then the other</w:t>
             </w:r>
           </w:p>
           <w:p>
@@ -8081,7 +8169,7 @@
                 <w:color w:val="202428"/>
                 <w:sz w:val="18"/>
               </w:rPr>
-              <w:t xml:space="preserve">   organisation the plan is selectable at $0, so the whole flow can be completed with no card involved.</w:t>
+              <w:t xml:space="preserve">   direction: "Change or cancel plan" on the current card -&gt; Growth (Shopify prorates it and retires</w:t>
             </w:r>
           </w:p>
           <w:p>
@@ -8094,7 +8182,7 @@
                 <w:color w:val="202428"/>
                 <w:sz w:val="18"/>
               </w:rPr>
-              <w:t xml:space="preserve">   development store owned by the same partner organisation the plan is selectable at $0, so the</w:t>
+              <w:t xml:space="preserve">   the Starter charge in the same approval), and back down to Free.</w:t>
             </w:r>
           </w:p>
           <w:p>
@@ -8107,7 +8195,7 @@
                 <w:color w:val="202428"/>
                 <w:sz w:val="18"/>
               </w:rPr>
-              <w:t xml:space="preserve">   whole flow can be completed end to end with no card involved.</w:t>
+              <w:t xml:space="preserve"> </w:t>
             </w:r>
           </w:p>
           <w:p>
@@ -8120,7 +8208,7 @@
                 <w:color w:val="202428"/>
                 <w:sz w:val="18"/>
               </w:rPr>
-              <w:t xml:space="preserve"> </w:t>
+              <w:t xml:space="preserve">   Two things keep that honest without anyone asking. A plan changed anywhere else - cancelled on</w:t>
             </w:r>
           </w:p>
           <w:p>
@@ -8133,7 +8221,7 @@
                 <w:color w:val="202428"/>
                 <w:sz w:val="18"/>
               </w:rPr>
-              <w:t xml:space="preserve">   Approve the plan on Shopify's page, then return to the app. Expected: the Plan tab reads the</w:t>
+              <w:t xml:space="preserve">   Shopify's own billing screen, approved in a second tab - is picked up on the next board load once</w:t>
             </w:r>
           </w:p>
           <w:p>
@@ -8146,7 +8234,7 @@
                 <w:color w:val="202428"/>
                 <w:sz w:val="18"/>
               </w:rPr>
-              <w:t xml:space="preserve">   live subscription from the store's own installation - plan name, amount, currency, interval and</w:t>
+              <w:t xml:space="preserve">   the cached read is older than 30 minutes, and "Check again" re-reads on demand; the</w:t>
             </w:r>
           </w:p>
           <w:p>
@@ -8159,7 +8247,7 @@
                 <w:color w:val="202428"/>
                 <w:sz w:val="18"/>
               </w:rPr>
-              <w:t xml:space="preserve">   renewal date, all Shopify's numbers - WhatsApp alerts and the daily digest unlock, member and</w:t>
+              <w:t xml:space="preserve">   app_subscriptions/update webhook covers a change made while nobody had the app open. And if a</w:t>
             </w:r>
           </w:p>
           <w:p>
@@ -8172,7 +8260,7 @@
                 <w:color w:val="202428"/>
                 <w:sz w:val="18"/>
               </w:rPr>
-              <w:t xml:space="preserve">   task limits rise, and no support contact or reinstall was needed at any point.</w:t>
+              <w:t xml:space="preserve">   change has not propagated by the time you are back, the tab says "Shopify is applying the</w:t>
             </w:r>
           </w:p>
           <w:p>
@@ -8185,7 +8273,7 @@
                 <w:color w:val="202428"/>
                 <w:sz w:val="18"/>
               </w:rPr>
-              <w:t xml:space="preserve"> </w:t>
+              <w:t xml:space="preserve">   change..." and re-reads itself after a few seconds rather than reporting a refusal.</w:t>
             </w:r>
           </w:p>
           <w:p>
@@ -8198,7 +8286,7 @@
                 <w:color w:val="202428"/>
                 <w:sz w:val="18"/>
               </w:rPr>
-              <w:t xml:space="preserve">   Now the other direction: "Change or cancel plan" on the current card -&gt; Growth, then back down</w:t>
+              <w:t xml:space="preserve"> </w:t>
             </w:r>
           </w:p>
           <w:p>
@@ -8211,7 +8299,7 @@
                 <w:color w:val="202428"/>
                 <w:sz w:val="18"/>
               </w:rPr>
-              <w:t xml:space="preserve">   to Free. Expected: the same Shopify page each time (Free is listed there as a plan), Shopify</w:t>
+              <w:t xml:space="preserve">   On a development store owned by the same partner organisation the charge is created in test mode,</w:t>
             </w:r>
           </w:p>
           <w:p>
@@ -8224,7 +8312,7 @@
                 <w:color w:val="202428"/>
                 <w:sz w:val="18"/>
               </w:rPr>
-              <w:t xml:space="preserve">   handles the proration, and every charge and cancellation appears in the store's app charge</w:t>
+              <w:t xml:space="preserve">   so the whole flow completes with no card and no money: the app decides that per store from</w:t>
             </w:r>
           </w:p>
           <w:p>
@@ -8237,7 +8325,7 @@
                 <w:color w:val="202428"/>
                 <w:sz w:val="18"/>
               </w:rPr>
-              <w:t xml:space="preserve">   history at Shopify admin -&gt; Settings -&gt; Apps and sales channels -&gt; TaskPe -&gt; Billing.</w:t>
+              <w:t xml:space="preserve">   Shopify's own shop.plan.partnerDevelopment, and there is nothing to set. A real store is billed for</w:t>
             </w:r>
           </w:p>
           <w:p>
@@ -8250,7 +8338,7 @@
                 <w:color w:val="202428"/>
                 <w:sz w:val="18"/>
               </w:rPr>
-              <w:t xml:space="preserve"> </w:t>
+              <w:t xml:space="preserve">   real - SHOPIFY_BILLING_TEST, which forces test charges for every store, is deliberately absent and</w:t>
             </w:r>
           </w:p>
           <w:p>
@@ -8263,7 +8351,7 @@
                 <w:color w:val="202428"/>
                 <w:sz w:val="18"/>
               </w:rPr>
-              <w:t xml:space="preserve">   If the click opens Shopify's Apps list instead of the plan page, the app handle is what is wrong,</w:t>
+              <w:t xml:space="preserve">   should never appear on a production host.</w:t>
             </w:r>
           </w:p>
           <w:p>
@@ -8276,7 +8364,7 @@
                 <w:color w:val="202428"/>
                 <w:sz w:val="18"/>
               </w:rPr>
-              <w:t xml:space="preserve">   not the button - Shopify answers an unknown /charges/{handle} address that way. The app asks Shopify</w:t>
+              <w:t xml:space="preserve"> </w:t>
             </w:r>
           </w:p>
           <w:p>
@@ -8289,7 +8377,7 @@
                 <w:color w:val="202428"/>
                 <w:sz w:val="18"/>
               </w:rPr>
-              <w:t xml:space="preserve">   for its own handle by itself when the Plan tab is opened with an unconfirmed link; to see the whole</w:t>
+              <w:t xml:space="preserve">   The other road, for when this app is priced in the Partner Dashboard instead of here: set</w:t>
             </w:r>
           </w:p>
           <w:p>
@@ -8302,7 +8390,7 @@
                 <w:color w:val="202428"/>
                 <w:sz w:val="18"/>
               </w:rPr>
-              <w:t xml:space="preserve">   picture on the server: `php artisan taskpe:plans --links --verify` (it also warns when the store</w:t>
+              <w:t xml:space="preserve">   SHOPIFY_BILLING_MODE=shopify. The app then never creates a charge - Shopify's hosted plan page</w:t>
             </w:r>
           </w:p>
           <w:p>
@@ -8315,7 +8403,7 @@
                 <w:color w:val="202428"/>
                 <w:sz w:val="18"/>
               </w:rPr>
-              <w:t xml:space="preserve">   slug is the suspect, and `SHOPIFY_PLANS_URL_STYLE=myshopify` is the one-line fix for that).</w:t>
+              <w:t xml:space="preserve">   does - and the Plan tab's buttons open admin.shopify.com/store/&lt;store&gt;/charges/&lt;app</w:t>
             </w:r>
           </w:p>
           <w:p>
@@ -8328,7 +8416,7 @@
                 <w:color w:val="202428"/>
                 <w:sz w:val="18"/>
               </w:rPr>
-              <w:t xml:space="preserve"> </w:t>
+              <w:t xml:space="preserve">   handle&gt;/pricing_plans, or that plan's approval page once Shopify's own plan handle is known (the</w:t>
             </w:r>
           </w:p>
           <w:p>
@@ -8341,7 +8429,7 @@
                 <w:color w:val="202428"/>
                 <w:sz w:val="18"/>
               </w:rPr>
-              <w:t xml:space="preserve">   If the plan was approved but the board still shows the old limits, check the mapping line the same</w:t>
+              <w:t xml:space="preserve">   app learns it from the subscription, so no .env line has to be right). Two failures there belong</w:t>
             </w:r>
           </w:p>
           <w:p>
@@ -8354,7 +8442,7 @@
                 <w:color w:val="202428"/>
                 <w:sz w:val="18"/>
               </w:rPr>
-              <w:t xml:space="preserve">   command prints: a Dashboard plan whose name does not contain "Starter" or "Growth" is matched by</w:t>
+              <w:t xml:space="preserve">   to the Dashboard and not to this app, and the app says which one it saw: Shopify's Apps list means</w:t>
             </w:r>
           </w:p>
           <w:p>
@@ -8367,7 +8455,7 @@
                 <w:color w:val="202428"/>
                 <w:sz w:val="18"/>
               </w:rPr>
-              <w:t xml:space="preserve">   fallback, and the fix is to name it so (or set TASKPE_PLAN_*_HANDLE) and press Check again.</w:t>
+              <w:t xml:space="preserve">   the app handle in the link is not the one Shopify publishes (the app asks Shopify for it), and</w:t>
             </w:r>
           </w:p>
           <w:p>
@@ -8380,7 +8468,7 @@
                 <w:color w:val="202428"/>
                 <w:sz w:val="18"/>
               </w:rPr>
-              <w:t xml:space="preserve"> </w:t>
+              <w:t xml:space="preserve">   "There's no page at this address" means App Pricing has no plans yet. If a Dashboard plan's name</w:t>
             </w:r>
           </w:p>
           <w:p>
@@ -8393,7 +8481,7 @@
                 <w:color w:val="202428"/>
                 <w:sz w:val="18"/>
               </w:rPr>
-              <w:t xml:space="preserve">   Two honest details: if a change has not propagated by the time you are back, the tab says</w:t>
+              <w:t xml:space="preserve">   matches no plan in config, the mapping line in `php artisan taskpe:plans` reports it as `fallback`</w:t>
             </w:r>
           </w:p>
           <w:p>
@@ -8406,7 +8494,7 @@
                 <w:color w:val="202428"/>
                 <w:sz w:val="18"/>
               </w:rPr>
-              <w:t xml:space="preserve">   "Shopify is applying the change..." and re-reads itself after a few seconds rather than</w:t>
+              <w:t xml:space="preserve">   rather than quietly unlocking the wrong tier. Both commands to run after changing anything:</w:t>
             </w:r>
           </w:p>
           <w:p>
@@ -8419,7 +8507,7 @@
                 <w:color w:val="202428"/>
                 <w:sz w:val="18"/>
               </w:rPr>
-              <w:t xml:space="preserve">   reporting a refusal; and "Check again" re-reads on demand. The app also re-reads on the</w:t>
+              <w:t xml:space="preserve">   `php artisan taskpe:plans` and, to re-read every subscription first, `php artisan taskpe:plans</w:t>
             </w:r>
           </w:p>
           <w:p>
@@ -8432,7 +8520,7 @@
                 <w:color w:val="202428"/>
                 <w:sz w:val="18"/>
               </w:rPr>
-              <w:t xml:space="preserve">   app_subscriptions/update webhook, so a change made while nobody had the app open is picked up.</w:t>
+              <w:t xml:space="preserve">   --live`; `--links [--verify]` prints what each button will open.</w:t>
             </w:r>
           </w:p>
           <w:p>
@@ -8913,85 +9001,124 @@
               <w:rPr>
                 <w:sz w:val="19"/>
               </w:rPr>
-              <w:t xml:space="preserve"> panel plus a button on every plan card — never a sentence of instructions. With Shopify-owned pricing the app cannot create charges, so the button opens Shopify’s hosted plan page: </w:t>
+              <w:t xml:space="preserve"> panel plus a button on every plan card — never a sentence of instructions, and never a support ticket. The app bills through Shopify’s Billing API: picking a plan calls </w:t>
             </w:r>
             <w:r>
               <w:rPr>
                 <w:rFonts w:ascii="Consolas" w:hAnsi="Consolas"/>
                 <w:sz w:val="18"/>
               </w:rPr>
-              <w:t>https://admin.shopify.com/store/{store}/charges/{app handle}/pricing_plans</w:t>
-            </w:r>
-            <w:r>
-              <w:rPr>
-                <w:sz w:val="19"/>
-              </w:rPr>
-              <w:t xml:space="preserve">, built per store from </w:t>
+              <w:t>appSubscriptionCreate</w:t>
+            </w:r>
+            <w:r>
+              <w:rPr>
+                <w:sz w:val="19"/>
+              </w:rPr>
+              <w:t xml:space="preserve">, the merchant approves on Shopify’s own confirmation page, and Shopify prorates an upgrade, sends the invoice and lists the charge in the store’s app charge history. Moving down to Free and cancelling sit on the same control (asked once, because that direction is the one that loses a merchant their features). </w:t>
             </w:r>
             <w:r>
               <w:rPr>
                 <w:rFonts w:ascii="Consolas" w:hAnsi="Consolas"/>
                 <w:sz w:val="18"/>
               </w:rPr>
-              <w:t>SHOPIFY_APP_HANDLE</w:t>
-            </w:r>
-            <w:r>
-              <w:rPr>
-                <w:sz w:val="19"/>
-              </w:rPr>
-              <w:t xml:space="preserve">. Upgrade, downgrade to Free and cancel all happen there; Shopify prorates, invoices, and the charges show in the merchant’s app charge history. Rehearse it on a development store (plans are $0 for your own organisation): Free → Starter → Growth → Free, then screenshot the charge history for the feedback thread. The cards do carry prices, each labelled with where it came from: the plan a store is on shows Shopify’s own read-back amount (“Billed by Shopify every 30 days”), the other cards show this app’s list price with a line saying so. That list price is a number the Dashboard must match — </w:t>
+              <w:t>SHOPIFY_BILLING_MODE=api</w:t>
+            </w:r>
+            <w:r>
+              <w:rPr>
+                <w:sz w:val="19"/>
+              </w:rPr>
+              <w:t xml:space="preserve"> is the shipped default for a reason: Shopify hosts a plan-selection page only for an app priced with </w:t>
+            </w:r>
+            <w:r>
+              <w:rPr>
+                <w:b/>
+                <w:sz w:val="19"/>
+              </w:rPr>
+              <w:t>Shopify App Pricing</w:t>
+            </w:r>
+            <w:r>
+              <w:rPr>
+                <w:sz w:val="19"/>
+              </w:rPr>
+              <w:t xml:space="preserve">, and until plans exist there the link </w:t>
             </w:r>
             <w:r>
               <w:rPr>
                 <w:rFonts w:ascii="Consolas" w:hAnsi="Consolas"/>
                 <w:sz w:val="18"/>
               </w:rPr>
-              <w:t>php artisan taskpe:plans</w:t>
-            </w:r>
-            <w:r>
-              <w:rPr>
-                <w:sz w:val="19"/>
-              </w:rPr>
-              <w:t xml:space="preserve"> reports any store being shown a price its invoice contradicts. Downgrading to Free and cancelling sit on the same control (asked once, because that direction is the one that loses a merchant their features), so no way out needs a support ticket. Where Shopify’s own plan handle is known — learned from its return redirect, or pasted into </w:t>
+              <w:t>…/charges/{app}/pricing_plans</w:t>
+            </w:r>
+            <w:r>
+              <w:rPr>
+                <w:sz w:val="19"/>
+              </w:rPr>
+              <w:t xml:space="preserve"> answers “There’s no page at this address”. So in Partner Dashboard → App pricing the pricing model must be </w:t>
+            </w:r>
+            <w:r>
+              <w:rPr>
+                <w:b/>
+                <w:sz w:val="19"/>
+              </w:rPr>
+              <w:t>Set up your own pricing</w:t>
+            </w:r>
+            <w:r>
+              <w:rPr>
+                <w:sz w:val="19"/>
+              </w:rPr>
+              <w:t xml:space="preserve">, and the two must not be mixed: Shopify refuses an app-created charge from an app priced with App Pricing. Prices are shown exactly as they are charged — </w:t>
             </w:r>
             <w:r>
               <w:rPr>
                 <w:rFonts w:ascii="Consolas" w:hAnsi="Consolas"/>
                 <w:sz w:val="18"/>
               </w:rPr>
-              <w:t>TASKPE_PLAN_STARTER_HANDLE</w:t>
-            </w:r>
-            <w:r>
-              <w:rPr>
-                <w:sz w:val="19"/>
-              </w:rPr>
-              <w:t xml:space="preserve"> / </w:t>
+              <w:t>config/shopify.php → plans</w:t>
+            </w:r>
+            <w:r>
+              <w:rPr>
+                <w:sz w:val="19"/>
+              </w:rPr>
+              <w:t xml:space="preserve"> is the price table and the Plan tab prints that number as the amount Shopify bills every 30 days. The charge currency is </w:t>
+            </w:r>
+            <w:r>
+              <w:rPr>
+                <w:b/>
+                <w:sz w:val="19"/>
+              </w:rPr>
+              <w:t>USD and nothing else</w:t>
+            </w:r>
+            <w:r>
+              <w:rPr>
+                <w:sz w:val="19"/>
+              </w:rPr>
+              <w:t xml:space="preserve"> (Shopify permits exactly one code for an app-created charge), so a store billed in INR is shown the USD figure with a line saying Shopify converts it at its own rate on its invoice, plus the read-back amount from the store’s own subscription for the plan it is already on. Rehearse on a development store — </w:t>
             </w:r>
             <w:r>
               <w:rPr>
                 <w:rFonts w:ascii="Consolas" w:hAnsi="Consolas"/>
                 <w:sz w:val="18"/>
               </w:rPr>
-              <w:t>TASKPE_PLAN_GROWTH_HANDLE</w:t>
-            </w:r>
-            <w:r>
-              <w:rPr>
-                <w:sz w:val="19"/>
-              </w:rPr>
-              <w:t xml:space="preserve"> — the app deep-links straight to that plan’s approval page (</w:t>
+              <w:t>shop.plan.partnerDevelopment</w:t>
+            </w:r>
+            <w:r>
+              <w:rPr>
+                <w:sz w:val="19"/>
+              </w:rPr>
+              <w:t xml:space="preserve"> is what decides that its charges are test charges, so a real merchant is never handed a fake one: Free → Starter → Growth → Free with no card involved, then screenshot the charge history for the feedback thread. </w:t>
             </w:r>
             <w:r>
               <w:rPr>
                 <w:rFonts w:ascii="Consolas" w:hAnsi="Consolas"/>
                 <w:sz w:val="18"/>
               </w:rPr>
-              <w:t>…/charges/{app}/plans/{handle}</w:t>
-            </w:r>
-            <w:r>
-              <w:rPr>
-                <w:sz w:val="19"/>
-              </w:rPr>
-              <w:t>) and falls back to the plan list otherwise: that short form is not documented by Shopify, so it is an accelerator here and never a dependency. The app also asks Shopify for its own app handle (</w:t>
+              <w:t>php artisan taskpe:plans</w:t>
+            </w:r>
+            <w:r>
+              <w:rPr>
+                <w:sz w:val="19"/>
+              </w:rPr>
+              <w:t xml:space="preserve"> prints the mode, the price table, each store’s read-back, and whether the two agree. If the app is later priced in the Dashboard instead, the same tab links to Shopify’s page rather than creating a charge: it asks Shopify for its own app handle (</w:t>
             </w:r>
             <w:r>
               <w:rPr>
@@ -9004,20 +9131,20 @@
               <w:rPr>
                 <w:sz w:val="19"/>
               </w:rPr>
-              <w:t xml:space="preserve">, cached per store) instead of trusting an env value — a wrong handle does not 404, it opens the admin’s Apps list, which a merchant reports as “the button did nothing”. </w:t>
+              <w:t xml:space="preserve">, cached per store) because a wrong handle does not 404 but opens the admin’s Apps list, which reads as “the button did nothing”, and it learns each plan’s handle from the subscription to deep-link to that plan’s approval page. </w:t>
             </w:r>
             <w:r>
               <w:rPr>
                 <w:rFonts w:ascii="Consolas" w:hAnsi="Consolas"/>
                 <w:sz w:val="18"/>
               </w:rPr>
-              <w:t>php artisan taskpe:plans --links</w:t>
-            </w:r>
-            <w:r>
-              <w:rPr>
-                <w:sz w:val="19"/>
-              </w:rPr>
-              <w:t xml:space="preserve"> shows the URL each button will open and whether Shopify has confirmed the handle behind it.</w:t>
+              <w:t>taskpe:plans --links [--verify]</w:t>
+            </w:r>
+            <w:r>
+              <w:rPr>
+                <w:sz w:val="19"/>
+              </w:rPr>
+              <w:t xml:space="preserve"> shows both roads.</w:t>
             </w:r>
           </w:p>
         </w:tc>
@@ -9316,46 +9443,46 @@
               <w:rPr>
                 <w:sz w:val="19"/>
               </w:rPr>
-              <w:t xml:space="preserve">Since the Plan tab shows list prices, whoever edits one has to edit both. Keep </w:t>
+              <w:t xml:space="preserve">In </w:t>
             </w:r>
             <w:r>
               <w:rPr>
                 <w:rFonts w:ascii="Consolas" w:hAnsi="Consolas"/>
                 <w:sz w:val="18"/>
               </w:rPr>
-              <w:t>config/shopify.php → plans</w:t>
-            </w:r>
-            <w:r>
-              <w:rPr>
-                <w:sz w:val="19"/>
-              </w:rPr>
-              <w:t xml:space="preserve"> equal to Dashboard → App pricing and run </w:t>
+              <w:t>api</w:t>
+            </w:r>
+            <w:r>
+              <w:rPr>
+                <w:sz w:val="19"/>
+              </w:rPr>
+              <w:t xml:space="preserve"> mode there is one price table, </w:t>
             </w:r>
             <w:r>
               <w:rPr>
                 <w:rFonts w:ascii="Consolas" w:hAnsi="Consolas"/>
                 <w:sz w:val="18"/>
               </w:rPr>
-              <w:t>php artisan taskpe:plans</w:t>
-            </w:r>
-            <w:r>
-              <w:rPr>
-                <w:sz w:val="19"/>
-              </w:rPr>
-              <w:t xml:space="preserve"> after either change — it exits non-zero while a store is being shown a stale number, and </w:t>
+              <w:t>config/shopify.php → plans</w:t>
+            </w:r>
+            <w:r>
+              <w:rPr>
+                <w:sz w:val="19"/>
+              </w:rPr>
+              <w:t xml:space="preserve">, and it is the amount of the charge, so nothing can drift from a Dashboard row. What does happen is a store that joined before a price change: its subscription keeps the price it was approved at. That is why the current plan’s card prints Shopify’s read-back figure instead of the config one, why </w:t>
             </w:r>
             <w:r>
               <w:rPr>
                 <w:rFonts w:ascii="Consolas" w:hAnsi="Consolas"/>
                 <w:sz w:val="18"/>
               </w:rPr>
-              <w:t>--live</w:t>
-            </w:r>
-            <w:r>
-              <w:rPr>
-                <w:sz w:val="19"/>
-              </w:rPr>
-              <w:t xml:space="preserve"> re-reads every subscription first. The plan card warns on its own when it spots the mismatch; Shopify's amount always wins on the invoice.</w:t>
+              <w:t>php artisan taskpe:plans --live</w:t>
+            </w:r>
+            <w:r>
+              <w:rPr>
+                <w:sz w:val="19"/>
+              </w:rPr>
+              <w:t xml:space="preserve"> shows both per store, and why an edit takes effect at the next approval.</w:t>
             </w:r>
           </w:p>
         </w:tc>
@@ -9623,7 +9750,46 @@
               <w:rPr>
                 <w:sz w:val="19"/>
               </w:rPr>
-              <w:t>The listing must match what Shopify's plan page offers. Dashboard trial is 7 days; Shopify's guidance recommends 14 - set it in the Dashboard if you want the recommendation, and keep the copy honest either way.</w:t>
+              <w:t xml:space="preserve">The listing must match what the app actually asks for. In </w:t>
+            </w:r>
+            <w:r>
+              <w:rPr>
+                <w:rFonts w:ascii="Consolas" w:hAnsi="Consolas"/>
+                <w:sz w:val="18"/>
+              </w:rPr>
+              <w:t>api</w:t>
+            </w:r>
+            <w:r>
+              <w:rPr>
+                <w:sz w:val="19"/>
+              </w:rPr>
+              <w:t xml:space="preserve"> mode the trial comes from </w:t>
+            </w:r>
+            <w:r>
+              <w:rPr>
+                <w:rFonts w:ascii="Consolas" w:hAnsi="Consolas"/>
+                <w:sz w:val="18"/>
+              </w:rPr>
+              <w:t>config/shopify.php → plans.*.trial_days</w:t>
+            </w:r>
+            <w:r>
+              <w:rPr>
+                <w:sz w:val="19"/>
+              </w:rPr>
+              <w:t xml:space="preserve"> (7 days now) and is passed to </w:t>
+            </w:r>
+            <w:r>
+              <w:rPr>
+                <w:rFonts w:ascii="Consolas" w:hAnsi="Consolas"/>
+                <w:sz w:val="18"/>
+              </w:rPr>
+              <w:t>appSubscriptionCreate</w:t>
+            </w:r>
+            <w:r>
+              <w:rPr>
+                <w:sz w:val="19"/>
+              </w:rPr>
+              <w:t>, so there is no Dashboard field that can disagree with it. Shopify’s guidance recommends 14 — change the config, regenerate this document, and the cards, the confirmation page and the listing move together.</w:t>
             </w:r>
           </w:p>
         </w:tc>
@@ -10171,7 +10337,7 @@
               <w:rPr>
                 <w:sz w:val="19"/>
               </w:rPr>
-              <w:t>482</w:t>
+              <w:t>497</w:t>
             </w:r>
           </w:p>
         </w:tc>
@@ -11566,7 +11732,7 @@
         <w:rPr>
           <w:sz w:val="21"/>
         </w:rPr>
-        <w:t xml:space="preserve">Support email, docs URL, demo store URL, emergency developer contact — and </w:t>
+        <w:t xml:space="preserve">Support email, docs URL, demo store URL, emergency developer contact. </w:t>
       </w:r>
       <w:r>
         <w:rPr>
@@ -11592,7 +11758,20 @@
         <w:rPr>
           <w:sz w:val="21"/>
         </w:rPr>
-        <w:t>, without which the Plan tab cannot link to Shopify's plan page (the 1.2.3 row above).</w:t>
+        <w:t xml:space="preserve"> is only needed if the app is priced with Shopify App Pricing instead (the 1.2.3 row above); in </w:t>
+      </w:r>
+      <w:r>
+        <w:rPr>
+          <w:rFonts w:ascii="Consolas" w:hAnsi="Consolas"/>
+          <w:sz w:val="20"/>
+        </w:rPr>
+        <w:t>api</w:t>
+      </w:r>
+      <w:r>
+        <w:rPr>
+          <w:sz w:val="21"/>
+        </w:rPr>
+        <w:t xml:space="preserve"> mode the app creates the charge itself and no hosted plan page is involved.</w:t>
       </w:r>
     </w:p>
     <w:p>
@@ -11724,7 +11903,7 @@
           <w:color w:val="5A636B"/>
           <w:sz w:val="18"/>
         </w:rPr>
-        <w:t>2. APP DETAILS (500 max)   [482 characters]</w:t>
+        <w:t>2. APP DETAILS (500 max)   [497 characters]</w:t>
       </w:r>
     </w:p>
     <w:p>
@@ -11745,7 +11924,7 @@
           <w:color w:val="202428"/>
           <w:sz w:val="19"/>
         </w:rPr>
-        <w:t>TaskPe turns the follow-ups that decide cash-on-delivery revenue into tasks your team closes. One-click templates create the checklist for an order — verify the payment, call the buyer, chase the courier, reconcile the remittance — with assignee, due date and priority. Tasks link to the Shopify order itself. Staff without a Shopify login use the same board on a phone, signing in with a WhatsApp code. Nothing touches the storefront. Billing runs through Shopify in your currency.</w:t>
+        <w:t>TaskPe turns the follow-ups that decide cash-on-delivery revenue into tasks your team closes. One-click templates create the checklist for an order — verify the payment, call the buyer, chase the courier, reconcile the remittance — with assignee, due date and priority. Tasks link to the Shopify order itself. Staff without a Shopify login use the same board on a phone, signing in with a WhatsApp code. Nothing touches the storefront. Billing runs through Shopify, approved on Shopify’s own page.</w:t>
       </w:r>
     </w:p>
     <w:p>
